--- a/RideNDrive_Report_v2.docx
+++ b/RideNDrive_Report_v2.docx
@@ -600,7 +600,7 @@
           <w:sz w:val="22"/>
           <w:szCs w:val="22"/>
         </w:rPr>
-        <w:t xml:space="preserve">Team — the developer covers design, implementation and testing. The loss of peer review is compensated by automation: every push triggers the CI pipeline, which rebuilds the system and executes the entire regression suite (98 automated tests), acting as an always-on integration reviewer.</w:t>
+        <w:t xml:space="preserve">Team — the developer covers design, implementation and testing. The loss of peer review is compensated by automation: every push triggers the CI pipeline, which rebuilds the system and executes the entire regression suite (118 automated tests), acting as an always-on integration reviewer.</w:t>
       </w:r>
     </w:p>
     <w:p>
@@ -660,7 +660,7 @@
           <w:sz w:val="22"/>
           <w:szCs w:val="22"/>
         </w:rPr>
-        <w:t xml:space="preserve">Continuous Integration — a GitHub Actions pipeline builds the system with Maven on JDK 17, runs all 98 JUnit tests on every push and pull request, and publishes the JaCoCo coverage report and the application jar as build artifacts;</w:t>
+        <w:t xml:space="preserve">Continuous Integration — a GitHub Actions pipeline builds the system with Maven on JDK 17, runs all 118 JUnit tests on every push and pull request, and publishes the JaCoCo coverage report and the application jar as build artifacts;</w:t>
       </w:r>
     </w:p>
     <w:p>
@@ -742,7 +742,7 @@
           <w:sz w:val="22"/>
           <w:szCs w:val="22"/>
         </w:rPr>
-        <w:t xml:space="preserve">Eight sprints were executed between 16 March and 5 July 2026: seven two-week cycles and a final one-week cycle (Sprint 8), with a pause between 8 and 14 June for the first report submission and the examination session. Sprint length and load were not uniform — capacity followed reality (course load, exams, supervisor feedback), and Section 9.1 shows the resulting velocity variance, including one sprint that missed its goal. Each sprint is documented in Section 6 with the five-part structure Planning – Implementation – Testing – Review – Retrospective, its user stories (with acceptance criteria and FR references), completed backlog items, and burndown/burnup charts. A Definition of Ready (story has an ID, a user-story sentence, acceptance criteria, an estimate in story points and no unresolved dependency) and a Definition of Done (code merged to main, all tests green in CI, coverage not reduced, documentation updated) were enforced from Sprint 1.</w:t>
+        <w:t xml:space="preserve">Nine sprints were executed between 16 March and 12 July 2026: seven two-week cycles and two one-week cycles (Sprints 8–9), with a pause between 8 and 14 June for the first report submission and the examination session. Sprint length and load were not uniform — capacity followed reality (course load, exams, supervisor feedback), and Section 9.1 shows the resulting velocity variance, including one sprint that missed its goal. Each sprint is documented in Section 6 with the five-part structure Planning – Implementation – Testing – Review – Retrospective, its user stories (with acceptance criteria and FR references), completed backlog items, and burndown/burnup charts. A Definition of Ready (story has an ID, a user-story sentence, acceptance criteria, an estimate in story points and no unresolved dependency) and a Definition of Done (code merged to main, all tests green in CI, coverage not reduced, documentation updated) were enforced from Sprint 1.</w:t>
       </w:r>
     </w:p>
     <w:p>
@@ -4114,6 +4114,354 @@
     </w:p>
     <w:p>
       <w:pPr>
+        <w:pStyle w:val="Heading3"/>
+        <w:spacing w:after="110" w:before="200"/>
+      </w:pPr>
+      <w:r>
+        <w:t xml:space="preserve">FR-15: Driver-Defined Travel Policy Rules</w:t>
+      </w:r>
+    </w:p>
+    <w:p>
+      <w:pPr>
+        <w:spacing w:after="120" w:line="300"/>
+      </w:pPr>
+      <w:r>
+        <w:rPr>
+          <w:b/>
+          <w:bCs/>
+          <w:sz w:val="22"/>
+          <w:szCs w:val="22"/>
+        </w:rPr>
+        <w:t xml:space="preserve">User story. </w:t>
+      </w:r>
+      <w:r>
+        <w:rPr>
+          <w:i/>
+          <w:iCs/>
+          <w:sz w:val="22"/>
+          <w:szCs w:val="22"/>
+        </w:rPr>
+        <w:t xml:space="preserve">As a driver, I want to define my own travel rules — minimum passenger reputation, same-destination-only, no large luggage — so that only candidates matching MY policy can ride with me, and the rest are ranked for me best-first.</w:t>
+      </w:r>
+    </w:p>
+    <w:p>
+      <w:pPr>
+        <w:spacing w:after="120" w:line="300"/>
+      </w:pPr>
+      <w:r>
+        <w:rPr>
+          <w:b/>
+          <w:bCs/>
+          <w:sz w:val="22"/>
+          <w:szCs w:val="22"/>
+        </w:rPr>
+        <w:t xml:space="preserve">Description. </w:t>
+      </w:r>
+      <w:r>
+        <w:rPr>
+          <w:sz w:val="22"/>
+          <w:szCs w:val="22"/>
+        </w:rPr>
+        <w:t xml:space="preserve">A per-driver rule set (Specification pattern) interpreted by a policy engine at every matching point: candidates violating any enabled rule are vetoed (veto dominates — documented conflict resolution) with an auditable violation list; admitted candidates are ranked by a transparent weighted score (reputation ×10, incentive-tier bonus, destination affinity, luggage bonus) so reputation buys visible priority — the incentive mechanism. This is rule/policy customizability owned by the driver, not parameter tuning — specified algorithmically in Figure 36.</w:t>
+      </w:r>
+    </w:p>
+    <w:p>
+      <w:pPr>
+        <w:spacing w:after="40" w:line="300"/>
+      </w:pPr>
+      <w:r>
+        <w:rPr>
+          <w:b/>
+          <w:bCs/>
+          <w:i w:val="false"/>
+          <w:iCs w:val="false"/>
+          <w:sz w:val="22"/>
+          <w:szCs w:val="22"/>
+        </w:rPr>
+        <w:t xml:space="preserve">Acceptance criteria:</w:t>
+      </w:r>
+    </w:p>
+    <w:p>
+      <w:pPr>
+        <w:pStyle w:val="ListParagraph"/>
+        <w:numPr>
+          <w:ilvl w:val="1"/>
+          <w:numId w:val="2"/>
+        </w:numPr>
+        <w:spacing w:after="60" w:line="280"/>
+      </w:pPr>
+      <w:r>
+        <w:rPr>
+          <w:sz w:val="21"/>
+          <w:szCs w:val="21"/>
+        </w:rPr>
+        <w:t xml:space="preserve">A booking violating any enabled rule is refused with HTTP 403 and the exact violations.</w:t>
+      </w:r>
+    </w:p>
+    <w:p>
+      <w:pPr>
+        <w:pStyle w:val="ListParagraph"/>
+        <w:numPr>
+          <w:ilvl w:val="1"/>
+          <w:numId w:val="2"/>
+        </w:numPr>
+        <w:spacing w:after="60" w:line="280"/>
+      </w:pPr>
+      <w:r>
+        <w:rPr>
+          <w:sz w:val="21"/>
+          <w:szCs w:val="21"/>
+        </w:rPr>
+        <w:t xml:space="preserve">Search results never show a passenger trips whose driver's rules would reject them.</w:t>
+      </w:r>
+    </w:p>
+    <w:p>
+      <w:pPr>
+        <w:pStyle w:val="ListParagraph"/>
+        <w:numPr>
+          <w:ilvl w:val="1"/>
+          <w:numId w:val="2"/>
+        </w:numPr>
+        <w:spacing w:after="60" w:line="280"/>
+      </w:pPr>
+      <w:r>
+        <w:rPr>
+          <w:sz w:val="21"/>
+          <w:szCs w:val="21"/>
+        </w:rPr>
+        <w:t xml:space="preserve">The Find Passengers view ranks open candidates best-first with a score breakdown.</w:t>
+      </w:r>
+    </w:p>
+    <w:p>
+      <w:pPr>
+        <w:pStyle w:val="ListParagraph"/>
+        <w:numPr>
+          <w:ilvl w:val="1"/>
+          <w:numId w:val="2"/>
+        </w:numPr>
+        <w:spacing w:after="60" w:line="280"/>
+      </w:pPr>
+      <w:r>
+        <w:rPr>
+          <w:sz w:val="21"/>
+          <w:szCs w:val="21"/>
+        </w:rPr>
+        <w:t xml:space="preserve">Rules are composable, per-driver, persistent, and editable from the Profile view.</w:t>
+      </w:r>
+    </w:p>
+    <w:p>
+      <w:pPr>
+        <w:spacing w:after="200" w:line="300"/>
+      </w:pPr>
+      <w:r>
+        <w:rPr>
+          <w:b/>
+          <w:bCs/>
+          <w:sz w:val="22"/>
+          <w:szCs w:val="22"/>
+        </w:rPr>
+        <w:t xml:space="preserve">Priority (MoSCoW): </w:t>
+      </w:r>
+      <w:r>
+        <w:rPr>
+          <w:sz w:val="22"/>
+          <w:szCs w:val="22"/>
+        </w:rPr>
+        <w:t xml:space="preserve">Must have (added after supervisor feedback on customizability)</w:t>
+      </w:r>
+      <w:r>
+        <w:rPr>
+          <w:b/>
+          <w:bCs/>
+          <w:sz w:val="22"/>
+          <w:szCs w:val="22"/>
+        </w:rPr>
+        <w:t xml:space="preserve">   |   Implemented in: </w:t>
+      </w:r>
+      <w:r>
+        <w:rPr>
+          <w:sz w:val="22"/>
+          <w:szCs w:val="22"/>
+        </w:rPr>
+        <w:t xml:space="preserve">Sprint 9</w:t>
+      </w:r>
+    </w:p>
+    <w:p>
+      <w:pPr>
+        <w:pStyle w:val="Heading3"/>
+        <w:spacing w:after="110" w:before="200"/>
+      </w:pPr>
+      <w:r>
+        <w:t xml:space="preserve">FR-16: Driver-Composed Pricing Policy</w:t>
+      </w:r>
+    </w:p>
+    <w:p>
+      <w:pPr>
+        <w:spacing w:after="120" w:line="300"/>
+      </w:pPr>
+      <w:r>
+        <w:rPr>
+          <w:b/>
+          <w:bCs/>
+          <w:sz w:val="22"/>
+          <w:szCs w:val="22"/>
+        </w:rPr>
+        <w:t xml:space="preserve">User story. </w:t>
+      </w:r>
+      <w:r>
+        <w:rPr>
+          <w:i/>
+          <w:iCs/>
+          <w:sz w:val="22"/>
+          <w:szCs w:val="22"/>
+        </w:rPr>
+        <w:t xml:space="preserve">As a driver, I want to assemble my own pricing rules — my base rate, my surcharges, my loyalty discount — so that fares follow MY policy instead of a platform formula.</w:t>
+      </w:r>
+    </w:p>
+    <w:p>
+      <w:pPr>
+        <w:spacing w:after="120" w:line="300"/>
+      </w:pPr>
+      <w:r>
+        <w:rPr>
+          <w:b/>
+          <w:bCs/>
+          <w:sz w:val="22"/>
+          <w:szCs w:val="22"/>
+        </w:rPr>
+        <w:t xml:space="preserve">Description. </w:t>
+      </w:r>
+      <w:r>
+        <w:rPr>
+          <w:sz w:val="22"/>
+          <w:szCs w:val="22"/>
+        </w:rPr>
+        <w:t xml:space="preserve">Each driver composes an ordered rule set (own €/km base rate, rush-hour %, late-night fee, same-destination %, and a loyalty % discount for GOLD/PREMIUM riders — reputation feeding price, closing the incentive loop). The PricingEngine interprets the driver's rule set inside the existing Chain of Responsibility flow, writing every applied rule to the audit trail as DriverRule:TYPE(value); drivers without rules fall back to the platform default chain.</w:t>
+      </w:r>
+    </w:p>
+    <w:p>
+      <w:pPr>
+        <w:spacing w:after="40" w:line="300"/>
+      </w:pPr>
+      <w:r>
+        <w:rPr>
+          <w:b/>
+          <w:bCs/>
+          <w:i w:val="false"/>
+          <w:iCs w:val="false"/>
+          <w:sz w:val="22"/>
+          <w:szCs w:val="22"/>
+        </w:rPr>
+        <w:t xml:space="preserve">Acceptance criteria:</w:t>
+      </w:r>
+    </w:p>
+    <w:p>
+      <w:pPr>
+        <w:pStyle w:val="ListParagraph"/>
+        <w:numPr>
+          <w:ilvl w:val="1"/>
+          <w:numId w:val="2"/>
+        </w:numPr>
+        <w:spacing w:after="60" w:line="280"/>
+      </w:pPr>
+      <w:r>
+        <w:rPr>
+          <w:sz w:val="21"/>
+          <w:szCs w:val="21"/>
+        </w:rPr>
+        <w:t xml:space="preserve">A driver-defined base rate replaces the default €0.50/km in her fares.</w:t>
+      </w:r>
+    </w:p>
+    <w:p>
+      <w:pPr>
+        <w:pStyle w:val="ListParagraph"/>
+        <w:numPr>
+          <w:ilvl w:val="1"/>
+          <w:numId w:val="2"/>
+        </w:numPr>
+        <w:spacing w:after="60" w:line="280"/>
+      </w:pPr>
+      <w:r>
+        <w:rPr>
+          <w:sz w:val="21"/>
+          <w:szCs w:val="21"/>
+        </w:rPr>
+        <w:t xml:space="preserve">A GOLD-tier passenger sees the driver's loyalty discount in the fare audit trail.</w:t>
+      </w:r>
+    </w:p>
+    <w:p>
+      <w:pPr>
+        <w:pStyle w:val="ListParagraph"/>
+        <w:numPr>
+          <w:ilvl w:val="1"/>
+          <w:numId w:val="2"/>
+        </w:numPr>
+        <w:spacing w:after="60" w:line="280"/>
+      </w:pPr>
+      <w:r>
+        <w:rPr>
+          <w:sz w:val="21"/>
+          <w:szCs w:val="21"/>
+        </w:rPr>
+        <w:t xml:space="preserve">Drivers without pricing rules are priced by the default chain (documented fallback).</w:t>
+      </w:r>
+    </w:p>
+    <w:p>
+      <w:pPr>
+        <w:pStyle w:val="ListParagraph"/>
+        <w:numPr>
+          <w:ilvl w:val="1"/>
+          <w:numId w:val="2"/>
+        </w:numPr>
+        <w:spacing w:after="60" w:line="280"/>
+      </w:pPr>
+      <w:r>
+        <w:rPr>
+          <w:sz w:val="21"/>
+          <w:szCs w:val="21"/>
+        </w:rPr>
+        <w:t xml:space="preserve">Every applied driver rule is visible in the pricing audit list.</w:t>
+      </w:r>
+    </w:p>
+    <w:p>
+      <w:pPr>
+        <w:spacing w:after="200" w:line="300"/>
+      </w:pPr>
+      <w:r>
+        <w:rPr>
+          <w:b/>
+          <w:bCs/>
+          <w:sz w:val="22"/>
+          <w:szCs w:val="22"/>
+        </w:rPr>
+        <w:t xml:space="preserve">Priority (MoSCoW): </w:t>
+      </w:r>
+      <w:r>
+        <w:rPr>
+          <w:sz w:val="22"/>
+          <w:szCs w:val="22"/>
+        </w:rPr>
+        <w:t xml:space="preserve">Must have (added after supervisor feedback on customizability)</w:t>
+      </w:r>
+      <w:r>
+        <w:rPr>
+          <w:b/>
+          <w:bCs/>
+          <w:sz w:val="22"/>
+          <w:szCs w:val="22"/>
+        </w:rPr>
+        <w:t xml:space="preserve">   |   Implemented in: </w:t>
+      </w:r>
+      <w:r>
+        <w:rPr>
+          <w:sz w:val="22"/>
+          <w:szCs w:val="22"/>
+        </w:rPr>
+        <w:t xml:space="preserve">Sprint 9</w:t>
+      </w:r>
+    </w:p>
+    <w:p>
+      <w:pPr>
         <w:pStyle w:val="Heading2"/>
         <w:spacing w:after="130" w:before="260"/>
       </w:pPr>
@@ -4991,6 +5339,613 @@
       </w:r>
     </w:p>
     <w:p>
+      <w:pPr>
+        <w:pStyle w:val="Heading2"/>
+        <w:spacing w:after="130" w:before="260"/>
+      </w:pPr>
+      <w:r>
+        <w:t xml:space="preserve">4.4 Functionality categorization and self-assessment</w:t>
+      </w:r>
+    </w:p>
+    <w:p>
+      <w:pPr>
+        <w:spacing w:after="120" w:line="300"/>
+      </w:pPr>
+      <w:r>
+        <w:rPr>
+          <w:b w:val="false"/>
+          <w:bCs w:val="false"/>
+          <w:i w:val="false"/>
+          <w:iCs w:val="false"/>
+          <w:sz w:val="22"/>
+          <w:szCs w:val="22"/>
+        </w:rPr>
+        <w:t xml:space="preserve">Per the project rules, every functionality must be categorized as data/repository-oriented (CRUD), third-party service, or ALGORITHMICALLY complex (application logic mostly implemented by the author, possibly orchestrating third-party services within an elaborated workflow), and the proposal must be balanced across the three categories. The table below is the self-assessment of the delivered system against exactly that rubric; the motivation column argues the categorization of every complex feature.</w:t>
+      </w:r>
+    </w:p>
+    <w:tbl>
+      <w:tblPr>
+        <w:tblW w:type="dxa" w:w="9360"/>
+        <w:tblBorders>
+          <w:top w:val="single" w:color="auto" w:sz="4"/>
+          <w:left w:val="single" w:color="auto" w:sz="4"/>
+          <w:bottom w:val="single" w:color="auto" w:sz="4"/>
+          <w:right w:val="single" w:color="auto" w:sz="4"/>
+          <w:insideH w:val="single" w:color="auto" w:sz="4"/>
+          <w:insideV w:val="single" w:color="auto" w:sz="4"/>
+        </w:tblBorders>
+      </w:tblPr>
+      <w:tblGrid>
+        <w:gridCol w:w="1500"/>
+        <w:gridCol w:w="3700"/>
+        <w:gridCol w:w="4160"/>
+      </w:tblGrid>
+      <w:tr>
+        <w:trPr>
+          <w:tblHeader/>
+        </w:trPr>
+        <w:tc>
+          <w:tcPr>
+            <w:tcW w:type="dxa" w:w="1500"/>
+            <w:shd w:fill="1e3a8a" w:val="clear"/>
+            <w:tcMar>
+              <w:top w:type="dxa" w:w="60"/>
+              <w:left w:type="dxa" w:w="100"/>
+              <w:bottom w:type="dxa" w:w="60"/>
+              <w:right w:type="dxa" w:w="100"/>
+            </w:tcMar>
+          </w:tcPr>
+          <w:p>
+            <w:pPr>
+              <w:spacing w:after="20" w:line="250"/>
+            </w:pPr>
+            <w:r>
+              <w:rPr>
+                <w:b/>
+                <w:bCs/>
+                <w:color w:val="FFFFFF"/>
+                <w:sz w:val="19"/>
+                <w:szCs w:val="19"/>
+              </w:rPr>
+              <w:t xml:space="preserve">Category</w:t>
+            </w:r>
+          </w:p>
+        </w:tc>
+        <w:tc>
+          <w:tcPr>
+            <w:tcW w:type="dxa" w:w="3700"/>
+            <w:shd w:fill="1e3a8a" w:val="clear"/>
+            <w:tcMar>
+              <w:top w:type="dxa" w:w="60"/>
+              <w:left w:type="dxa" w:w="100"/>
+              <w:bottom w:type="dxa" w:w="60"/>
+              <w:right w:type="dxa" w:w="100"/>
+            </w:tcMar>
+          </w:tcPr>
+          <w:p>
+            <w:pPr>
+              <w:spacing w:after="20" w:line="250"/>
+            </w:pPr>
+            <w:r>
+              <w:rPr>
+                <w:b/>
+                <w:bCs/>
+                <w:color w:val="FFFFFF"/>
+                <w:sz w:val="19"/>
+                <w:szCs w:val="19"/>
+              </w:rPr>
+              <w:t xml:space="preserve">Functionality</w:t>
+            </w:r>
+          </w:p>
+        </w:tc>
+        <w:tc>
+          <w:tcPr>
+            <w:tcW w:type="dxa" w:w="4160"/>
+            <w:shd w:fill="1e3a8a" w:val="clear"/>
+            <w:tcMar>
+              <w:top w:type="dxa" w:w="60"/>
+              <w:left w:type="dxa" w:w="100"/>
+              <w:bottom w:type="dxa" w:w="60"/>
+              <w:right w:type="dxa" w:w="100"/>
+            </w:tcMar>
+          </w:tcPr>
+          <w:p>
+            <w:pPr>
+              <w:spacing w:after="20" w:line="250"/>
+            </w:pPr>
+            <w:r>
+              <w:rPr>
+                <w:b/>
+                <w:bCs/>
+                <w:color w:val="FFFFFF"/>
+                <w:sz w:val="19"/>
+                <w:szCs w:val="19"/>
+              </w:rPr>
+              <w:t xml:space="preserve">Motivation</w:t>
+            </w:r>
+          </w:p>
+        </w:tc>
+      </w:tr>
+      <w:tr>
+        <w:tc>
+          <w:tcPr>
+            <w:tcW w:type="dxa" w:w="1500"/>
+            <w:tcMar>
+              <w:top w:type="dxa" w:w="60"/>
+              <w:left w:type="dxa" w:w="100"/>
+              <w:bottom w:type="dxa" w:w="60"/>
+              <w:right w:type="dxa" w:w="100"/>
+            </w:tcMar>
+          </w:tcPr>
+          <w:p>
+            <w:pPr>
+              <w:spacing w:after="20" w:line="250"/>
+            </w:pPr>
+            <w:r>
+              <w:rPr>
+                <w:b w:val="false"/>
+                <w:bCs w:val="false"/>
+                <w:sz w:val="19"/>
+                <w:szCs w:val="19"/>
+              </w:rPr>
+              <w:t xml:space="preserve">CRUD / DB-oriented</w:t>
+            </w:r>
+          </w:p>
+        </w:tc>
+        <w:tc>
+          <w:tcPr>
+            <w:tcW w:type="dxa" w:w="3700"/>
+            <w:tcMar>
+              <w:top w:type="dxa" w:w="60"/>
+              <w:left w:type="dxa" w:w="100"/>
+              <w:bottom w:type="dxa" w:w="60"/>
+              <w:right w:type="dxa" w:w="100"/>
+            </w:tcMar>
+          </w:tcPr>
+          <w:p>
+            <w:pPr>
+              <w:spacing w:after="20" w:line="250"/>
+            </w:pPr>
+            <w:r>
+              <w:rPr>
+                <w:b w:val="false"/>
+                <w:bCs w:val="false"/>
+                <w:sz w:val="19"/>
+                <w:szCs w:val="19"/>
+              </w:rPr>
+              <w:t xml:space="preserve">User, vehicle, trip-offer, ride-request, rating, notification and policy-rule management (FR-1–FR-6, FR-10, FR-13 persistence)</w:t>
+            </w:r>
+          </w:p>
+        </w:tc>
+        <w:tc>
+          <w:tcPr>
+            <w:tcW w:type="dxa" w:w="4160"/>
+            <w:tcMar>
+              <w:top w:type="dxa" w:w="60"/>
+              <w:left w:type="dxa" w:w="100"/>
+              <w:bottom w:type="dxa" w:w="60"/>
+              <w:right w:type="dxa" w:w="100"/>
+            </w:tcMar>
+          </w:tcPr>
+          <w:p>
+            <w:pPr>
+              <w:spacing w:after="20" w:line="250"/>
+            </w:pPr>
+            <w:r>
+              <w:rPr>
+                <w:b w:val="false"/>
+                <w:bCs w:val="false"/>
+                <w:sz w:val="19"/>
+                <w:szCs w:val="19"/>
+              </w:rPr>
+              <w:t xml:space="preserve">Standard repository-backed create/read/update/delete over 8 entities with validation and cascading deletion — no elaborate logic beyond data integrity.</w:t>
+            </w:r>
+          </w:p>
+        </w:tc>
+      </w:tr>
+      <w:tr>
+        <w:tc>
+          <w:tcPr>
+            <w:tcW w:type="dxa" w:w="1500"/>
+            <w:tcMar>
+              <w:top w:type="dxa" w:w="60"/>
+              <w:left w:type="dxa" w:w="100"/>
+              <w:bottom w:type="dxa" w:w="60"/>
+              <w:right w:type="dxa" w:w="100"/>
+            </w:tcMar>
+          </w:tcPr>
+          <w:p>
+            <w:pPr>
+              <w:spacing w:after="20" w:line="250"/>
+            </w:pPr>
+            <w:r>
+              <w:rPr>
+                <w:b w:val="false"/>
+                <w:bCs w:val="false"/>
+                <w:sz w:val="19"/>
+                <w:szCs w:val="19"/>
+              </w:rPr>
+              <w:t xml:space="preserve">Third-party services</w:t>
+            </w:r>
+          </w:p>
+        </w:tc>
+        <w:tc>
+          <w:tcPr>
+            <w:tcW w:type="dxa" w:w="3700"/>
+            <w:tcMar>
+              <w:top w:type="dxa" w:w="60"/>
+              <w:left w:type="dxa" w:w="100"/>
+              <w:bottom w:type="dxa" w:w="60"/>
+              <w:right w:type="dxa" w:w="100"/>
+            </w:tcMar>
+          </w:tcPr>
+          <w:p>
+            <w:pPr>
+              <w:spacing w:after="20" w:line="250"/>
+            </w:pPr>
+            <w:r>
+              <w:rPr>
+                <w:b w:val="false"/>
+                <w:bCs w:val="false"/>
+                <w:sz w:val="19"/>
+                <w:szCs w:val="19"/>
+              </w:rPr>
+              <w:t xml:space="preserve">Google Maps Distance Matrix (travel times/distances), simulated Stripe identity &amp; payment, BCrypt hashing, GitHub Actions, Docker</w:t>
+            </w:r>
+          </w:p>
+        </w:tc>
+        <w:tc>
+          <w:tcPr>
+            <w:tcW w:type="dxa" w:w="4160"/>
+            <w:tcMar>
+              <w:top w:type="dxa" w:w="60"/>
+              <w:left w:type="dxa" w:w="100"/>
+              <w:bottom w:type="dxa" w:w="60"/>
+              <w:right w:type="dxa" w:w="100"/>
+            </w:tcMar>
+          </w:tcPr>
+          <w:p>
+            <w:pPr>
+              <w:spacing w:after="20" w:line="250"/>
+            </w:pPr>
+            <w:r>
+              <w:rPr>
+                <w:b w:val="false"/>
+                <w:bCs w:val="false"/>
+                <w:sz w:val="19"/>
+                <w:szCs w:val="19"/>
+              </w:rPr>
+              <w:t xml:space="preserve">External capabilities consumed through interfaces (MappingService, PaymentService) with graceful fallbacks; they supply raw data or infrastructure, never the decision logic.</w:t>
+            </w:r>
+          </w:p>
+        </w:tc>
+      </w:tr>
+      <w:tr>
+        <w:tc>
+          <w:tcPr>
+            <w:tcW w:type="dxa" w:w="1500"/>
+            <w:tcMar>
+              <w:top w:type="dxa" w:w="60"/>
+              <w:left w:type="dxa" w:w="100"/>
+              <w:bottom w:type="dxa" w:w="60"/>
+              <w:right w:type="dxa" w:w="100"/>
+            </w:tcMar>
+          </w:tcPr>
+          <w:p>
+            <w:pPr>
+              <w:spacing w:after="20" w:line="250"/>
+            </w:pPr>
+            <w:r>
+              <w:rPr>
+                <w:b w:val="false"/>
+                <w:bCs w:val="false"/>
+                <w:sz w:val="19"/>
+                <w:szCs w:val="19"/>
+              </w:rPr>
+              <w:t xml:space="preserve">Algorithmically complex</w:t>
+            </w:r>
+          </w:p>
+        </w:tc>
+        <w:tc>
+          <w:tcPr>
+            <w:tcW w:type="dxa" w:w="3700"/>
+            <w:tcMar>
+              <w:top w:type="dxa" w:w="60"/>
+              <w:left w:type="dxa" w:w="100"/>
+              <w:bottom w:type="dxa" w:w="60"/>
+              <w:right w:type="dxa" w:w="100"/>
+            </w:tcMar>
+          </w:tcPr>
+          <w:p>
+            <w:pPr>
+              <w:spacing w:after="20" w:line="250"/>
+            </w:pPr>
+            <w:r>
+              <w:rPr>
+                <w:b w:val="false"/>
+                <w:bCs w:val="false"/>
+                <w:sz w:val="19"/>
+                <w:szCs w:val="19"/>
+              </w:rPr>
+              <w:t xml:space="preserve">FR-7 constrained DFS stop sequencing: exhaustive pickup/drop-off interleaving search with five pruning constraints, optimizing served-requests-then-time (Fig. 9)</w:t>
+            </w:r>
+          </w:p>
+        </w:tc>
+        <w:tc>
+          <w:tcPr>
+            <w:tcW w:type="dxa" w:w="4160"/>
+            <w:tcMar>
+              <w:top w:type="dxa" w:w="60"/>
+              <w:left w:type="dxa" w:w="100"/>
+              <w:bottom w:type="dxa" w:w="60"/>
+              <w:right w:type="dxa" w:w="100"/>
+            </w:tcMar>
+          </w:tcPr>
+          <w:p>
+            <w:pPr>
+              <w:spacing w:after="20" w:line="250"/>
+            </w:pPr>
+            <w:r>
+              <w:rPr>
+                <w:b w:val="false"/>
+                <w:bCs w:val="false"/>
+                <w:sz w:val="19"/>
+                <w:szCs w:val="19"/>
+              </w:rPr>
+              <w:t xml:space="preserve">The entire search, constraint model and optimization objective are original application logic; Maps supplies only raw leg times — exactly the 'complex elaborated logic on top of a 3rd-party service' the rules describe.</w:t>
+            </w:r>
+          </w:p>
+        </w:tc>
+      </w:tr>
+      <w:tr>
+        <w:tc>
+          <w:tcPr>
+            <w:tcW w:type="dxa" w:w="1500"/>
+            <w:tcMar>
+              <w:top w:type="dxa" w:w="60"/>
+              <w:left w:type="dxa" w:w="100"/>
+              <w:bottom w:type="dxa" w:w="60"/>
+              <w:right w:type="dxa" w:w="100"/>
+            </w:tcMar>
+          </w:tcPr>
+          <w:p>
+            <w:pPr>
+              <w:spacing w:after="20" w:line="250"/>
+            </w:pPr>
+            <w:r>
+              <w:rPr>
+                <w:b w:val="false"/>
+                <w:bCs w:val="false"/>
+                <w:sz w:val="19"/>
+                <w:szCs w:val="19"/>
+              </w:rPr>
+              <w:t xml:space="preserve">Algorithmically complex</w:t>
+            </w:r>
+          </w:p>
+        </w:tc>
+        <w:tc>
+          <w:tcPr>
+            <w:tcW w:type="dxa" w:w="3700"/>
+            <w:tcMar>
+              <w:top w:type="dxa" w:w="60"/>
+              <w:left w:type="dxa" w:w="100"/>
+              <w:bottom w:type="dxa" w:w="60"/>
+              <w:right w:type="dxa" w:w="100"/>
+            </w:tcMar>
+          </w:tcPr>
+          <w:p>
+            <w:pPr>
+              <w:spacing w:after="20" w:line="250"/>
+            </w:pPr>
+            <w:r>
+              <w:rPr>
+                <w:b w:val="false"/>
+                <w:bCs w:val="false"/>
+                <w:sz w:val="19"/>
+                <w:szCs w:val="19"/>
+              </w:rPr>
+              <w:t xml:space="preserve">FR-15 driver-defined travel policy engine: rule interpretation, veto-dominant conflict resolution, and weighted candidate ranking (Fig. 36)</w:t>
+            </w:r>
+          </w:p>
+        </w:tc>
+        <w:tc>
+          <w:tcPr>
+            <w:tcW w:type="dxa" w:w="4160"/>
+            <w:tcMar>
+              <w:top w:type="dxa" w:w="60"/>
+              <w:left w:type="dxa" w:w="100"/>
+              <w:bottom w:type="dxa" w:w="60"/>
+              <w:right w:type="dxa" w:w="100"/>
+            </w:tcMar>
+          </w:tcPr>
+          <w:p>
+            <w:pPr>
+              <w:spacing w:after="20" w:line="250"/>
+            </w:pPr>
+            <w:r>
+              <w:rPr>
+                <w:b w:val="false"/>
+                <w:bCs w:val="false"/>
+                <w:sz w:val="19"/>
+                <w:szCs w:val="19"/>
+              </w:rPr>
+              <w:t xml:space="preserve">Rule/policy customizability as requested in the proposal review: the OWNER authors the policy; the system provides generic interpretation, conflict-resolution and ranking semantics — a workflow, not a formula.</w:t>
+            </w:r>
+          </w:p>
+        </w:tc>
+      </w:tr>
+      <w:tr>
+        <w:tc>
+          <w:tcPr>
+            <w:tcW w:type="dxa" w:w="1500"/>
+            <w:tcMar>
+              <w:top w:type="dxa" w:w="60"/>
+              <w:left w:type="dxa" w:w="100"/>
+              <w:bottom w:type="dxa" w:w="60"/>
+              <w:right w:type="dxa" w:w="100"/>
+            </w:tcMar>
+          </w:tcPr>
+          <w:p>
+            <w:pPr>
+              <w:spacing w:after="20" w:line="250"/>
+            </w:pPr>
+            <w:r>
+              <w:rPr>
+                <w:b w:val="false"/>
+                <w:bCs w:val="false"/>
+                <w:sz w:val="19"/>
+                <w:szCs w:val="19"/>
+              </w:rPr>
+              <w:t xml:space="preserve">Algorithmically complex</w:t>
+            </w:r>
+          </w:p>
+        </w:tc>
+        <w:tc>
+          <w:tcPr>
+            <w:tcW w:type="dxa" w:w="3700"/>
+            <w:tcMar>
+              <w:top w:type="dxa" w:w="60"/>
+              <w:left w:type="dxa" w:w="100"/>
+              <w:bottom w:type="dxa" w:w="60"/>
+              <w:right w:type="dxa" w:w="100"/>
+            </w:tcMar>
+          </w:tcPr>
+          <w:p>
+            <w:pPr>
+              <w:spacing w:after="20" w:line="250"/>
+            </w:pPr>
+            <w:r>
+              <w:rPr>
+                <w:b w:val="false"/>
+                <w:bCs w:val="false"/>
+                <w:sz w:val="19"/>
+                <w:szCs w:val="19"/>
+              </w:rPr>
+              <w:t xml:space="preserve">FR-16 driver-composed pricing + FR-9 policy chain: per-driver rule-set interpretation inside a Chain of Responsibility with full audit trail</w:t>
+            </w:r>
+          </w:p>
+        </w:tc>
+        <w:tc>
+          <w:tcPr>
+            <w:tcW w:type="dxa" w:w="4160"/>
+            <w:tcMar>
+              <w:top w:type="dxa" w:w="60"/>
+              <w:left w:type="dxa" w:w="100"/>
+              <w:bottom w:type="dxa" w:w="60"/>
+              <w:right w:type="dxa" w:w="100"/>
+            </w:tcMar>
+          </w:tcPr>
+          <w:p>
+            <w:pPr>
+              <w:spacing w:after="20" w:line="250"/>
+            </w:pPr>
+            <w:r>
+              <w:rPr>
+                <w:b w:val="false"/>
+                <w:bCs w:val="false"/>
+                <w:sz w:val="19"/>
+                <w:szCs w:val="19"/>
+              </w:rPr>
+              <w:t xml:space="preserve">Pricing is not a parametric formula but an owner-composed ordered rule pipeline with conditional applicability and auditability; the loyalty rule couples it to the reputation system.</w:t>
+            </w:r>
+          </w:p>
+        </w:tc>
+      </w:tr>
+      <w:tr>
+        <w:tc>
+          <w:tcPr>
+            <w:tcW w:type="dxa" w:w="1500"/>
+            <w:tcMar>
+              <w:top w:type="dxa" w:w="60"/>
+              <w:left w:type="dxa" w:w="100"/>
+              <w:bottom w:type="dxa" w:w="60"/>
+              <w:right w:type="dxa" w:w="100"/>
+            </w:tcMar>
+          </w:tcPr>
+          <w:p>
+            <w:pPr>
+              <w:spacing w:after="20" w:line="250"/>
+            </w:pPr>
+            <w:r>
+              <w:rPr>
+                <w:b w:val="false"/>
+                <w:bCs w:val="false"/>
+                <w:sz w:val="19"/>
+                <w:szCs w:val="19"/>
+              </w:rPr>
+              <w:t xml:space="preserve">Algorithmically complex</w:t>
+            </w:r>
+          </w:p>
+        </w:tc>
+        <w:tc>
+          <w:tcPr>
+            <w:tcW w:type="dxa" w:w="3700"/>
+            <w:tcMar>
+              <w:top w:type="dxa" w:w="60"/>
+              <w:left w:type="dxa" w:w="100"/>
+              <w:bottom w:type="dxa" w:w="60"/>
+              <w:right w:type="dxa" w:w="100"/>
+            </w:tcMar>
+          </w:tcPr>
+          <w:p>
+            <w:pPr>
+              <w:spacing w:after="20" w:line="250"/>
+            </w:pPr>
+            <w:r>
+              <w:rPr>
+                <w:b w:val="false"/>
+                <w:bCs w:val="false"/>
+                <w:sz w:val="19"/>
+                <w:szCs w:val="19"/>
+              </w:rPr>
+              <w:t xml:space="preserve">FR-11/FR-12 reputation workflow + booking state machine: event-driven 5-step recalculation with time decay, tier mapping, priority effects, and a formally guarded FSM (Figs. 16, 28)</w:t>
+            </w:r>
+          </w:p>
+        </w:tc>
+        <w:tc>
+          <w:tcPr>
+            <w:tcW w:type="dxa" w:w="4160"/>
+            <w:tcMar>
+              <w:top w:type="dxa" w:w="60"/>
+              <w:left w:type="dxa" w:w="100"/>
+              <w:bottom w:type="dxa" w:w="60"/>
+              <w:right w:type="dxa" w:w="100"/>
+            </w:tcMar>
+          </w:tcPr>
+          <w:p>
+            <w:pPr>
+              <w:spacing w:after="20" w:line="250"/>
+            </w:pPr>
+            <w:r>
+              <w:rPr>
+                <w:b w:val="false"/>
+                <w:bCs w:val="false"/>
+                <w:sz w:val="19"/>
+                <w:szCs w:val="19"/>
+              </w:rPr>
+              <w:t xml:space="preserve">A multi-step event-driven workflow whose outputs feed matching priority (FR-15) and pricing (FR-16) — the reputation + incentive mechanism suggested by the supervisor, spanning multiple subsystems.</w:t>
+            </w:r>
+          </w:p>
+        </w:tc>
+      </w:tr>
+    </w:tbl>
+    <w:p>
+      <w:pPr>
+        <w:spacing w:after="120" w:line="300"/>
+      </w:pPr>
+      <w:r>
+        <w:rPr>
+          <w:b w:val="false"/>
+          <w:bCs w:val="false"/>
+          <w:i w:val="false"/>
+          <w:iCs w:val="false"/>
+          <w:sz w:val="22"/>
+          <w:szCs w:val="22"/>
+        </w:rPr>
+        <w:t xml:space="preserve">Self-assessment: the three categories are balanced — eight entities of CRUD substance, five third-party integrations behind interfaces, and four algorithmically complex subsystems whose logic (search, rule interpretation, ranking, workflow) is entirely original and interconnected: reputation feeds ranking and pricing; policies gate matching; the state machine gates rating eligibility.</w:t>
+      </w:r>
+    </w:p>
+    <w:p>
       <w:r>
         <w:br w:type="page"/>
       </w:r>
@@ -5017,7 +5972,7 @@
           <w:sz w:val="22"/>
           <w:szCs w:val="22"/>
         </w:rPr>
-        <w:t xml:space="preserve">The Product Backlog is the single prioritized list of everything the product needs. Items are ordered by business value and risk, estimated in story points (SP, modified-Fibonacci), prioritized with the MoSCoW notation, and each traces to the requirement(s) it realizes. The backlog was revised continuously: supervisor feedback in June 2026 added PB-13–PB-15 and the subsequent UI critique produced PB-16–PB-17 — exactly the constant revision the Scrum Product Backlog is meant to absorb. PB-8 shows a carry-over: it was planned in Sprint 4 and finished in Sprint 5.</w:t>
+        <w:t xml:space="preserve">The Product Backlog is the single prioritized list of everything the product needs. Items are ordered by business value and risk, estimated in story points (SP, modified-Fibonacci), prioritized with the MoSCoW notation, and each traces to the requirement(s) it realizes. The backlog was revised continuously: supervisor feedback in June 2026 added PB-13–PB-15, the subsequent UI critique produced PB-16–PB-17, and the review of the original proposal discussion (customizability remarks) produced PB-18–PB-20 — exactly the constant revision the Scrum Product Backlog is meant to absorb. PB-8 shows a carry-over: it was planned in Sprint 4 and finished in Sprint 5.</w:t>
       </w:r>
     </w:p>
     <w:tbl>
@@ -7838,6 +8793,462 @@
                 <w:sz w:val="19"/>
                 <w:szCs w:val="19"/>
               </w:rPr>
+              <w:t xml:space="preserve">Driver-defined travel policy rule engine: rule CRUD, veto evaluation in search/booking, candidate ranking with score breakdown</w:t>
+            </w:r>
+          </w:p>
+        </w:tc>
+        <w:tc>
+          <w:tcPr>
+            <w:tcW w:type="dxa" w:w="1500"/>
+            <w:tcMar>
+              <w:top w:type="dxa" w:w="60"/>
+              <w:left w:type="dxa" w:w="100"/>
+              <w:bottom w:type="dxa" w:w="60"/>
+              <w:right w:type="dxa" w:w="100"/>
+            </w:tcMar>
+          </w:tcPr>
+          <w:p>
+            <w:pPr>
+              <w:spacing w:after="20" w:line="250"/>
+            </w:pPr>
+            <w:r>
+              <w:rPr>
+                <w:b w:val="false"/>
+                <w:bCs w:val="false"/>
+                <w:sz w:val="19"/>
+                <w:szCs w:val="19"/>
+              </w:rPr>
+              <w:t xml:space="preserve">FR-15</w:t>
+            </w:r>
+          </w:p>
+        </w:tc>
+        <w:tc>
+          <w:tcPr>
+            <w:tcW w:type="dxa" w:w="1000"/>
+            <w:tcMar>
+              <w:top w:type="dxa" w:w="60"/>
+              <w:left w:type="dxa" w:w="100"/>
+              <w:bottom w:type="dxa" w:w="60"/>
+              <w:right w:type="dxa" w:w="100"/>
+            </w:tcMar>
+          </w:tcPr>
+          <w:p>
+            <w:pPr>
+              <w:spacing w:after="20" w:line="250"/>
+            </w:pPr>
+            <w:r>
+              <w:rPr>
+                <w:b w:val="false"/>
+                <w:bCs w:val="false"/>
+                <w:sz w:val="19"/>
+                <w:szCs w:val="19"/>
+              </w:rPr>
+              <w:t xml:space="preserve">Must</w:t>
+            </w:r>
+          </w:p>
+        </w:tc>
+        <w:tc>
+          <w:tcPr>
+            <w:tcW w:type="dxa" w:w="500"/>
+            <w:tcMar>
+              <w:top w:type="dxa" w:w="60"/>
+              <w:left w:type="dxa" w:w="100"/>
+              <w:bottom w:type="dxa" w:w="60"/>
+              <w:right w:type="dxa" w:w="100"/>
+            </w:tcMar>
+          </w:tcPr>
+          <w:p>
+            <w:pPr>
+              <w:spacing w:after="20" w:line="250"/>
+            </w:pPr>
+            <w:r>
+              <w:rPr>
+                <w:b w:val="false"/>
+                <w:bCs w:val="false"/>
+                <w:sz w:val="19"/>
+                <w:szCs w:val="19"/>
+              </w:rPr>
+              <w:t xml:space="preserve">8</w:t>
+            </w:r>
+          </w:p>
+        </w:tc>
+        <w:tc>
+          <w:tcPr>
+            <w:tcW w:type="dxa" w:w="700"/>
+            <w:tcMar>
+              <w:top w:type="dxa" w:w="60"/>
+              <w:left w:type="dxa" w:w="100"/>
+              <w:bottom w:type="dxa" w:w="60"/>
+              <w:right w:type="dxa" w:w="100"/>
+            </w:tcMar>
+          </w:tcPr>
+          <w:p>
+            <w:pPr>
+              <w:spacing w:after="20" w:line="250"/>
+            </w:pPr>
+            <w:r>
+              <w:rPr>
+                <w:b w:val="false"/>
+                <w:bCs w:val="false"/>
+                <w:sz w:val="19"/>
+                <w:szCs w:val="19"/>
+              </w:rPr>
+              <w:t xml:space="preserve">9</w:t>
+            </w:r>
+          </w:p>
+        </w:tc>
+      </w:tr>
+      <w:tr>
+        <w:tc>
+          <w:tcPr>
+            <w:tcW w:type="dxa" w:w="700"/>
+            <w:tcMar>
+              <w:top w:type="dxa" w:w="60"/>
+              <w:left w:type="dxa" w:w="100"/>
+              <w:bottom w:type="dxa" w:w="60"/>
+              <w:right w:type="dxa" w:w="100"/>
+            </w:tcMar>
+          </w:tcPr>
+          <w:p>
+            <w:pPr>
+              <w:spacing w:after="20" w:line="250"/>
+            </w:pPr>
+            <w:r>
+              <w:rPr>
+                <w:b w:val="false"/>
+                <w:bCs w:val="false"/>
+                <w:sz w:val="19"/>
+                <w:szCs w:val="19"/>
+              </w:rPr>
+              <w:t xml:space="preserve">PB-19</w:t>
+            </w:r>
+          </w:p>
+        </w:tc>
+        <w:tc>
+          <w:tcPr>
+            <w:tcW w:type="dxa" w:w="4460"/>
+            <w:tcMar>
+              <w:top w:type="dxa" w:w="60"/>
+              <w:left w:type="dxa" w:w="100"/>
+              <w:bottom w:type="dxa" w:w="60"/>
+              <w:right w:type="dxa" w:w="100"/>
+            </w:tcMar>
+          </w:tcPr>
+          <w:p>
+            <w:pPr>
+              <w:spacing w:after="20" w:line="250"/>
+            </w:pPr>
+            <w:r>
+              <w:rPr>
+                <w:b w:val="false"/>
+                <w:bCs w:val="false"/>
+                <w:sz w:val="19"/>
+                <w:szCs w:val="19"/>
+              </w:rPr>
+              <w:t xml:space="preserve">Driver-composed pricing rules incl. loyalty tier discount (incentive)</w:t>
+            </w:r>
+          </w:p>
+        </w:tc>
+        <w:tc>
+          <w:tcPr>
+            <w:tcW w:type="dxa" w:w="1500"/>
+            <w:tcMar>
+              <w:top w:type="dxa" w:w="60"/>
+              <w:left w:type="dxa" w:w="100"/>
+              <w:bottom w:type="dxa" w:w="60"/>
+              <w:right w:type="dxa" w:w="100"/>
+            </w:tcMar>
+          </w:tcPr>
+          <w:p>
+            <w:pPr>
+              <w:spacing w:after="20" w:line="250"/>
+            </w:pPr>
+            <w:r>
+              <w:rPr>
+                <w:b w:val="false"/>
+                <w:bCs w:val="false"/>
+                <w:sz w:val="19"/>
+                <w:szCs w:val="19"/>
+              </w:rPr>
+              <w:t xml:space="preserve">FR-16</w:t>
+            </w:r>
+          </w:p>
+        </w:tc>
+        <w:tc>
+          <w:tcPr>
+            <w:tcW w:type="dxa" w:w="1000"/>
+            <w:tcMar>
+              <w:top w:type="dxa" w:w="60"/>
+              <w:left w:type="dxa" w:w="100"/>
+              <w:bottom w:type="dxa" w:w="60"/>
+              <w:right w:type="dxa" w:w="100"/>
+            </w:tcMar>
+          </w:tcPr>
+          <w:p>
+            <w:pPr>
+              <w:spacing w:after="20" w:line="250"/>
+            </w:pPr>
+            <w:r>
+              <w:rPr>
+                <w:b w:val="false"/>
+                <w:bCs w:val="false"/>
+                <w:sz w:val="19"/>
+                <w:szCs w:val="19"/>
+              </w:rPr>
+              <w:t xml:space="preserve">Must</w:t>
+            </w:r>
+          </w:p>
+        </w:tc>
+        <w:tc>
+          <w:tcPr>
+            <w:tcW w:type="dxa" w:w="500"/>
+            <w:tcMar>
+              <w:top w:type="dxa" w:w="60"/>
+              <w:left w:type="dxa" w:w="100"/>
+              <w:bottom w:type="dxa" w:w="60"/>
+              <w:right w:type="dxa" w:w="100"/>
+            </w:tcMar>
+          </w:tcPr>
+          <w:p>
+            <w:pPr>
+              <w:spacing w:after="20" w:line="250"/>
+            </w:pPr>
+            <w:r>
+              <w:rPr>
+                <w:b w:val="false"/>
+                <w:bCs w:val="false"/>
+                <w:sz w:val="19"/>
+                <w:szCs w:val="19"/>
+              </w:rPr>
+              <w:t xml:space="preserve">5</w:t>
+            </w:r>
+          </w:p>
+        </w:tc>
+        <w:tc>
+          <w:tcPr>
+            <w:tcW w:type="dxa" w:w="700"/>
+            <w:tcMar>
+              <w:top w:type="dxa" w:w="60"/>
+              <w:left w:type="dxa" w:w="100"/>
+              <w:bottom w:type="dxa" w:w="60"/>
+              <w:right w:type="dxa" w:w="100"/>
+            </w:tcMar>
+          </w:tcPr>
+          <w:p>
+            <w:pPr>
+              <w:spacing w:after="20" w:line="250"/>
+            </w:pPr>
+            <w:r>
+              <w:rPr>
+                <w:b w:val="false"/>
+                <w:bCs w:val="false"/>
+                <w:sz w:val="19"/>
+                <w:szCs w:val="19"/>
+              </w:rPr>
+              <w:t xml:space="preserve">9</w:t>
+            </w:r>
+          </w:p>
+        </w:tc>
+      </w:tr>
+      <w:tr>
+        <w:tc>
+          <w:tcPr>
+            <w:tcW w:type="dxa" w:w="700"/>
+            <w:tcMar>
+              <w:top w:type="dxa" w:w="60"/>
+              <w:left w:type="dxa" w:w="100"/>
+              <w:bottom w:type="dxa" w:w="60"/>
+              <w:right w:type="dxa" w:w="100"/>
+            </w:tcMar>
+          </w:tcPr>
+          <w:p>
+            <w:pPr>
+              <w:spacing w:after="20" w:line="250"/>
+            </w:pPr>
+            <w:r>
+              <w:rPr>
+                <w:b w:val="false"/>
+                <w:bCs w:val="false"/>
+                <w:sz w:val="19"/>
+                <w:szCs w:val="19"/>
+              </w:rPr>
+              <w:t xml:space="preserve">PB-20</w:t>
+            </w:r>
+          </w:p>
+        </w:tc>
+        <w:tc>
+          <w:tcPr>
+            <w:tcW w:type="dxa" w:w="4460"/>
+            <w:tcMar>
+              <w:top w:type="dxa" w:w="60"/>
+              <w:left w:type="dxa" w:w="100"/>
+              <w:bottom w:type="dxa" w:w="60"/>
+              <w:right w:type="dxa" w:w="100"/>
+            </w:tcMar>
+          </w:tcPr>
+          <w:p>
+            <w:pPr>
+              <w:spacing w:after="20" w:line="250"/>
+            </w:pPr>
+            <w:r>
+              <w:rPr>
+                <w:b w:val="false"/>
+                <w:bCs w:val="false"/>
+                <w:sz w:val="19"/>
+                <w:szCs w:val="19"/>
+              </w:rPr>
+              <w:t xml:space="preserve">Hardening: overbooking defect fix, lifecycle authorization, health/metrics monitoring, OpenAPI docs</w:t>
+            </w:r>
+          </w:p>
+        </w:tc>
+        <w:tc>
+          <w:tcPr>
+            <w:tcW w:type="dxa" w:w="1500"/>
+            <w:tcMar>
+              <w:top w:type="dxa" w:w="60"/>
+              <w:left w:type="dxa" w:w="100"/>
+              <w:bottom w:type="dxa" w:w="60"/>
+              <w:right w:type="dxa" w:w="100"/>
+            </w:tcMar>
+          </w:tcPr>
+          <w:p>
+            <w:pPr>
+              <w:spacing w:after="20" w:line="250"/>
+            </w:pPr>
+            <w:r>
+              <w:rPr>
+                <w:b w:val="false"/>
+                <w:bCs w:val="false"/>
+                <w:sz w:val="19"/>
+                <w:szCs w:val="19"/>
+              </w:rPr>
+              <w:t xml:space="preserve">NFR-2, NFR-5, NFR-6</w:t>
+            </w:r>
+          </w:p>
+        </w:tc>
+        <w:tc>
+          <w:tcPr>
+            <w:tcW w:type="dxa" w:w="1000"/>
+            <w:tcMar>
+              <w:top w:type="dxa" w:w="60"/>
+              <w:left w:type="dxa" w:w="100"/>
+              <w:bottom w:type="dxa" w:w="60"/>
+              <w:right w:type="dxa" w:w="100"/>
+            </w:tcMar>
+          </w:tcPr>
+          <w:p>
+            <w:pPr>
+              <w:spacing w:after="20" w:line="250"/>
+            </w:pPr>
+            <w:r>
+              <w:rPr>
+                <w:b w:val="false"/>
+                <w:bCs w:val="false"/>
+                <w:sz w:val="19"/>
+                <w:szCs w:val="19"/>
+              </w:rPr>
+              <w:t xml:space="preserve">Must</w:t>
+            </w:r>
+          </w:p>
+        </w:tc>
+        <w:tc>
+          <w:tcPr>
+            <w:tcW w:type="dxa" w:w="500"/>
+            <w:tcMar>
+              <w:top w:type="dxa" w:w="60"/>
+              <w:left w:type="dxa" w:w="100"/>
+              <w:bottom w:type="dxa" w:w="60"/>
+              <w:right w:type="dxa" w:w="100"/>
+            </w:tcMar>
+          </w:tcPr>
+          <w:p>
+            <w:pPr>
+              <w:spacing w:after="20" w:line="250"/>
+            </w:pPr>
+            <w:r>
+              <w:rPr>
+                <w:b w:val="false"/>
+                <w:bCs w:val="false"/>
+                <w:sz w:val="19"/>
+                <w:szCs w:val="19"/>
+              </w:rPr>
+              <w:t xml:space="preserve">3</w:t>
+            </w:r>
+          </w:p>
+        </w:tc>
+        <w:tc>
+          <w:tcPr>
+            <w:tcW w:type="dxa" w:w="700"/>
+            <w:tcMar>
+              <w:top w:type="dxa" w:w="60"/>
+              <w:left w:type="dxa" w:w="100"/>
+              <w:bottom w:type="dxa" w:w="60"/>
+              <w:right w:type="dxa" w:w="100"/>
+            </w:tcMar>
+          </w:tcPr>
+          <w:p>
+            <w:pPr>
+              <w:spacing w:after="20" w:line="250"/>
+            </w:pPr>
+            <w:r>
+              <w:rPr>
+                <w:b w:val="false"/>
+                <w:bCs w:val="false"/>
+                <w:sz w:val="19"/>
+                <w:szCs w:val="19"/>
+              </w:rPr>
+              <w:t xml:space="preserve">9</w:t>
+            </w:r>
+          </w:p>
+        </w:tc>
+      </w:tr>
+      <w:tr>
+        <w:tc>
+          <w:tcPr>
+            <w:tcW w:type="dxa" w:w="700"/>
+            <w:tcMar>
+              <w:top w:type="dxa" w:w="60"/>
+              <w:left w:type="dxa" w:w="100"/>
+              <w:bottom w:type="dxa" w:w="60"/>
+              <w:right w:type="dxa" w:w="100"/>
+            </w:tcMar>
+          </w:tcPr>
+          <w:p>
+            <w:pPr>
+              <w:spacing w:after="20" w:line="250"/>
+            </w:pPr>
+            <w:r>
+              <w:rPr>
+                <w:b w:val="false"/>
+                <w:bCs w:val="false"/>
+                <w:sz w:val="19"/>
+                <w:szCs w:val="19"/>
+              </w:rPr>
+              <w:t xml:space="preserve">PB-21</w:t>
+            </w:r>
+          </w:p>
+        </w:tc>
+        <w:tc>
+          <w:tcPr>
+            <w:tcW w:type="dxa" w:w="4460"/>
+            <w:tcMar>
+              <w:top w:type="dxa" w:w="60"/>
+              <w:left w:type="dxa" w:w="100"/>
+              <w:bottom w:type="dxa" w:w="60"/>
+              <w:right w:type="dxa" w:w="100"/>
+            </w:tcMar>
+          </w:tcPr>
+          <w:p>
+            <w:pPr>
+              <w:spacing w:after="20" w:line="250"/>
+            </w:pPr>
+            <w:r>
+              <w:rPr>
+                <w:b w:val="false"/>
+                <w:bCs w:val="false"/>
+                <w:sz w:val="19"/>
+                <w:szCs w:val="19"/>
+              </w:rPr>
               <w:t xml:space="preserve">Live GPS tracking, native mobile clients, real payment provider</w:t>
             </w:r>
           </w:p>
@@ -8034,7 +9445,7 @@
           <w:sz w:val="22"/>
           <w:szCs w:val="22"/>
         </w:rPr>
-        <w:t xml:space="preserve">Eight sprints were executed — seven two-week cycles and one final one-week cycle. Velocity was deliberately not forced to look uniform: Sprint 1 was slow (framework learning curve), Sprint 2 was the heaviest (the matching algorithm), Sprint 4 collided with the examination period and missed its goal by 2 SP (carried into Sprint 5 — the only goal miss of the project), and Sprint 8 was a short, intense redesign cycle. Every sprint below follows the same structure: Planning (sprint goal and user stories with acceptance criteria and requirement traces), Implementation (completed backlog items, achievements, challenges), Testing, Review and Retrospective, closed by the sprint's burndown and burnup charts. Story points use the modified-Fibonacci scale; charts plot the 10 working days of each sprint.</w:t>
+        <w:t xml:space="preserve">Nine sprints were executed — seven two-week cycles and two one-week cycles. Velocity was deliberately not forced to look uniform: Sprint 1 was slow (framework learning curve), Sprint 2 was the heaviest (the matching algorithm), Sprint 4 collided with the examination period and missed its goal by 2 SP (carried into Sprint 5 — the only goal miss of the project), Sprint 8 was a short, intense redesign cycle, and Sprint 9 delivered the driver-owned policy engine together with a hardening pass. Every sprint below follows the same structure: Planning (sprint goal and user stories with acceptance criteria and requirement traces), Implementation (completed backlog items, achievements, challenges), Testing, Review and Retrospective, closed by the sprint's burndown and burnup charts. Story points use the modified-Fibonacci scale; charts plot the 10 working days of each sprint.</w:t>
       </w:r>
     </w:p>
     <w:p>
@@ -14826,25 +16237,69 @@
     </w:p>
     <w:p>
       <w:pPr>
-        <w:pStyle w:val="Heading1"/>
-        <w:spacing w:after="160" w:before="320"/>
-      </w:pPr>
-      <w:r>
-        <w:t xml:space="preserve">7. Software Architecture</w:t>
-      </w:r>
-    </w:p>
-    <w:p>
-      <w:pPr>
         <w:pStyle w:val="Heading2"/>
         <w:spacing w:after="130" w:before="260"/>
       </w:pPr>
       <w:r>
-        <w:t xml:space="preserve">7.1 Architectural style and components</w:t>
+        <w:t xml:space="preserve">Sprint 9 — Driver-Owned Policy Engine and Hardening (6–12 Jul 2026 (one-week sprint))</w:t>
+      </w:r>
+    </w:p>
+    <w:p>
+      <w:pPr>
+        <w:pStyle w:val="Heading3"/>
+        <w:spacing w:after="110" w:before="200"/>
+      </w:pPr>
+      <w:r>
+        <w:t xml:space="preserve">Planning</w:t>
       </w:r>
     </w:p>
     <w:p>
       <w:pPr>
         <w:spacing w:after="120" w:line="300"/>
+      </w:pPr>
+      <w:r>
+        <w:rPr>
+          <w:b/>
+          <w:bCs/>
+          <w:sz w:val="22"/>
+          <w:szCs w:val="22"/>
+        </w:rPr>
+        <w:t xml:space="preserve">Sprint goal. </w:t>
+      </w:r>
+      <w:r>
+        <w:rPr>
+          <w:sz w:val="22"/>
+          <w:szCs w:val="22"/>
+        </w:rPr>
+        <w:t xml:space="preserve">Close the customizability requirement from the proposal review: drivers author their own travel and pricing policies as interpretable rules (not parameters), candidates are ranked with reputation-driven priority, and a review-found overbooking defect plus missing action authorization are fixed.</w:t>
+      </w:r>
+    </w:p>
+    <w:p>
+      <w:pPr>
+        <w:spacing w:after="60" w:line="300"/>
+      </w:pPr>
+      <w:r>
+        <w:rPr>
+          <w:b/>
+          <w:bCs/>
+          <w:sz w:val="22"/>
+          <w:szCs w:val="22"/>
+        </w:rPr>
+        <w:t xml:space="preserve">User story US-9.1 — Travel policy rules &amp; ranking. </w:t>
+      </w:r>
+      <w:r>
+        <w:rPr>
+          <w:i/>
+          <w:iCs/>
+          <w:sz w:val="22"/>
+          <w:szCs w:val="22"/>
+        </w:rPr>
+        <w:t xml:space="preserve">As a driver, I want to define who may ride with me as real rules and see remaining candidates ranked best-first, so that my trips follow my policy without manual screening.</w:t>
+      </w:r>
+    </w:p>
+    <w:p>
+      <w:pPr>
+        <w:spacing w:after="40" w:line="300"/>
       </w:pPr>
       <w:r>
         <w:rPr>
@@ -14852,15 +16307,106 @@
           <w:bCs w:val="false"/>
           <w:i w:val="false"/>
           <w:iCs w:val="false"/>
-          <w:sz w:val="22"/>
-          <w:szCs w:val="22"/>
-        </w:rPr>
-        <w:t xml:space="preserve">The system realizes a client–server, three-tier layered architecture in MVC style. The client is the SPA (View); the server exposes stateless JSON/REST connectors through seven controllers (Auth, User, Vehicle, TripOffer, RideRequest, TripPlanning, Booking, Notification — the routing/pricing orchestration lives in TripPlanningController); the Service layer contains all business logic; the Repository layer abstracts persistence. External connectors: the Google Maps Distance Matrix API behind the MappingService interface (Singleton service, Primary implementation with graceful fallback) and a simulated PaymentService behind an equivalent interface.</w:t>
-      </w:r>
-    </w:p>
-    <w:p>
-      <w:pPr>
-        <w:spacing w:after="120" w:line="300"/>
+          <w:sz w:val="21"/>
+          <w:szCs w:val="21"/>
+        </w:rPr>
+        <w:t xml:space="preserve">Acceptance criteria (traces to FR-15):</w:t>
+      </w:r>
+    </w:p>
+    <w:p>
+      <w:pPr>
+        <w:pStyle w:val="ListParagraph"/>
+        <w:numPr>
+          <w:ilvl w:val="1"/>
+          <w:numId w:val="2"/>
+        </w:numPr>
+        <w:spacing w:after="60" w:line="280"/>
+      </w:pPr>
+      <w:r>
+        <w:rPr>
+          <w:sz w:val="21"/>
+          <w:szCs w:val="21"/>
+        </w:rPr>
+        <w:t xml:space="preserve">Rules composable per driver: min reputation, same-destination-only, no large luggage.</w:t>
+      </w:r>
+    </w:p>
+    <w:p>
+      <w:pPr>
+        <w:pStyle w:val="ListParagraph"/>
+        <w:numPr>
+          <w:ilvl w:val="1"/>
+          <w:numId w:val="2"/>
+        </w:numPr>
+        <w:spacing w:after="60" w:line="280"/>
+      </w:pPr>
+      <w:r>
+        <w:rPr>
+          <w:sz w:val="21"/>
+          <w:szCs w:val="21"/>
+        </w:rPr>
+        <w:t xml:space="preserve">Violating candidates are vetoed in search and booking (403 + violation audit).</w:t>
+      </w:r>
+    </w:p>
+    <w:p>
+      <w:pPr>
+        <w:pStyle w:val="ListParagraph"/>
+        <w:numPr>
+          <w:ilvl w:val="1"/>
+          <w:numId w:val="2"/>
+        </w:numPr>
+        <w:spacing w:after="60" w:line="280"/>
+      </w:pPr>
+      <w:r>
+        <w:rPr>
+          <w:sz w:val="21"/>
+          <w:szCs w:val="21"/>
+        </w:rPr>
+        <w:t xml:space="preserve">Ranking is deterministic and transparent (score breakdown shown in the UI).</w:t>
+      </w:r>
+    </w:p>
+    <w:p>
+      <w:pPr>
+        <w:pStyle w:val="ListParagraph"/>
+        <w:numPr>
+          <w:ilvl w:val="1"/>
+          <w:numId w:val="2"/>
+        </w:numPr>
+        <w:spacing w:after="60" w:line="280"/>
+      </w:pPr>
+      <w:r>
+        <w:rPr>
+          <w:sz w:val="21"/>
+          <w:szCs w:val="21"/>
+        </w:rPr>
+        <w:t xml:space="preserve">Reputation earns visible priority — the incentive mechanism.</w:t>
+      </w:r>
+    </w:p>
+    <w:p>
+      <w:pPr>
+        <w:spacing w:after="60" w:line="300"/>
+      </w:pPr>
+      <w:r>
+        <w:rPr>
+          <w:b/>
+          <w:bCs/>
+          <w:sz w:val="22"/>
+          <w:szCs w:val="22"/>
+        </w:rPr>
+        <w:t xml:space="preserve">User story US-9.2 — Driver-composed pricing. </w:t>
+      </w:r>
+      <w:r>
+        <w:rPr>
+          <w:i/>
+          <w:iCs/>
+          <w:sz w:val="22"/>
+          <w:szCs w:val="22"/>
+        </w:rPr>
+        <w:t xml:space="preserve">As a driver, I want to compose my own fare policy (base rate, surcharges, loyalty discount) so that pricing is mine, not the platform's.</w:t>
+      </w:r>
+    </w:p>
+    <w:p>
+      <w:pPr>
+        <w:spacing w:after="40" w:line="300"/>
       </w:pPr>
       <w:r>
         <w:rPr>
@@ -14868,1185 +16414,89 @@
           <w:bCs w:val="false"/>
           <w:i w:val="false"/>
           <w:iCs w:val="false"/>
-          <w:sz w:val="22"/>
-          <w:szCs w:val="22"/>
-        </w:rPr>
-        <w:t xml:space="preserve">Benefits obtained from the style: independent evolvability of the layers (the Sprint 7 subsystems touched no algorithmic code), unit-testability of the core (mocked interfaces), and replaceability of external services. Accepted trade-offs: an in-process monolith (adequate at course scale) and HTTP polling instead of push for notifications.</w:t>
-      </w:r>
-    </w:p>
-    <w:p>
-      <w:pPr>
-        <w:pStyle w:val="Heading2"/>
-        <w:spacing w:after="130" w:before="260"/>
-      </w:pPr>
-      <w:r>
-        <w:t xml:space="preserve">7.2 Design patterns</w:t>
-      </w:r>
-    </w:p>
-    <w:tbl>
-      <w:tblPr>
-        <w:tblW w:type="dxa" w:w="9360"/>
-        <w:tblBorders>
-          <w:top w:val="single" w:color="auto" w:sz="4"/>
-          <w:left w:val="single" w:color="auto" w:sz="4"/>
-          <w:bottom w:val="single" w:color="auto" w:sz="4"/>
-          <w:right w:val="single" w:color="auto" w:sz="4"/>
-          <w:insideH w:val="single" w:color="auto" w:sz="4"/>
-          <w:insideV w:val="single" w:color="auto" w:sz="4"/>
-        </w:tblBorders>
-      </w:tblPr>
-      <w:tblGrid>
-        <w:gridCol w:w="500"/>
-        <w:gridCol w:w="2100"/>
-        <w:gridCol w:w="3300"/>
-        <w:gridCol w:w="3460"/>
-      </w:tblGrid>
-      <w:tr>
-        <w:trPr>
-          <w:tblHeader/>
-        </w:trPr>
-        <w:tc>
-          <w:tcPr>
-            <w:tcW w:type="dxa" w:w="500"/>
-            <w:shd w:fill="1e3a8a" w:val="clear"/>
-            <w:tcMar>
-              <w:top w:type="dxa" w:w="60"/>
-              <w:left w:type="dxa" w:w="100"/>
-              <w:bottom w:type="dxa" w:w="60"/>
-              <w:right w:type="dxa" w:w="100"/>
-            </w:tcMar>
-          </w:tcPr>
-          <w:p>
-            <w:pPr>
-              <w:spacing w:after="20" w:line="250"/>
-            </w:pPr>
-            <w:r>
-              <w:rPr>
-                <w:b/>
-                <w:bCs/>
-                <w:color w:val="FFFFFF"/>
-                <w:sz w:val="19"/>
-                <w:szCs w:val="19"/>
-              </w:rPr>
-              <w:t xml:space="preserve">#</w:t>
-            </w:r>
-          </w:p>
-        </w:tc>
-        <w:tc>
-          <w:tcPr>
-            <w:tcW w:type="dxa" w:w="2100"/>
-            <w:shd w:fill="1e3a8a" w:val="clear"/>
-            <w:tcMar>
-              <w:top w:type="dxa" w:w="60"/>
-              <w:left w:type="dxa" w:w="100"/>
-              <w:bottom w:type="dxa" w:w="60"/>
-              <w:right w:type="dxa" w:w="100"/>
-            </w:tcMar>
-          </w:tcPr>
-          <w:p>
-            <w:pPr>
-              <w:spacing w:after="20" w:line="250"/>
-            </w:pPr>
-            <w:r>
-              <w:rPr>
-                <w:b/>
-                <w:bCs/>
-                <w:color w:val="FFFFFF"/>
-                <w:sz w:val="19"/>
-                <w:szCs w:val="19"/>
-              </w:rPr>
-              <w:t xml:space="preserve">Pattern</w:t>
-            </w:r>
-          </w:p>
-        </w:tc>
-        <w:tc>
-          <w:tcPr>
-            <w:tcW w:type="dxa" w:w="3300"/>
-            <w:shd w:fill="1e3a8a" w:val="clear"/>
-            <w:tcMar>
-              <w:top w:type="dxa" w:w="60"/>
-              <w:left w:type="dxa" w:w="100"/>
-              <w:bottom w:type="dxa" w:w="60"/>
-              <w:right w:type="dxa" w:w="100"/>
-            </w:tcMar>
-          </w:tcPr>
-          <w:p>
-            <w:pPr>
-              <w:spacing w:after="20" w:line="250"/>
-            </w:pPr>
-            <w:r>
-              <w:rPr>
-                <w:b/>
-                <w:bCs/>
-                <w:color w:val="FFFFFF"/>
-                <w:sz w:val="19"/>
-                <w:szCs w:val="19"/>
-              </w:rPr>
-              <w:t xml:space="preserve">Where</w:t>
-            </w:r>
-          </w:p>
-        </w:tc>
-        <w:tc>
-          <w:tcPr>
-            <w:tcW w:type="dxa" w:w="3460"/>
-            <w:shd w:fill="1e3a8a" w:val="clear"/>
-            <w:tcMar>
-              <w:top w:type="dxa" w:w="60"/>
-              <w:left w:type="dxa" w:w="100"/>
-              <w:bottom w:type="dxa" w:w="60"/>
-              <w:right w:type="dxa" w:w="100"/>
-            </w:tcMar>
-          </w:tcPr>
-          <w:p>
-            <w:pPr>
-              <w:spacing w:after="20" w:line="250"/>
-            </w:pPr>
-            <w:r>
-              <w:rPr>
-                <w:b/>
-                <w:bCs/>
-                <w:color w:val="FFFFFF"/>
-                <w:sz w:val="19"/>
-                <w:szCs w:val="19"/>
-              </w:rPr>
-              <w:t xml:space="preserve">Purpose</w:t>
-            </w:r>
-          </w:p>
-        </w:tc>
-      </w:tr>
-      <w:tr>
-        <w:tc>
-          <w:tcPr>
-            <w:tcW w:type="dxa" w:w="500"/>
-            <w:tcMar>
-              <w:top w:type="dxa" w:w="60"/>
-              <w:left w:type="dxa" w:w="100"/>
-              <w:bottom w:type="dxa" w:w="60"/>
-              <w:right w:type="dxa" w:w="100"/>
-            </w:tcMar>
-          </w:tcPr>
-          <w:p>
-            <w:pPr>
-              <w:spacing w:after="20" w:line="250"/>
-            </w:pPr>
-            <w:r>
-              <w:rPr>
-                <w:b w:val="false"/>
-                <w:bCs w:val="false"/>
-                <w:sz w:val="19"/>
-                <w:szCs w:val="19"/>
-              </w:rPr>
-              <w:t xml:space="preserve">1</w:t>
-            </w:r>
-          </w:p>
-        </w:tc>
-        <w:tc>
-          <w:tcPr>
-            <w:tcW w:type="dxa" w:w="2100"/>
-            <w:tcMar>
-              <w:top w:type="dxa" w:w="60"/>
-              <w:left w:type="dxa" w:w="100"/>
-              <w:bottom w:type="dxa" w:w="60"/>
-              <w:right w:type="dxa" w:w="100"/>
-            </w:tcMar>
-          </w:tcPr>
-          <w:p>
-            <w:pPr>
-              <w:spacing w:after="20" w:line="250"/>
-            </w:pPr>
-            <w:r>
-              <w:rPr>
-                <w:b w:val="false"/>
-                <w:bCs w:val="false"/>
-                <w:sz w:val="19"/>
-                <w:szCs w:val="19"/>
-              </w:rPr>
-              <w:t xml:space="preserve">Strategy</w:t>
-            </w:r>
-          </w:p>
-        </w:tc>
-        <w:tc>
-          <w:tcPr>
-            <w:tcW w:type="dxa" w:w="3300"/>
-            <w:tcMar>
-              <w:top w:type="dxa" w:w="60"/>
-              <w:left w:type="dxa" w:w="100"/>
-              <w:bottom w:type="dxa" w:w="60"/>
-              <w:right w:type="dxa" w:w="100"/>
-            </w:tcMar>
-          </w:tcPr>
-          <w:p>
-            <w:pPr>
-              <w:spacing w:after="20" w:line="250"/>
-            </w:pPr>
-            <w:r>
-              <w:rPr>
-                <w:b w:val="false"/>
-                <w:bCs w:val="false"/>
-                <w:sz w:val="19"/>
-                <w:szCs w:val="19"/>
-              </w:rPr>
-              <w:t xml:space="preserve">PricingPolicy implementations</w:t>
-            </w:r>
-          </w:p>
-        </w:tc>
-        <w:tc>
-          <w:tcPr>
-            <w:tcW w:type="dxa" w:w="3460"/>
-            <w:tcMar>
-              <w:top w:type="dxa" w:w="60"/>
-              <w:left w:type="dxa" w:w="100"/>
-              <w:bottom w:type="dxa" w:w="60"/>
-              <w:right w:type="dxa" w:w="100"/>
-            </w:tcMar>
-          </w:tcPr>
-          <w:p>
-            <w:pPr>
-              <w:spacing w:after="20" w:line="250"/>
-            </w:pPr>
-            <w:r>
-              <w:rPr>
-                <w:b w:val="false"/>
-                <w:bCs w:val="false"/>
-                <w:sz w:val="19"/>
-                <w:szCs w:val="19"/>
-              </w:rPr>
-              <w:t xml:space="preserve">Interchangeable pricing rules</w:t>
-            </w:r>
-          </w:p>
-        </w:tc>
-      </w:tr>
-      <w:tr>
-        <w:tc>
-          <w:tcPr>
-            <w:tcW w:type="dxa" w:w="500"/>
-            <w:tcMar>
-              <w:top w:type="dxa" w:w="60"/>
-              <w:left w:type="dxa" w:w="100"/>
-              <w:bottom w:type="dxa" w:w="60"/>
-              <w:right w:type="dxa" w:w="100"/>
-            </w:tcMar>
-          </w:tcPr>
-          <w:p>
-            <w:pPr>
-              <w:spacing w:after="20" w:line="250"/>
-            </w:pPr>
-            <w:r>
-              <w:rPr>
-                <w:b w:val="false"/>
-                <w:bCs w:val="false"/>
-                <w:sz w:val="19"/>
-                <w:szCs w:val="19"/>
-              </w:rPr>
-              <w:t xml:space="preserve">2</w:t>
-            </w:r>
-          </w:p>
-        </w:tc>
-        <w:tc>
-          <w:tcPr>
-            <w:tcW w:type="dxa" w:w="2100"/>
-            <w:tcMar>
-              <w:top w:type="dxa" w:w="60"/>
-              <w:left w:type="dxa" w:w="100"/>
-              <w:bottom w:type="dxa" w:w="60"/>
-              <w:right w:type="dxa" w:w="100"/>
-            </w:tcMar>
-          </w:tcPr>
-          <w:p>
-            <w:pPr>
-              <w:spacing w:after="20" w:line="250"/>
-            </w:pPr>
-            <w:r>
-              <w:rPr>
-                <w:b w:val="false"/>
-                <w:bCs w:val="false"/>
-                <w:sz w:val="19"/>
-                <w:szCs w:val="19"/>
-              </w:rPr>
-              <w:t xml:space="preserve">Chain of Responsibility</w:t>
-            </w:r>
-          </w:p>
-        </w:tc>
-        <w:tc>
-          <w:tcPr>
-            <w:tcW w:type="dxa" w:w="3300"/>
-            <w:tcMar>
-              <w:top w:type="dxa" w:w="60"/>
-              <w:left w:type="dxa" w:w="100"/>
-              <w:bottom w:type="dxa" w:w="60"/>
-              <w:right w:type="dxa" w:w="100"/>
-            </w:tcMar>
-          </w:tcPr>
-          <w:p>
-            <w:pPr>
-              <w:spacing w:after="20" w:line="250"/>
-            </w:pPr>
-            <w:r>
-              <w:rPr>
-                <w:b w:val="false"/>
-                <w:bCs w:val="false"/>
-                <w:sz w:val="19"/>
-                <w:szCs w:val="19"/>
-              </w:rPr>
-              <w:t xml:space="preserve">PricingEngine</w:t>
-            </w:r>
-          </w:p>
-        </w:tc>
-        <w:tc>
-          <w:tcPr>
-            <w:tcW w:type="dxa" w:w="3460"/>
-            <w:tcMar>
-              <w:top w:type="dxa" w:w="60"/>
-              <w:left w:type="dxa" w:w="100"/>
-              <w:bottom w:type="dxa" w:w="60"/>
-              <w:right w:type="dxa" w:w="100"/>
-            </w:tcMar>
-          </w:tcPr>
-          <w:p>
-            <w:pPr>
-              <w:spacing w:after="20" w:line="250"/>
-            </w:pPr>
-            <w:r>
-              <w:rPr>
-                <w:b w:val="false"/>
-                <w:bCs w:val="false"/>
-                <w:sz w:val="19"/>
-                <w:szCs w:val="19"/>
-              </w:rPr>
-              <w:t xml:space="preserve">Priority-ordered policy pipeline</w:t>
-            </w:r>
-          </w:p>
-        </w:tc>
-      </w:tr>
-      <w:tr>
-        <w:tc>
-          <w:tcPr>
-            <w:tcW w:type="dxa" w:w="500"/>
-            <w:tcMar>
-              <w:top w:type="dxa" w:w="60"/>
-              <w:left w:type="dxa" w:w="100"/>
-              <w:bottom w:type="dxa" w:w="60"/>
-              <w:right w:type="dxa" w:w="100"/>
-            </w:tcMar>
-          </w:tcPr>
-          <w:p>
-            <w:pPr>
-              <w:spacing w:after="20" w:line="250"/>
-            </w:pPr>
-            <w:r>
-              <w:rPr>
-                <w:b w:val="false"/>
-                <w:bCs w:val="false"/>
-                <w:sz w:val="19"/>
-                <w:szCs w:val="19"/>
-              </w:rPr>
-              <w:t xml:space="preserve">3</w:t>
-            </w:r>
-          </w:p>
-        </w:tc>
-        <w:tc>
-          <w:tcPr>
-            <w:tcW w:type="dxa" w:w="2100"/>
-            <w:tcMar>
-              <w:top w:type="dxa" w:w="60"/>
-              <w:left w:type="dxa" w:w="100"/>
-              <w:bottom w:type="dxa" w:w="60"/>
-              <w:right w:type="dxa" w:w="100"/>
-            </w:tcMar>
-          </w:tcPr>
-          <w:p>
-            <w:pPr>
-              <w:spacing w:after="20" w:line="250"/>
-            </w:pPr>
-            <w:r>
-              <w:rPr>
-                <w:b w:val="false"/>
-                <w:bCs w:val="false"/>
-                <w:sz w:val="19"/>
-                <w:szCs w:val="19"/>
-              </w:rPr>
-              <w:t xml:space="preserve">Repository</w:t>
-            </w:r>
-          </w:p>
-        </w:tc>
-        <w:tc>
-          <w:tcPr>
-            <w:tcW w:type="dxa" w:w="3300"/>
-            <w:tcMar>
-              <w:top w:type="dxa" w:w="60"/>
-              <w:left w:type="dxa" w:w="100"/>
-              <w:bottom w:type="dxa" w:w="60"/>
-              <w:right w:type="dxa" w:w="100"/>
-            </w:tcMar>
-          </w:tcPr>
-          <w:p>
-            <w:pPr>
-              <w:spacing w:after="20" w:line="250"/>
-            </w:pPr>
-            <w:r>
-              <w:rPr>
-                <w:b w:val="false"/>
-                <w:bCs w:val="false"/>
-                <w:sz w:val="19"/>
-                <w:szCs w:val="19"/>
-              </w:rPr>
-              <w:t xml:space="preserve">Spring Data interfaces</w:t>
-            </w:r>
-          </w:p>
-        </w:tc>
-        <w:tc>
-          <w:tcPr>
-            <w:tcW w:type="dxa" w:w="3460"/>
-            <w:tcMar>
-              <w:top w:type="dxa" w:w="60"/>
-              <w:left w:type="dxa" w:w="100"/>
-              <w:bottom w:type="dxa" w:w="60"/>
-              <w:right w:type="dxa" w:w="100"/>
-            </w:tcMar>
-          </w:tcPr>
-          <w:p>
-            <w:pPr>
-              <w:spacing w:after="20" w:line="250"/>
-            </w:pPr>
-            <w:r>
-              <w:rPr>
-                <w:b w:val="false"/>
-                <w:bCs w:val="false"/>
-                <w:sz w:val="19"/>
-                <w:szCs w:val="19"/>
-              </w:rPr>
-              <w:t xml:space="preserve">Persistence abstraction</w:t>
-            </w:r>
-          </w:p>
-        </w:tc>
-      </w:tr>
-      <w:tr>
-        <w:tc>
-          <w:tcPr>
-            <w:tcW w:type="dxa" w:w="500"/>
-            <w:tcMar>
-              <w:top w:type="dxa" w:w="60"/>
-              <w:left w:type="dxa" w:w="100"/>
-              <w:bottom w:type="dxa" w:w="60"/>
-              <w:right w:type="dxa" w:w="100"/>
-            </w:tcMar>
-          </w:tcPr>
-          <w:p>
-            <w:pPr>
-              <w:spacing w:after="20" w:line="250"/>
-            </w:pPr>
-            <w:r>
-              <w:rPr>
-                <w:b w:val="false"/>
-                <w:bCs w:val="false"/>
-                <w:sz w:val="19"/>
-                <w:szCs w:val="19"/>
-              </w:rPr>
-              <w:t xml:space="preserve">4</w:t>
-            </w:r>
-          </w:p>
-        </w:tc>
-        <w:tc>
-          <w:tcPr>
-            <w:tcW w:type="dxa" w:w="2100"/>
-            <w:tcMar>
-              <w:top w:type="dxa" w:w="60"/>
-              <w:left w:type="dxa" w:w="100"/>
-              <w:bottom w:type="dxa" w:w="60"/>
-              <w:right w:type="dxa" w:w="100"/>
-            </w:tcMar>
-          </w:tcPr>
-          <w:p>
-            <w:pPr>
-              <w:spacing w:after="20" w:line="250"/>
-            </w:pPr>
-            <w:r>
-              <w:rPr>
-                <w:b w:val="false"/>
-                <w:bCs w:val="false"/>
-                <w:sz w:val="19"/>
-                <w:szCs w:val="19"/>
-              </w:rPr>
-              <w:t xml:space="preserve">MVC</w:t>
-            </w:r>
-          </w:p>
-        </w:tc>
-        <w:tc>
-          <w:tcPr>
-            <w:tcW w:type="dxa" w:w="3300"/>
-            <w:tcMar>
-              <w:top w:type="dxa" w:w="60"/>
-              <w:left w:type="dxa" w:w="100"/>
-              <w:bottom w:type="dxa" w:w="60"/>
-              <w:right w:type="dxa" w:w="100"/>
-            </w:tcMar>
-          </w:tcPr>
-          <w:p>
-            <w:pPr>
-              <w:spacing w:after="20" w:line="250"/>
-            </w:pPr>
-            <w:r>
-              <w:rPr>
-                <w:b w:val="false"/>
-                <w:bCs w:val="false"/>
-                <w:sz w:val="19"/>
-                <w:szCs w:val="19"/>
-              </w:rPr>
-              <w:t xml:space="preserve">SPA / Controllers / Model</w:t>
-            </w:r>
-          </w:p>
-        </w:tc>
-        <w:tc>
-          <w:tcPr>
-            <w:tcW w:type="dxa" w:w="3460"/>
-            <w:tcMar>
-              <w:top w:type="dxa" w:w="60"/>
-              <w:left w:type="dxa" w:w="100"/>
-              <w:bottom w:type="dxa" w:w="60"/>
-              <w:right w:type="dxa" w:w="100"/>
-            </w:tcMar>
-          </w:tcPr>
-          <w:p>
-            <w:pPr>
-              <w:spacing w:after="20" w:line="250"/>
-            </w:pPr>
-            <w:r>
-              <w:rPr>
-                <w:b w:val="false"/>
-                <w:bCs w:val="false"/>
-                <w:sz w:val="19"/>
-                <w:szCs w:val="19"/>
-              </w:rPr>
-              <w:t xml:space="preserve">Web-layer separation</w:t>
-            </w:r>
-          </w:p>
-        </w:tc>
-      </w:tr>
-      <w:tr>
-        <w:tc>
-          <w:tcPr>
-            <w:tcW w:type="dxa" w:w="500"/>
-            <w:tcMar>
-              <w:top w:type="dxa" w:w="60"/>
-              <w:left w:type="dxa" w:w="100"/>
-              <w:bottom w:type="dxa" w:w="60"/>
-              <w:right w:type="dxa" w:w="100"/>
-            </w:tcMar>
-          </w:tcPr>
-          <w:p>
-            <w:pPr>
-              <w:spacing w:after="20" w:line="250"/>
-            </w:pPr>
-            <w:r>
-              <w:rPr>
-                <w:b w:val="false"/>
-                <w:bCs w:val="false"/>
-                <w:sz w:val="19"/>
-                <w:szCs w:val="19"/>
-              </w:rPr>
-              <w:t xml:space="preserve">5</w:t>
-            </w:r>
-          </w:p>
-        </w:tc>
-        <w:tc>
-          <w:tcPr>
-            <w:tcW w:type="dxa" w:w="2100"/>
-            <w:tcMar>
-              <w:top w:type="dxa" w:w="60"/>
-              <w:left w:type="dxa" w:w="100"/>
-              <w:bottom w:type="dxa" w:w="60"/>
-              <w:right w:type="dxa" w:w="100"/>
-            </w:tcMar>
-          </w:tcPr>
-          <w:p>
-            <w:pPr>
-              <w:spacing w:after="20" w:line="250"/>
-            </w:pPr>
-            <w:r>
-              <w:rPr>
-                <w:b w:val="false"/>
-                <w:bCs w:val="false"/>
-                <w:sz w:val="19"/>
-                <w:szCs w:val="19"/>
-              </w:rPr>
-              <w:t xml:space="preserve">Dependency Injection</w:t>
-            </w:r>
-          </w:p>
-        </w:tc>
-        <w:tc>
-          <w:tcPr>
-            <w:tcW w:type="dxa" w:w="3300"/>
-            <w:tcMar>
-              <w:top w:type="dxa" w:w="60"/>
-              <w:left w:type="dxa" w:w="100"/>
-              <w:bottom w:type="dxa" w:w="60"/>
-              <w:right w:type="dxa" w:w="100"/>
-            </w:tcMar>
-          </w:tcPr>
-          <w:p>
-            <w:pPr>
-              <w:spacing w:after="20" w:line="250"/>
-            </w:pPr>
-            <w:r>
-              <w:rPr>
-                <w:b w:val="false"/>
-                <w:bCs w:val="false"/>
-                <w:sz w:val="19"/>
-                <w:szCs w:val="19"/>
-              </w:rPr>
-              <w:t xml:space="preserve">Spring IoC everywhere</w:t>
-            </w:r>
-          </w:p>
-        </w:tc>
-        <w:tc>
-          <w:tcPr>
-            <w:tcW w:type="dxa" w:w="3460"/>
-            <w:tcMar>
-              <w:top w:type="dxa" w:w="60"/>
-              <w:left w:type="dxa" w:w="100"/>
-              <w:bottom w:type="dxa" w:w="60"/>
-              <w:right w:type="dxa" w:w="100"/>
-            </w:tcMar>
-          </w:tcPr>
-          <w:p>
-            <w:pPr>
-              <w:spacing w:after="20" w:line="250"/>
-            </w:pPr>
-            <w:r>
-              <w:rPr>
-                <w:b w:val="false"/>
-                <w:bCs w:val="false"/>
-                <w:sz w:val="19"/>
-                <w:szCs w:val="19"/>
-              </w:rPr>
-              <w:t xml:space="preserve">Loose coupling, testability</w:t>
-            </w:r>
-          </w:p>
-        </w:tc>
-      </w:tr>
-      <w:tr>
-        <w:tc>
-          <w:tcPr>
-            <w:tcW w:type="dxa" w:w="500"/>
-            <w:tcMar>
-              <w:top w:type="dxa" w:w="60"/>
-              <w:left w:type="dxa" w:w="100"/>
-              <w:bottom w:type="dxa" w:w="60"/>
-              <w:right w:type="dxa" w:w="100"/>
-            </w:tcMar>
-          </w:tcPr>
-          <w:p>
-            <w:pPr>
-              <w:spacing w:after="20" w:line="250"/>
-            </w:pPr>
-            <w:r>
-              <w:rPr>
-                <w:b w:val="false"/>
-                <w:bCs w:val="false"/>
-                <w:sz w:val="19"/>
-                <w:szCs w:val="19"/>
-              </w:rPr>
-              <w:t xml:space="preserve">6</w:t>
-            </w:r>
-          </w:p>
-        </w:tc>
-        <w:tc>
-          <w:tcPr>
-            <w:tcW w:type="dxa" w:w="2100"/>
-            <w:tcMar>
-              <w:top w:type="dxa" w:w="60"/>
-              <w:left w:type="dxa" w:w="100"/>
-              <w:bottom w:type="dxa" w:w="60"/>
-              <w:right w:type="dxa" w:w="100"/>
-            </w:tcMar>
-          </w:tcPr>
-          <w:p>
-            <w:pPr>
-              <w:spacing w:after="20" w:line="250"/>
-            </w:pPr>
-            <w:r>
-              <w:rPr>
-                <w:b w:val="false"/>
-                <w:bCs w:val="false"/>
-                <w:sz w:val="19"/>
-                <w:szCs w:val="19"/>
-              </w:rPr>
-              <w:t xml:space="preserve">DTO</w:t>
-            </w:r>
-          </w:p>
-        </w:tc>
-        <w:tc>
-          <w:tcPr>
-            <w:tcW w:type="dxa" w:w="3300"/>
-            <w:tcMar>
-              <w:top w:type="dxa" w:w="60"/>
-              <w:left w:type="dxa" w:w="100"/>
-              <w:bottom w:type="dxa" w:w="60"/>
-              <w:right w:type="dxa" w:w="100"/>
-            </w:tcMar>
-          </w:tcPr>
-          <w:p>
-            <w:pPr>
-              <w:spacing w:after="20" w:line="250"/>
-            </w:pPr>
-            <w:r>
-              <w:rPr>
-                <w:b w:val="false"/>
-                <w:bCs w:val="false"/>
-                <w:sz w:val="19"/>
-                <w:szCs w:val="19"/>
-              </w:rPr>
-              <w:t xml:space="preserve">PricingResult, StopSequenceResult</w:t>
-            </w:r>
-          </w:p>
-        </w:tc>
-        <w:tc>
-          <w:tcPr>
-            <w:tcW w:type="dxa" w:w="3460"/>
-            <w:tcMar>
-              <w:top w:type="dxa" w:w="60"/>
-              <w:left w:type="dxa" w:w="100"/>
-              <w:bottom w:type="dxa" w:w="60"/>
-              <w:right w:type="dxa" w:w="100"/>
-            </w:tcMar>
-          </w:tcPr>
-          <w:p>
-            <w:pPr>
-              <w:spacing w:after="20" w:line="250"/>
-            </w:pPr>
-            <w:r>
-              <w:rPr>
-                <w:b w:val="false"/>
-                <w:bCs w:val="false"/>
-                <w:sz w:val="19"/>
-                <w:szCs w:val="19"/>
-              </w:rPr>
-              <w:t xml:space="preserve">Decouple API shapes from entities</w:t>
-            </w:r>
-          </w:p>
-        </w:tc>
-      </w:tr>
-      <w:tr>
-        <w:tc>
-          <w:tcPr>
-            <w:tcW w:type="dxa" w:w="500"/>
-            <w:tcMar>
-              <w:top w:type="dxa" w:w="60"/>
-              <w:left w:type="dxa" w:w="100"/>
-              <w:bottom w:type="dxa" w:w="60"/>
-              <w:right w:type="dxa" w:w="100"/>
-            </w:tcMar>
-          </w:tcPr>
-          <w:p>
-            <w:pPr>
-              <w:spacing w:after="20" w:line="250"/>
-            </w:pPr>
-            <w:r>
-              <w:rPr>
-                <w:b w:val="false"/>
-                <w:bCs w:val="false"/>
-                <w:sz w:val="19"/>
-                <w:szCs w:val="19"/>
-              </w:rPr>
-              <w:t xml:space="preserve">7</w:t>
-            </w:r>
-          </w:p>
-        </w:tc>
-        <w:tc>
-          <w:tcPr>
-            <w:tcW w:type="dxa" w:w="2100"/>
-            <w:tcMar>
-              <w:top w:type="dxa" w:w="60"/>
-              <w:left w:type="dxa" w:w="100"/>
-              <w:bottom w:type="dxa" w:w="60"/>
-              <w:right w:type="dxa" w:w="100"/>
-            </w:tcMar>
-          </w:tcPr>
-          <w:p>
-            <w:pPr>
-              <w:spacing w:after="20" w:line="250"/>
-            </w:pPr>
-            <w:r>
-              <w:rPr>
-                <w:b w:val="false"/>
-                <w:bCs w:val="false"/>
-                <w:sz w:val="19"/>
-                <w:szCs w:val="19"/>
-              </w:rPr>
-              <w:t xml:space="preserve">Factory</w:t>
-            </w:r>
-          </w:p>
-        </w:tc>
-        <w:tc>
-          <w:tcPr>
-            <w:tcW w:type="dxa" w:w="3300"/>
-            <w:tcMar>
-              <w:top w:type="dxa" w:w="60"/>
-              <w:left w:type="dxa" w:w="100"/>
-              <w:bottom w:type="dxa" w:w="60"/>
-              <w:right w:type="dxa" w:w="100"/>
-            </w:tcMar>
-          </w:tcPr>
-          <w:p>
-            <w:pPr>
-              <w:spacing w:after="20" w:line="250"/>
-            </w:pPr>
-            <w:r>
-              <w:rPr>
-                <w:b w:val="false"/>
-                <w:bCs w:val="false"/>
-                <w:sz w:val="19"/>
-                <w:szCs w:val="19"/>
-              </w:rPr>
-              <w:t xml:space="preserve">User creation flows</w:t>
-            </w:r>
-          </w:p>
-        </w:tc>
-        <w:tc>
-          <w:tcPr>
-            <w:tcW w:type="dxa" w:w="3460"/>
-            <w:tcMar>
-              <w:top w:type="dxa" w:w="60"/>
-              <w:left w:type="dxa" w:w="100"/>
-              <w:bottom w:type="dxa" w:w="60"/>
-              <w:right w:type="dxa" w:w="100"/>
-            </w:tcMar>
-          </w:tcPr>
-          <w:p>
-            <w:pPr>
-              <w:spacing w:after="20" w:line="250"/>
-            </w:pPr>
-            <w:r>
-              <w:rPr>
-                <w:b w:val="false"/>
-                <w:bCs w:val="false"/>
-                <w:sz w:val="19"/>
-                <w:szCs w:val="19"/>
-              </w:rPr>
-              <w:t xml:space="preserve">Role-specific construction</w:t>
-            </w:r>
-          </w:p>
-        </w:tc>
-      </w:tr>
-      <w:tr>
-        <w:tc>
-          <w:tcPr>
-            <w:tcW w:type="dxa" w:w="500"/>
-            <w:tcMar>
-              <w:top w:type="dxa" w:w="60"/>
-              <w:left w:type="dxa" w:w="100"/>
-              <w:bottom w:type="dxa" w:w="60"/>
-              <w:right w:type="dxa" w:w="100"/>
-            </w:tcMar>
-          </w:tcPr>
-          <w:p>
-            <w:pPr>
-              <w:spacing w:after="20" w:line="250"/>
-            </w:pPr>
-            <w:r>
-              <w:rPr>
-                <w:b w:val="false"/>
-                <w:bCs w:val="false"/>
-                <w:sz w:val="19"/>
-                <w:szCs w:val="19"/>
-              </w:rPr>
-              <w:t xml:space="preserve">8</w:t>
-            </w:r>
-          </w:p>
-        </w:tc>
-        <w:tc>
-          <w:tcPr>
-            <w:tcW w:type="dxa" w:w="2100"/>
-            <w:tcMar>
-              <w:top w:type="dxa" w:w="60"/>
-              <w:left w:type="dxa" w:w="100"/>
-              <w:bottom w:type="dxa" w:w="60"/>
-              <w:right w:type="dxa" w:w="100"/>
-            </w:tcMar>
-          </w:tcPr>
-          <w:p>
-            <w:pPr>
-              <w:spacing w:after="20" w:line="250"/>
-            </w:pPr>
-            <w:r>
-              <w:rPr>
-                <w:b w:val="false"/>
-                <w:bCs w:val="false"/>
-                <w:sz w:val="19"/>
-                <w:szCs w:val="19"/>
-              </w:rPr>
-              <w:t xml:space="preserve">Singleton</w:t>
-            </w:r>
-          </w:p>
-        </w:tc>
-        <w:tc>
-          <w:tcPr>
-            <w:tcW w:type="dxa" w:w="3300"/>
-            <w:tcMar>
-              <w:top w:type="dxa" w:w="60"/>
-              <w:left w:type="dxa" w:w="100"/>
-              <w:bottom w:type="dxa" w:w="60"/>
-              <w:right w:type="dxa" w:w="100"/>
-            </w:tcMar>
-          </w:tcPr>
-          <w:p>
-            <w:pPr>
-              <w:spacing w:after="20" w:line="250"/>
-            </w:pPr>
-            <w:r>
-              <w:rPr>
-                <w:b w:val="false"/>
-                <w:bCs w:val="false"/>
-                <w:sz w:val="19"/>
-                <w:szCs w:val="19"/>
-              </w:rPr>
-              <w:t xml:space="preserve">GoogleMapsMappingService</w:t>
-            </w:r>
-          </w:p>
-        </w:tc>
-        <w:tc>
-          <w:tcPr>
-            <w:tcW w:type="dxa" w:w="3460"/>
-            <w:tcMar>
-              <w:top w:type="dxa" w:w="60"/>
-              <w:left w:type="dxa" w:w="100"/>
-              <w:bottom w:type="dxa" w:w="60"/>
-              <w:right w:type="dxa" w:w="100"/>
-            </w:tcMar>
-          </w:tcPr>
-          <w:p>
-            <w:pPr>
-              <w:spacing w:after="20" w:line="250"/>
-            </w:pPr>
-            <w:r>
-              <w:rPr>
-                <w:b w:val="false"/>
-                <w:bCs w:val="false"/>
-                <w:sz w:val="19"/>
-                <w:szCs w:val="19"/>
-              </w:rPr>
-              <w:t xml:space="preserve">Single stateful API client</w:t>
-            </w:r>
-          </w:p>
-        </w:tc>
-      </w:tr>
-      <w:tr>
-        <w:tc>
-          <w:tcPr>
-            <w:tcW w:type="dxa" w:w="500"/>
-            <w:tcMar>
-              <w:top w:type="dxa" w:w="60"/>
-              <w:left w:type="dxa" w:w="100"/>
-              <w:bottom w:type="dxa" w:w="60"/>
-              <w:right w:type="dxa" w:w="100"/>
-            </w:tcMar>
-          </w:tcPr>
-          <w:p>
-            <w:pPr>
-              <w:spacing w:after="20" w:line="250"/>
-            </w:pPr>
-            <w:r>
-              <w:rPr>
-                <w:b w:val="false"/>
-                <w:bCs w:val="false"/>
-                <w:sz w:val="19"/>
-                <w:szCs w:val="19"/>
-              </w:rPr>
-              <w:t xml:space="preserve">9</w:t>
-            </w:r>
-          </w:p>
-        </w:tc>
-        <w:tc>
-          <w:tcPr>
-            <w:tcW w:type="dxa" w:w="2100"/>
-            <w:tcMar>
-              <w:top w:type="dxa" w:w="60"/>
-              <w:left w:type="dxa" w:w="100"/>
-              <w:bottom w:type="dxa" w:w="60"/>
-              <w:right w:type="dxa" w:w="100"/>
-            </w:tcMar>
-          </w:tcPr>
-          <w:p>
-            <w:pPr>
-              <w:spacing w:after="20" w:line="250"/>
-            </w:pPr>
-            <w:r>
-              <w:rPr>
-                <w:b w:val="false"/>
-                <w:bCs w:val="false"/>
-                <w:sz w:val="19"/>
-                <w:szCs w:val="19"/>
-              </w:rPr>
-              <w:t xml:space="preserve">State</w:t>
-            </w:r>
-          </w:p>
-        </w:tc>
-        <w:tc>
-          <w:tcPr>
-            <w:tcW w:type="dxa" w:w="3300"/>
-            <w:tcMar>
-              <w:top w:type="dxa" w:w="60"/>
-              <w:left w:type="dxa" w:w="100"/>
-              <w:bottom w:type="dxa" w:w="60"/>
-              <w:right w:type="dxa" w:w="100"/>
-            </w:tcMar>
-          </w:tcPr>
-          <w:p>
-            <w:pPr>
-              <w:spacing w:after="20" w:line="250"/>
-            </w:pPr>
-            <w:r>
-              <w:rPr>
-                <w:b w:val="false"/>
-                <w:bCs w:val="false"/>
-                <w:sz w:val="19"/>
-                <w:szCs w:val="19"/>
-              </w:rPr>
-              <w:t xml:space="preserve">BookingLifecycleService guard table</w:t>
-            </w:r>
-          </w:p>
-        </w:tc>
-        <w:tc>
-          <w:tcPr>
-            <w:tcW w:type="dxa" w:w="3460"/>
-            <w:tcMar>
-              <w:top w:type="dxa" w:w="60"/>
-              <w:left w:type="dxa" w:w="100"/>
-              <w:bottom w:type="dxa" w:w="60"/>
-              <w:right w:type="dxa" w:w="100"/>
-            </w:tcMar>
-          </w:tcPr>
-          <w:p>
-            <w:pPr>
-              <w:spacing w:after="20" w:line="250"/>
-            </w:pPr>
-            <w:r>
-              <w:rPr>
-                <w:b w:val="false"/>
-                <w:bCs w:val="false"/>
-                <w:sz w:val="19"/>
-                <w:szCs w:val="19"/>
-              </w:rPr>
-              <w:t xml:space="preserve">Formal booking FSM (FR-12)</w:t>
-            </w:r>
-          </w:p>
-        </w:tc>
-      </w:tr>
-      <w:tr>
-        <w:tc>
-          <w:tcPr>
-            <w:tcW w:type="dxa" w:w="500"/>
-            <w:tcMar>
-              <w:top w:type="dxa" w:w="60"/>
-              <w:left w:type="dxa" w:w="100"/>
-              <w:bottom w:type="dxa" w:w="60"/>
-              <w:right w:type="dxa" w:w="100"/>
-            </w:tcMar>
-          </w:tcPr>
-          <w:p>
-            <w:pPr>
-              <w:spacing w:after="20" w:line="250"/>
-            </w:pPr>
-            <w:r>
-              <w:rPr>
-                <w:b w:val="false"/>
-                <w:bCs w:val="false"/>
-                <w:sz w:val="19"/>
-                <w:szCs w:val="19"/>
-              </w:rPr>
-              <w:t xml:space="preserve">10</w:t>
-            </w:r>
-          </w:p>
-        </w:tc>
-        <w:tc>
-          <w:tcPr>
-            <w:tcW w:type="dxa" w:w="2100"/>
-            <w:tcMar>
-              <w:top w:type="dxa" w:w="60"/>
-              <w:left w:type="dxa" w:w="100"/>
-              <w:bottom w:type="dxa" w:w="60"/>
-              <w:right w:type="dxa" w:w="100"/>
-            </w:tcMar>
-          </w:tcPr>
-          <w:p>
-            <w:pPr>
-              <w:spacing w:after="20" w:line="250"/>
-            </w:pPr>
-            <w:r>
-              <w:rPr>
-                <w:b w:val="false"/>
-                <w:bCs w:val="false"/>
-                <w:sz w:val="19"/>
-                <w:szCs w:val="19"/>
-              </w:rPr>
-              <w:t xml:space="preserve">Observer</w:t>
-            </w:r>
-          </w:p>
-        </w:tc>
-        <w:tc>
-          <w:tcPr>
-            <w:tcW w:type="dxa" w:w="3300"/>
-            <w:tcMar>
-              <w:top w:type="dxa" w:w="60"/>
-              <w:left w:type="dxa" w:w="100"/>
-              <w:bottom w:type="dxa" w:w="60"/>
-              <w:right w:type="dxa" w:w="100"/>
-            </w:tcMar>
-          </w:tcPr>
-          <w:p>
-            <w:pPr>
-              <w:spacing w:after="20" w:line="250"/>
-            </w:pPr>
-            <w:r>
-              <w:rPr>
-                <w:b w:val="false"/>
-                <w:bCs w:val="false"/>
-                <w:sz w:val="19"/>
-                <w:szCs w:val="19"/>
-              </w:rPr>
-              <w:t xml:space="preserve">NotificationService hooks; rating→reputation propagation</w:t>
-            </w:r>
-          </w:p>
-        </w:tc>
-        <w:tc>
-          <w:tcPr>
-            <w:tcW w:type="dxa" w:w="3460"/>
-            <w:tcMar>
-              <w:top w:type="dxa" w:w="60"/>
-              <w:left w:type="dxa" w:w="100"/>
-              <w:bottom w:type="dxa" w:w="60"/>
-              <w:right w:type="dxa" w:w="100"/>
-            </w:tcMar>
-          </w:tcPr>
-          <w:p>
-            <w:pPr>
-              <w:spacing w:after="20" w:line="250"/>
-            </w:pPr>
-            <w:r>
-              <w:rPr>
-                <w:b w:val="false"/>
-                <w:bCs w:val="false"/>
-                <w:sz w:val="19"/>
-                <w:szCs w:val="19"/>
-              </w:rPr>
-              <w:t xml:space="preserve">Event-driven decoupling (FR-10/11/13)</w:t>
-            </w:r>
-          </w:p>
-        </w:tc>
-      </w:tr>
-    </w:tbl>
-    <w:p>
-      <w:pPr>
-        <w:pStyle w:val="Heading2"/>
-        <w:spacing w:after="130" w:before="260"/>
-      </w:pPr>
-      <w:r>
-        <w:t xml:space="preserve">7.3 Deployment view</w:t>
-      </w:r>
-    </w:p>
-    <w:p>
-      <w:pPr>
-        <w:spacing w:after="120" w:line="300"/>
+          <w:sz w:val="21"/>
+          <w:szCs w:val="21"/>
+        </w:rPr>
+        <w:t xml:space="preserve">Acceptance criteria (traces to FR-16):</w:t>
+      </w:r>
+    </w:p>
+    <w:p>
+      <w:pPr>
+        <w:pStyle w:val="ListParagraph"/>
+        <w:numPr>
+          <w:ilvl w:val="1"/>
+          <w:numId w:val="2"/>
+        </w:numPr>
+        <w:spacing w:after="60" w:line="280"/>
+      </w:pPr>
+      <w:r>
+        <w:rPr>
+          <w:sz w:val="21"/>
+          <w:szCs w:val="21"/>
+        </w:rPr>
+        <w:t xml:space="preserve">Rule set interpreted per booking inside the existing pricing chain.</w:t>
+      </w:r>
+    </w:p>
+    <w:p>
+      <w:pPr>
+        <w:pStyle w:val="ListParagraph"/>
+        <w:numPr>
+          <w:ilvl w:val="1"/>
+          <w:numId w:val="2"/>
+        </w:numPr>
+        <w:spacing w:after="60" w:line="280"/>
+      </w:pPr>
+      <w:r>
+        <w:rPr>
+          <w:sz w:val="21"/>
+          <w:szCs w:val="21"/>
+        </w:rPr>
+        <w:t xml:space="preserve">GOLD/PREMIUM riders receive the driver's loyalty discount (audited).</w:t>
+      </w:r>
+    </w:p>
+    <w:p>
+      <w:pPr>
+        <w:pStyle w:val="ListParagraph"/>
+        <w:numPr>
+          <w:ilvl w:val="1"/>
+          <w:numId w:val="2"/>
+        </w:numPr>
+        <w:spacing w:after="60" w:line="280"/>
+      </w:pPr>
+      <w:r>
+        <w:rPr>
+          <w:sz w:val="21"/>
+          <w:szCs w:val="21"/>
+        </w:rPr>
+        <w:t xml:space="preserve">No rules -&gt; platform default chain (documented fallback).</w:t>
+      </w:r>
+    </w:p>
+    <w:p>
+      <w:pPr>
+        <w:spacing w:after="60" w:line="300"/>
+      </w:pPr>
+      <w:r>
+        <w:rPr>
+          <w:b/>
+          <w:bCs/>
+          <w:sz w:val="22"/>
+          <w:szCs w:val="22"/>
+        </w:rPr>
+        <w:t xml:space="preserve">User story US-9.3 — Hardening. </w:t>
+      </w:r>
+      <w:r>
+        <w:rPr>
+          <w:i/>
+          <w:iCs/>
+          <w:sz w:val="22"/>
+          <w:szCs w:val="22"/>
+        </w:rPr>
+        <w:t xml:space="preserve">As the developer, I want bookings validated against ALL active passengers and lifecycle actions authorized, so that correctness holds under concurrency of intents.</w:t>
+      </w:r>
+    </w:p>
+    <w:p>
+      <w:pPr>
+        <w:spacing w:after="40" w:line="300"/>
       </w:pPr>
       <w:r>
         <w:rPr>
@@ -16054,58 +16504,103 @@
           <w:bCs w:val="false"/>
           <w:i w:val="false"/>
           <w:iCs w:val="false"/>
-          <w:sz w:val="22"/>
-          <w:szCs w:val="22"/>
-        </w:rPr>
-        <w:t xml:space="preserve">Two deployment configurations exist. Development: Spring Boot embedded server + local MySQL (XAMPP). Production-like: two containers orchestrated by docker compose — the application image (built by the multi-stage Dockerfile, running as a non-root user on a JRE-only base) and mysql:8.0 with a named volume and a health check that gates application startup. Configuration enters exclusively through environment variables (12-factor); the same image runs unchanged in both configurations (NFR-6).</w:t>
-      </w:r>
-    </w:p>
-    <w:p>
-      <w:r>
-        <w:br w:type="page"/>
-      </w:r>
-    </w:p>
-    <w:p>
-      <w:pPr>
-        <w:pStyle w:val="Heading1"/>
-        <w:spacing w:after="160" w:before="320"/>
-      </w:pPr>
-      <w:r>
-        <w:t xml:space="preserve">8. Verification and Validation</w:t>
-      </w:r>
-    </w:p>
-    <w:p>
-      <w:pPr>
-        <w:pStyle w:val="Heading2"/>
-        <w:spacing w:after="130" w:before="260"/>
-      </w:pPr>
-      <w:r>
-        <w:t xml:space="preserve">8.1 Test strategy</w:t>
-      </w:r>
-    </w:p>
-    <w:p>
-      <w:pPr>
-        <w:spacing w:after="120" w:line="300"/>
-      </w:pPr>
-      <w:r>
-        <w:rPr>
-          <w:b w:val="false"/>
-          <w:bCs w:val="false"/>
+          <w:sz w:val="21"/>
+          <w:szCs w:val="21"/>
+        </w:rPr>
+        <w:t xml:space="preserve">Acceptance criteria (traces to FR-8, FR-12, NFR-2, NFR-6):</w:t>
+      </w:r>
+    </w:p>
+    <w:p>
+      <w:pPr>
+        <w:pStyle w:val="ListParagraph"/>
+        <w:numPr>
+          <w:ilvl w:val="1"/>
+          <w:numId w:val="2"/>
+        </w:numPr>
+        <w:spacing w:after="60" w:line="280"/>
+      </w:pPr>
+      <w:r>
+        <w:rPr>
+          <w:sz w:val="21"/>
+          <w:szCs w:val="21"/>
+        </w:rPr>
+        <w:t xml:space="preserve">A booking is accepted only if the DFS can serve every active booking plus the new one (overbooking fix).</w:t>
+      </w:r>
+    </w:p>
+    <w:p>
+      <w:pPr>
+        <w:pStyle w:val="ListParagraph"/>
+        <w:numPr>
+          <w:ilvl w:val="1"/>
+          <w:numId w:val="2"/>
+        </w:numPr>
+        <w:spacing w:after="60" w:line="280"/>
+      </w:pPr>
+      <w:r>
+        <w:rPr>
+          <w:sz w:val="21"/>
+          <w:szCs w:val="21"/>
+        </w:rPr>
+        <w:t xml:space="preserve">Confirm/decline/complete only by the trip's driver; withdraw only by the booking's owner (403 otherwise).</w:t>
+      </w:r>
+    </w:p>
+    <w:p>
+      <w:pPr>
+        <w:pStyle w:val="ListParagraph"/>
+        <w:numPr>
+          <w:ilvl w:val="1"/>
+          <w:numId w:val="2"/>
+        </w:numPr>
+        <w:spacing w:after="60" w:line="280"/>
+      </w:pPr>
+      <w:r>
+        <w:rPr>
+          <w:sz w:val="21"/>
+          <w:szCs w:val="21"/>
+        </w:rPr>
+        <w:t xml:space="preserve">/actuator/health and metrics exposed (monitoring practice area).</w:t>
+      </w:r>
+    </w:p>
+    <w:p>
+      <w:pPr>
+        <w:pStyle w:val="ListParagraph"/>
+        <w:numPr>
+          <w:ilvl w:val="1"/>
+          <w:numId w:val="2"/>
+        </w:numPr>
+        <w:spacing w:after="60" w:line="280"/>
+      </w:pPr>
+      <w:r>
+        <w:rPr>
+          <w:sz w:val="21"/>
+          <w:szCs w:val="21"/>
+        </w:rPr>
+        <w:t xml:space="preserve">Interactive OpenAPI documentation served at /swagger-ui.html.</w:t>
+      </w:r>
+    </w:p>
+    <w:p>
+      <w:pPr>
+        <w:pStyle w:val="Heading3"/>
+        <w:spacing w:after="110" w:before="200"/>
+      </w:pPr>
+      <w:r>
+        <w:t xml:space="preserve">Implementation</w:t>
+      </w:r>
+    </w:p>
+    <w:p>
+      <w:pPr>
+        <w:spacing w:after="40" w:line="300"/>
+      </w:pPr>
+      <w:r>
+        <w:rPr>
+          <w:b/>
+          <w:bCs/>
           <w:i w:val="false"/>
           <w:iCs w:val="false"/>
           <w:sz w:val="22"/>
           <w:szCs w:val="22"/>
         </w:rPr>
-        <w:t xml:space="preserve">Three complementary levels, all executed by mvn test and by CI on every push: unit tests of the algorithmic services with mocked collaborators (matching, pricing, reputation — 15 tests); an ordered end-to-end integration suite driving the real HTTP stack against the H2 profile (60 tests covering every endpoint's happy and error branches, including fault injection of Maps API failures via a Mockito spy); and the Sprint 7 lifecycle/notification/eligibility suite (22 tests) verifying the full state machine — every legal transition, every illegal-transition class as HTTP 409, trip completion semantics, and Observer propagation into the inbox. One context smoke test completes the 98.</w:t>
-      </w:r>
-    </w:p>
-    <w:p>
-      <w:pPr>
-        <w:pStyle w:val="Heading2"/>
-        <w:spacing w:after="130" w:before="260"/>
-      </w:pPr>
-      <w:r>
-        <w:t xml:space="preserve">8.2 Results and coverage</w:t>
+        <w:t xml:space="preserve">Completed backlog items:</w:t>
       </w:r>
     </w:p>
     <w:p>
@@ -16124,109 +16619,383 @@
           <w:sz w:val="22"/>
           <w:szCs w:val="22"/>
         </w:rPr>
-        <w:t xml:space="preserve">98 automated tests, all green (local and CI); JaCoCo line coverage 84 %, above the ≥ 80 % target of NFR-4;</w:t>
-      </w:r>
-    </w:p>
-    <w:p>
-      <w:pPr>
-        <w:pStyle w:val="ListParagraph"/>
-        <w:numPr>
-          <w:ilvl w:val="0"/>
-          <w:numId w:val="2"/>
-        </w:numPr>
-        <w:spacing w:after="70" w:line="290"/>
-      </w:pPr>
-      <w:r>
-        <w:rPr>
-          <w:b w:val="false"/>
-          <w:bCs w:val="false"/>
-          <w:sz w:val="22"/>
-          <w:szCs w:val="22"/>
-        </w:rPr>
-        <w:t xml:space="preserve">requirement coverage: every FR is exercised by at least one named test scenario; the FSM guard table of FR-12 is additionally verified exhaustively at unit level;</w:t>
-      </w:r>
-    </w:p>
-    <w:p>
-      <w:pPr>
-        <w:pStyle w:val="ListParagraph"/>
-        <w:numPr>
-          <w:ilvl w:val="0"/>
-          <w:numId w:val="2"/>
-        </w:numPr>
-        <w:spacing w:after="70" w:line="290"/>
-      </w:pPr>
-      <w:r>
-        <w:rPr>
-          <w:b w:val="false"/>
-          <w:bCs w:val="false"/>
-          <w:sz w:val="22"/>
-          <w:szCs w:val="22"/>
-        </w:rPr>
-        <w:t xml:space="preserve">defects found by verification during Sprint 7 hardening: (D1) dashboard CSS silently unparsed due to a UTF-16-encoded file tail — fixed and visually re-verified; (D2) integration fixtures with hardcoded June 2026 dates began violating @FutureOrPresent at persistence after 20 June — replaced by now-relative dates (standing rule adopted); (D3) BCrypt password hashes serialized by user-listing endpoints — fixed with a write-only JSON property and re-tested.</w:t>
-      </w:r>
-    </w:p>
-    <w:p>
-      <w:pPr>
-        <w:pStyle w:val="Heading2"/>
-        <w:spacing w:after="130" w:before="260"/>
-      </w:pPr>
-      <w:r>
-        <w:t xml:space="preserve">8.3 Validation against user needs</w:t>
-      </w:r>
-    </w:p>
-    <w:p>
-      <w:pPr>
-        <w:spacing w:after="120" w:line="300"/>
-      </w:pPr>
-      <w:r>
-        <w:rPr>
-          <w:b w:val="false"/>
-          <w:bCs w:val="false"/>
+        <w:t xml:space="preserve">PB-18 DriverTravelRule entity + TravelPolicyService (veto evaluation with veto-dominant conflict resolution, weighted ranking with breakdown) + policy CRUD/ranking endpoints + Profile rule-builder UI + ranked Find Passengers view + luggage declaration on requests; PB-19 DriverPricingRule entity + rule-set interpretation in PricingEngine + loyalty tier discount + pricing rule UI; PB-20 overbooking fix (plan with all active bookings), lifecycle actor authorization, Spring Boot Actuator, springdoc OpenAPI UI.</w:t>
+      </w:r>
+    </w:p>
+    <w:p>
+      <w:pPr>
+        <w:spacing w:after="40" w:line="300"/>
+      </w:pPr>
+      <w:r>
+        <w:rPr>
+          <w:b/>
+          <w:bCs/>
           <w:i w:val="false"/>
           <w:iCs w:val="false"/>
           <w:sz w:val="22"/>
           <w:szCs w:val="22"/>
         </w:rPr>
-        <w:t xml:space="preserve">Each sprint review demonstrated the increment against its sprint goal from the user's perspective (Section 6). Final validation walked the complete passenger and driver journeys: register → search (only feasible trips shown) → book (fare with audit trail, payment simulation) → driver confirm → trip completion → rating → reputation/tier update → notifications at every step.</w:t>
-      </w:r>
-    </w:p>
-    <w:p>
-      <w:r>
-        <w:br w:type="page"/>
-      </w:r>
-    </w:p>
-    <w:p>
-      <w:pPr>
-        <w:pStyle w:val="Heading1"/>
-        <w:spacing w:after="160" w:before="320"/>
-      </w:pPr>
-      <w:r>
-        <w:t xml:space="preserve">9. Project Closure</w:t>
-      </w:r>
-    </w:p>
-    <w:p>
-      <w:pPr>
-        <w:pStyle w:val="Heading2"/>
-        <w:spacing w:after="130" w:before="260"/>
-      </w:pPr>
-      <w:r>
-        <w:t xml:space="preserve">9.1 Velocity and delivery</w:t>
-      </w:r>
-    </w:p>
-    <w:p>
-      <w:pPr>
-        <w:spacing w:after="120" w:line="300"/>
-      </w:pPr>
-      <w:r>
-        <w:rPr>
-          <w:b w:val="false"/>
-          <w:bCs w:val="false"/>
+        <w:t xml:space="preserve">Major achievements:</w:t>
+      </w:r>
+    </w:p>
+    <w:p>
+      <w:pPr>
+        <w:pStyle w:val="ListParagraph"/>
+        <w:numPr>
+          <w:ilvl w:val="0"/>
+          <w:numId w:val="2"/>
+        </w:numPr>
+        <w:spacing w:after="70" w:line="290"/>
+      </w:pPr>
+      <w:r>
+        <w:rPr>
+          <w:b w:val="false"/>
+          <w:bCs w:val="false"/>
+          <w:sz w:val="22"/>
+          <w:szCs w:val="22"/>
+        </w:rPr>
+        <w:t xml:space="preserve">The proposal-review remark — 'rule/policy customizability, letting the owner define her pricing and traveling policy' — is now implemented literally: both policies are owned by the driver and interpreted generically (Specification pattern, 11 patterns total).</w:t>
+      </w:r>
+    </w:p>
+    <w:p>
+      <w:pPr>
+        <w:pStyle w:val="ListParagraph"/>
+        <w:numPr>
+          <w:ilvl w:val="0"/>
+          <w:numId w:val="2"/>
+        </w:numPr>
+        <w:spacing w:after="70" w:line="290"/>
+      </w:pPr>
+      <w:r>
+        <w:rPr>
+          <w:b w:val="false"/>
+          <w:bCs w:val="false"/>
+          <w:sz w:val="22"/>
+          <w:szCs w:val="22"/>
+        </w:rPr>
+        <w:t xml:space="preserve">Reputation now has teeth: it gates access (min-reputation rules), buys ranking priority, and earns fare discounts — a complete reputation + incentive mechanism.</w:t>
+      </w:r>
+    </w:p>
+    <w:p>
+      <w:pPr>
+        <w:pStyle w:val="ListParagraph"/>
+        <w:numPr>
+          <w:ilvl w:val="0"/>
+          <w:numId w:val="2"/>
+        </w:numPr>
+        <w:spacing w:after="70" w:line="290"/>
+      </w:pPr>
+      <w:r>
+        <w:rPr>
+          <w:b w:val="false"/>
+          <w:bCs w:val="false"/>
+          <w:sz w:val="22"/>
+          <w:szCs w:val="22"/>
+        </w:rPr>
+        <w:t xml:space="preserve">Defect D4 found by review and fixed: bookings were routed in isolation, so a 1-seat car could accept unlimited passengers; planning now includes every active booking (regression-tested).</w:t>
+      </w:r>
+    </w:p>
+    <w:p>
+      <w:pPr>
+        <w:pStyle w:val="ListParagraph"/>
+        <w:numPr>
+          <w:ilvl w:val="0"/>
+          <w:numId w:val="2"/>
+        </w:numPr>
+        <w:spacing w:after="70" w:line="290"/>
+      </w:pPr>
+      <w:r>
+        <w:rPr>
+          <w:b w:val="false"/>
+          <w:bCs w:val="false"/>
+          <w:sz w:val="22"/>
+          <w:szCs w:val="22"/>
+        </w:rPr>
+        <w:t xml:space="preserve">Defect D5 closed: lifecycle transitions required no identity — any caller could confirm anyone's booking; actor authorization now returns 403 (regression-tested).</w:t>
+      </w:r>
+    </w:p>
+    <w:p>
+      <w:pPr>
+        <w:pStyle w:val="ListParagraph"/>
+        <w:numPr>
+          <w:ilvl w:val="0"/>
+          <w:numId w:val="2"/>
+        </w:numPr>
+        <w:spacing w:after="70" w:line="290"/>
+      </w:pPr>
+      <w:r>
+        <w:rPr>
+          <w:b w:val="false"/>
+          <w:bCs w:val="false"/>
+          <w:sz w:val="22"/>
+          <w:szCs w:val="22"/>
+        </w:rPr>
+        <w:t xml:space="preserve">20 new integration tests — suite at 118, all green.</w:t>
+      </w:r>
+    </w:p>
+    <w:p>
+      <w:pPr>
+        <w:spacing w:after="40" w:line="300"/>
+      </w:pPr>
+      <w:r>
+        <w:rPr>
+          <w:b/>
+          <w:bCs/>
           <w:i w:val="false"/>
           <w:iCs w:val="false"/>
           <w:sz w:val="22"/>
           <w:szCs w:val="22"/>
         </w:rPr>
-        <w:t xml:space="preserve">148 story points were delivered over eight sprints (average velocity ≈ 18.5 SP/sprint, ranging from 10 to 26). Velocity was deliberately not smoothed: Sprint 1 paid the framework learning curve, Sprint 2 was the heaviest cycle, and Sprint 4 — colliding with the examination period — is the one sprint whose goal was missed (2 SP carried into Sprint 5 and delivered there). The two scope adjustments (Sprints 2 and 7) were absorbed within their sprints. Total effort tracked ≈ 100 hours, matching the course's individual budget.</w:t>
+        <w:t xml:space="preserve">Challenges and impediments:</w:t>
+      </w:r>
+    </w:p>
+    <w:p>
+      <w:pPr>
+        <w:pStyle w:val="ListParagraph"/>
+        <w:numPr>
+          <w:ilvl w:val="0"/>
+          <w:numId w:val="2"/>
+        </w:numPr>
+        <w:spacing w:after="70" w:line="290"/>
+      </w:pPr>
+      <w:r>
+        <w:rPr>
+          <w:b w:val="false"/>
+          <w:bCs w:val="false"/>
+          <w:sz w:val="22"/>
+          <w:szCs w:val="22"/>
+        </w:rPr>
+        <w:t xml:space="preserve">Making the overbooking regression test deterministic under the offline distance fallback required reasoning about the fallback's minimum leg time to choose a detour budget that provably excludes sequential double-serving.</w:t>
+      </w:r>
+    </w:p>
+    <w:p>
+      <w:pPr>
+        <w:pStyle w:val="ListParagraph"/>
+        <w:numPr>
+          <w:ilvl w:val="0"/>
+          <w:numId w:val="2"/>
+        </w:numPr>
+        <w:spacing w:after="70" w:line="290"/>
+      </w:pPr>
+      <w:r>
+        <w:rPr>
+          <w:b w:val="false"/>
+          <w:bCs w:val="false"/>
+          <w:sz w:val="22"/>
+          <w:szCs w:val="22"/>
+        </w:rPr>
+        <w:t xml:space="preserve">Rule vocabularies were kept deliberately small and typed (3 travel + 5 pricing rule types) — an extensible interpreter beats a free-form DSL at course scale.</w:t>
+      </w:r>
+    </w:p>
+    <w:p>
+      <w:pPr>
+        <w:pStyle w:val="Heading3"/>
+        <w:spacing w:after="110" w:before="200"/>
+      </w:pPr>
+      <w:r>
+        <w:t xml:space="preserve">Testing</w:t>
+      </w:r>
+    </w:p>
+    <w:p>
+      <w:pPr>
+        <w:pStyle w:val="ListParagraph"/>
+        <w:numPr>
+          <w:ilvl w:val="0"/>
+          <w:numId w:val="2"/>
+        </w:numPr>
+        <w:spacing w:after="70" w:line="290"/>
+      </w:pPr>
+      <w:r>
+        <w:rPr>
+          <w:b w:val="false"/>
+          <w:bCs w:val="false"/>
+          <w:sz w:val="22"/>
+          <w:szCs w:val="22"/>
+        </w:rPr>
+        <w:t xml:space="preserve">PolicyEngineIntegrationTest: 20 ordered tests — rule CRUD and validation, all three veto paths, compliant booking, rule deletion reopening access, overbooking regression on a 1-seat car, ranking order and 404 path, driver pricing incl. loyalty audit and default fallback, authorization 403s, actuator health.</w:t>
+      </w:r>
+    </w:p>
+    <w:p>
+      <w:pPr>
+        <w:pStyle w:val="ListParagraph"/>
+        <w:numPr>
+          <w:ilvl w:val="0"/>
+          <w:numId w:val="2"/>
+        </w:numPr>
+        <w:spacing w:after="70" w:line="290"/>
+      </w:pPr>
+      <w:r>
+        <w:rPr>
+          <w:b w:val="false"/>
+          <w:bCs w:val="false"/>
+          <w:sz w:val="22"/>
+          <w:szCs w:val="22"/>
+        </w:rPr>
+        <w:t xml:space="preserve">Full regression: 118/118 green locally and in CI.</w:t>
+      </w:r>
+    </w:p>
+    <w:p>
+      <w:pPr>
+        <w:pStyle w:val="Heading3"/>
+        <w:spacing w:after="110" w:before="200"/>
+      </w:pPr>
+      <w:r>
+        <w:t xml:space="preserve">Review</w:t>
+      </w:r>
+    </w:p>
+    <w:p>
+      <w:pPr>
+        <w:pStyle w:val="ListParagraph"/>
+        <w:numPr>
+          <w:ilvl w:val="0"/>
+          <w:numId w:val="2"/>
+        </w:numPr>
+        <w:spacing w:after="70" w:line="290"/>
+      </w:pPr>
+      <w:r>
+        <w:rPr>
+          <w:b w:val="false"/>
+          <w:bCs w:val="false"/>
+          <w:sz w:val="22"/>
+          <w:szCs w:val="22"/>
+        </w:rPr>
+        <w:t xml:space="preserve">Increment demonstrated end-to-end: driver authors rules in Profile -&gt; weak candidate vetoed at booking with reasons -&gt; remaining candidates ranked with scores -&gt; GOLD rider books with the driver's own pricing visible in the audit trail.</w:t>
+      </w:r>
+    </w:p>
+    <w:p>
+      <w:pPr>
+        <w:pStyle w:val="ListParagraph"/>
+        <w:numPr>
+          <w:ilvl w:val="0"/>
+          <w:numId w:val="2"/>
+        </w:numPr>
+        <w:spacing w:after="70" w:line="290"/>
+      </w:pPr>
+      <w:r>
+        <w:rPr>
+          <w:b w:val="false"/>
+          <w:bCs w:val="false"/>
+          <w:sz w:val="22"/>
+          <w:szCs w:val="22"/>
+        </w:rPr>
+        <w:t xml:space="preserve">16/16 SP delivered in five working days.</w:t>
+      </w:r>
+    </w:p>
+    <w:p>
+      <w:pPr>
+        <w:pStyle w:val="Heading3"/>
+        <w:spacing w:after="110" w:before="200"/>
+      </w:pPr>
+      <w:r>
+        <w:t xml:space="preserve">Retrospective</w:t>
+      </w:r>
+    </w:p>
+    <w:p>
+      <w:pPr>
+        <w:spacing w:after="40" w:line="300"/>
+      </w:pPr>
+      <w:r>
+        <w:rPr>
+          <w:b/>
+          <w:bCs/>
+          <w:i w:val="false"/>
+          <w:iCs w:val="false"/>
+          <w:sz w:val="22"/>
+          <w:szCs w:val="22"/>
+        </w:rPr>
+        <w:t xml:space="preserve">What went well:</w:t>
+      </w:r>
+    </w:p>
+    <w:p>
+      <w:pPr>
+        <w:pStyle w:val="ListParagraph"/>
+        <w:numPr>
+          <w:ilvl w:val="0"/>
+          <w:numId w:val="2"/>
+        </w:numPr>
+        <w:spacing w:after="70" w:line="290"/>
+      </w:pPr>
+      <w:r>
+        <w:rPr>
+          <w:b w:val="false"/>
+          <w:bCs w:val="false"/>
+          <w:sz w:val="22"/>
+          <w:szCs w:val="22"/>
+        </w:rPr>
+        <w:t xml:space="preserve">The Strategy/Chain architecture from Sprint 3 absorbed per-driver rule interpretation without breaking a single existing pricing test.</w:t>
+      </w:r>
+    </w:p>
+    <w:p>
+      <w:pPr>
+        <w:pStyle w:val="ListParagraph"/>
+        <w:numPr>
+          <w:ilvl w:val="0"/>
+          <w:numId w:val="2"/>
+        </w:numPr>
+        <w:spacing w:after="70" w:line="290"/>
+      </w:pPr>
+      <w:r>
+        <w:rPr>
+          <w:b w:val="false"/>
+          <w:bCs w:val="false"/>
+          <w:sz w:val="22"/>
+          <w:szCs w:val="22"/>
+        </w:rPr>
+        <w:t xml:space="preserve">Treating the professor's proposal remarks as acceptance criteria made scoping unambiguous.</w:t>
+      </w:r>
+    </w:p>
+    <w:p>
+      <w:pPr>
+        <w:spacing w:after="40" w:line="300"/>
+      </w:pPr>
+      <w:r>
+        <w:rPr>
+          <w:b/>
+          <w:bCs/>
+          <w:i w:val="false"/>
+          <w:iCs w:val="false"/>
+          <w:sz w:val="22"/>
+          <w:szCs w:val="22"/>
+        </w:rPr>
+        <w:t xml:space="preserve">What to improve:</w:t>
+      </w:r>
+    </w:p>
+    <w:p>
+      <w:pPr>
+        <w:pStyle w:val="ListParagraph"/>
+        <w:numPr>
+          <w:ilvl w:val="0"/>
+          <w:numId w:val="2"/>
+        </w:numPr>
+        <w:spacing w:after="70" w:line="290"/>
+      </w:pPr>
+      <w:r>
+        <w:rPr>
+          <w:b w:val="false"/>
+          <w:bCs w:val="false"/>
+          <w:sz w:val="22"/>
+          <w:szCs w:val="22"/>
+        </w:rPr>
+        <w:t xml:space="preserve">Rule management deserves server-side pagination and per-trip overrides (roadmap).</w:t>
+      </w:r>
+    </w:p>
+    <w:p>
+      <w:pPr>
+        <w:pStyle w:val="ListParagraph"/>
+        <w:numPr>
+          <w:ilvl w:val="0"/>
+          <w:numId w:val="2"/>
+        </w:numPr>
+        <w:spacing w:after="70" w:line="290"/>
+      </w:pPr>
+      <w:r>
+        <w:rPr>
+          <w:b w:val="false"/>
+          <w:bCs w:val="false"/>
+          <w:sz w:val="22"/>
+          <w:szCs w:val="22"/>
+        </w:rPr>
+        <w:t xml:space="preserve">The ranking weights are fixed; letting drivers weight their own ranking is a natural v2 extension.</w:t>
       </w:r>
     </w:p>
     <w:p>
@@ -16237,7 +17006,7 @@
       <w:r>
         <w:drawing>
           <wp:inline distT="0" distB="0" distL="0" distR="0">
-            <wp:extent cx="4572000" cy="2343150"/>
+            <wp:extent cx="3143250" cy="2990850"/>
             <wp:effectExtent t="0" r="0" b="0" l="0"/>
             <wp:docPr id="1" name="" descr="" title=""/>
             <wp:cNvGraphicFramePr>
@@ -16262,7 +17031,7 @@
                   <pic:spPr bwMode="auto">
                     <a:xfrm>
                       <a:off x="0" y="0"/>
-                      <a:ext cx="4572000" cy="2343150"/>
+                      <a:ext cx="3143250" cy="2990850"/>
                     </a:xfrm>
                     <a:prstGeom prst="rect">
                       <a:avLst/>
@@ -16288,7 +17057,1705 @@
           <w:sz w:val="19"/>
           <w:szCs w:val="19"/>
         </w:rPr>
-        <w:t xml:space="preserve">Figure 36 — Velocity per sprint — committed vs delivered story points</w:t>
+        <w:t xml:space="preserve">Figure 36 — Activity diagram — travel-policy rule interpretation, veto resolution and candidate ranking (FR-15)</w:t>
+      </w:r>
+    </w:p>
+    <w:p>
+      <w:pPr>
+        <w:spacing w:after="40" w:before="140"/>
+        <w:jc w:val="center"/>
+      </w:pPr>
+      <w:r>
+        <w:drawing>
+          <wp:inline distT="0" distB="0" distL="0" distR="0">
+            <wp:extent cx="4476750" cy="2486025"/>
+            <wp:effectExtent t="0" r="0" b="0" l="0"/>
+            <wp:docPr id="1" name="" descr="" title=""/>
+            <wp:cNvGraphicFramePr>
+              <a:graphicFrameLocks xmlns:a="http://schemas.openxmlformats.org/drawingml/2006/main" noChangeAspect="1"/>
+            </wp:cNvGraphicFramePr>
+            <a:graphic xmlns:a="http://schemas.openxmlformats.org/drawingml/2006/main">
+              <a:graphicData uri="http://schemas.openxmlformats.org/drawingml/2006/picture">
+                <pic:pic xmlns:pic="http://schemas.openxmlformats.org/drawingml/2006/picture">
+                  <pic:nvPicPr>
+                    <pic:cNvPr id="0" name="" descr=""/>
+                    <pic:cNvPicPr>
+                      <a:picLocks noChangeAspect="1" noChangeArrowheads="1"/>
+                    </pic:cNvPicPr>
+                  </pic:nvPicPr>
+                  <pic:blipFill>
+                    <a:blip r:embed="rId44" cstate="none"/>
+                    <a:srcRect/>
+                    <a:stretch>
+                      <a:fillRect/>
+                    </a:stretch>
+                  </pic:blipFill>
+                  <pic:spPr bwMode="auto">
+                    <a:xfrm>
+                      <a:off x="0" y="0"/>
+                      <a:ext cx="4476750" cy="2486025"/>
+                    </a:xfrm>
+                    <a:prstGeom prst="rect">
+                      <a:avLst/>
+                    </a:prstGeom>
+                  </pic:spPr>
+                </pic:pic>
+              </a:graphicData>
+            </a:graphic>
+          </wp:inline>
+        </w:drawing>
+      </w:r>
+    </w:p>
+    <w:p>
+      <w:pPr>
+        <w:spacing w:after="160"/>
+        <w:jc w:val="center"/>
+      </w:pPr>
+      <w:r>
+        <w:rPr>
+          <w:i/>
+          <w:iCs/>
+          <w:color w:val="555555"/>
+          <w:sz w:val="19"/>
+          <w:szCs w:val="19"/>
+        </w:rPr>
+        <w:t xml:space="preserve">Figure 37 — Sprint 9 burndown chart</w:t>
+      </w:r>
+    </w:p>
+    <w:p>
+      <w:pPr>
+        <w:spacing w:after="40" w:before="140"/>
+        <w:jc w:val="center"/>
+      </w:pPr>
+      <w:r>
+        <w:drawing>
+          <wp:inline distT="0" distB="0" distL="0" distR="0">
+            <wp:extent cx="4476750" cy="2486025"/>
+            <wp:effectExtent t="0" r="0" b="0" l="0"/>
+            <wp:docPr id="1" name="" descr="" title=""/>
+            <wp:cNvGraphicFramePr>
+              <a:graphicFrameLocks xmlns:a="http://schemas.openxmlformats.org/drawingml/2006/main" noChangeAspect="1"/>
+            </wp:cNvGraphicFramePr>
+            <a:graphic xmlns:a="http://schemas.openxmlformats.org/drawingml/2006/main">
+              <a:graphicData uri="http://schemas.openxmlformats.org/drawingml/2006/picture">
+                <pic:pic xmlns:pic="http://schemas.openxmlformats.org/drawingml/2006/picture">
+                  <pic:nvPicPr>
+                    <pic:cNvPr id="0" name="" descr=""/>
+                    <pic:cNvPicPr>
+                      <a:picLocks noChangeAspect="1" noChangeArrowheads="1"/>
+                    </pic:cNvPicPr>
+                  </pic:nvPicPr>
+                  <pic:blipFill>
+                    <a:blip r:embed="rId45" cstate="none"/>
+                    <a:srcRect/>
+                    <a:stretch>
+                      <a:fillRect/>
+                    </a:stretch>
+                  </pic:blipFill>
+                  <pic:spPr bwMode="auto">
+                    <a:xfrm>
+                      <a:off x="0" y="0"/>
+                      <a:ext cx="4476750" cy="2486025"/>
+                    </a:xfrm>
+                    <a:prstGeom prst="rect">
+                      <a:avLst/>
+                    </a:prstGeom>
+                  </pic:spPr>
+                </pic:pic>
+              </a:graphicData>
+            </a:graphic>
+          </wp:inline>
+        </w:drawing>
+      </w:r>
+    </w:p>
+    <w:p>
+      <w:pPr>
+        <w:spacing w:after="160"/>
+        <w:jc w:val="center"/>
+      </w:pPr>
+      <w:r>
+        <w:rPr>
+          <w:i/>
+          <w:iCs/>
+          <w:color w:val="555555"/>
+          <w:sz w:val="19"/>
+          <w:szCs w:val="19"/>
+        </w:rPr>
+        <w:t xml:space="preserve">Figure 38 — Sprint 9 burnup chart</w:t>
+      </w:r>
+    </w:p>
+    <w:p>
+      <w:r>
+        <w:br w:type="page"/>
+      </w:r>
+    </w:p>
+    <w:p>
+      <w:pPr>
+        <w:pStyle w:val="Heading1"/>
+        <w:spacing w:after="160" w:before="320"/>
+      </w:pPr>
+      <w:r>
+        <w:t xml:space="preserve">7. Software Architecture</w:t>
+      </w:r>
+    </w:p>
+    <w:p>
+      <w:pPr>
+        <w:pStyle w:val="Heading2"/>
+        <w:spacing w:after="130" w:before="260"/>
+      </w:pPr>
+      <w:r>
+        <w:t xml:space="preserve">7.1 Architectural style and components</w:t>
+      </w:r>
+    </w:p>
+    <w:p>
+      <w:pPr>
+        <w:spacing w:after="120" w:line="300"/>
+      </w:pPr>
+      <w:r>
+        <w:rPr>
+          <w:b w:val="false"/>
+          <w:bCs w:val="false"/>
+          <w:i w:val="false"/>
+          <w:iCs w:val="false"/>
+          <w:sz w:val="22"/>
+          <w:szCs w:val="22"/>
+        </w:rPr>
+        <w:t xml:space="preserve">The system realizes a client–server, three-tier layered architecture in MVC style. The client is the SPA (View); the server exposes stateless JSON/REST connectors through seven controllers (Auth, User, Vehicle, TripOffer, RideRequest, TripPlanning, Booking, Notification — the routing/pricing orchestration lives in TripPlanningController); the Service layer contains all business logic; the Repository layer abstracts persistence. External connectors: the Google Maps Distance Matrix API behind the MappingService interface (Singleton service, Primary implementation with graceful fallback) and a simulated PaymentService behind an equivalent interface.</w:t>
+      </w:r>
+    </w:p>
+    <w:p>
+      <w:pPr>
+        <w:spacing w:after="120" w:line="300"/>
+      </w:pPr>
+      <w:r>
+        <w:rPr>
+          <w:b w:val="false"/>
+          <w:bCs w:val="false"/>
+          <w:i w:val="false"/>
+          <w:iCs w:val="false"/>
+          <w:sz w:val="22"/>
+          <w:szCs w:val="22"/>
+        </w:rPr>
+        <w:t xml:space="preserve">Benefits obtained from the style: independent evolvability of the layers (the Sprint 7 subsystems touched no algorithmic code), unit-testability of the core (mocked interfaces), and replaceability of external services. Accepted trade-offs: an in-process monolith (adequate at course scale) and HTTP polling instead of push for notifications.</w:t>
+      </w:r>
+    </w:p>
+    <w:p>
+      <w:pPr>
+        <w:pStyle w:val="Heading2"/>
+        <w:spacing w:after="130" w:before="260"/>
+      </w:pPr>
+      <w:r>
+        <w:t xml:space="preserve">7.2 Design patterns</w:t>
+      </w:r>
+    </w:p>
+    <w:tbl>
+      <w:tblPr>
+        <w:tblW w:type="dxa" w:w="9360"/>
+        <w:tblBorders>
+          <w:top w:val="single" w:color="auto" w:sz="4"/>
+          <w:left w:val="single" w:color="auto" w:sz="4"/>
+          <w:bottom w:val="single" w:color="auto" w:sz="4"/>
+          <w:right w:val="single" w:color="auto" w:sz="4"/>
+          <w:insideH w:val="single" w:color="auto" w:sz="4"/>
+          <w:insideV w:val="single" w:color="auto" w:sz="4"/>
+        </w:tblBorders>
+      </w:tblPr>
+      <w:tblGrid>
+        <w:gridCol w:w="500"/>
+        <w:gridCol w:w="2100"/>
+        <w:gridCol w:w="3300"/>
+        <w:gridCol w:w="3460"/>
+      </w:tblGrid>
+      <w:tr>
+        <w:trPr>
+          <w:tblHeader/>
+        </w:trPr>
+        <w:tc>
+          <w:tcPr>
+            <w:tcW w:type="dxa" w:w="500"/>
+            <w:shd w:fill="1e3a8a" w:val="clear"/>
+            <w:tcMar>
+              <w:top w:type="dxa" w:w="60"/>
+              <w:left w:type="dxa" w:w="100"/>
+              <w:bottom w:type="dxa" w:w="60"/>
+              <w:right w:type="dxa" w:w="100"/>
+            </w:tcMar>
+          </w:tcPr>
+          <w:p>
+            <w:pPr>
+              <w:spacing w:after="20" w:line="250"/>
+            </w:pPr>
+            <w:r>
+              <w:rPr>
+                <w:b/>
+                <w:bCs/>
+                <w:color w:val="FFFFFF"/>
+                <w:sz w:val="19"/>
+                <w:szCs w:val="19"/>
+              </w:rPr>
+              <w:t xml:space="preserve">#</w:t>
+            </w:r>
+          </w:p>
+        </w:tc>
+        <w:tc>
+          <w:tcPr>
+            <w:tcW w:type="dxa" w:w="2100"/>
+            <w:shd w:fill="1e3a8a" w:val="clear"/>
+            <w:tcMar>
+              <w:top w:type="dxa" w:w="60"/>
+              <w:left w:type="dxa" w:w="100"/>
+              <w:bottom w:type="dxa" w:w="60"/>
+              <w:right w:type="dxa" w:w="100"/>
+            </w:tcMar>
+          </w:tcPr>
+          <w:p>
+            <w:pPr>
+              <w:spacing w:after="20" w:line="250"/>
+            </w:pPr>
+            <w:r>
+              <w:rPr>
+                <w:b/>
+                <w:bCs/>
+                <w:color w:val="FFFFFF"/>
+                <w:sz w:val="19"/>
+                <w:szCs w:val="19"/>
+              </w:rPr>
+              <w:t xml:space="preserve">Pattern</w:t>
+            </w:r>
+          </w:p>
+        </w:tc>
+        <w:tc>
+          <w:tcPr>
+            <w:tcW w:type="dxa" w:w="3300"/>
+            <w:shd w:fill="1e3a8a" w:val="clear"/>
+            <w:tcMar>
+              <w:top w:type="dxa" w:w="60"/>
+              <w:left w:type="dxa" w:w="100"/>
+              <w:bottom w:type="dxa" w:w="60"/>
+              <w:right w:type="dxa" w:w="100"/>
+            </w:tcMar>
+          </w:tcPr>
+          <w:p>
+            <w:pPr>
+              <w:spacing w:after="20" w:line="250"/>
+            </w:pPr>
+            <w:r>
+              <w:rPr>
+                <w:b/>
+                <w:bCs/>
+                <w:color w:val="FFFFFF"/>
+                <w:sz w:val="19"/>
+                <w:szCs w:val="19"/>
+              </w:rPr>
+              <w:t xml:space="preserve">Where</w:t>
+            </w:r>
+          </w:p>
+        </w:tc>
+        <w:tc>
+          <w:tcPr>
+            <w:tcW w:type="dxa" w:w="3460"/>
+            <w:shd w:fill="1e3a8a" w:val="clear"/>
+            <w:tcMar>
+              <w:top w:type="dxa" w:w="60"/>
+              <w:left w:type="dxa" w:w="100"/>
+              <w:bottom w:type="dxa" w:w="60"/>
+              <w:right w:type="dxa" w:w="100"/>
+            </w:tcMar>
+          </w:tcPr>
+          <w:p>
+            <w:pPr>
+              <w:spacing w:after="20" w:line="250"/>
+            </w:pPr>
+            <w:r>
+              <w:rPr>
+                <w:b/>
+                <w:bCs/>
+                <w:color w:val="FFFFFF"/>
+                <w:sz w:val="19"/>
+                <w:szCs w:val="19"/>
+              </w:rPr>
+              <w:t xml:space="preserve">Purpose</w:t>
+            </w:r>
+          </w:p>
+        </w:tc>
+      </w:tr>
+      <w:tr>
+        <w:tc>
+          <w:tcPr>
+            <w:tcW w:type="dxa" w:w="500"/>
+            <w:tcMar>
+              <w:top w:type="dxa" w:w="60"/>
+              <w:left w:type="dxa" w:w="100"/>
+              <w:bottom w:type="dxa" w:w="60"/>
+              <w:right w:type="dxa" w:w="100"/>
+            </w:tcMar>
+          </w:tcPr>
+          <w:p>
+            <w:pPr>
+              <w:spacing w:after="20" w:line="250"/>
+            </w:pPr>
+            <w:r>
+              <w:rPr>
+                <w:b w:val="false"/>
+                <w:bCs w:val="false"/>
+                <w:sz w:val="19"/>
+                <w:szCs w:val="19"/>
+              </w:rPr>
+              <w:t xml:space="preserve">1</w:t>
+            </w:r>
+          </w:p>
+        </w:tc>
+        <w:tc>
+          <w:tcPr>
+            <w:tcW w:type="dxa" w:w="2100"/>
+            <w:tcMar>
+              <w:top w:type="dxa" w:w="60"/>
+              <w:left w:type="dxa" w:w="100"/>
+              <w:bottom w:type="dxa" w:w="60"/>
+              <w:right w:type="dxa" w:w="100"/>
+            </w:tcMar>
+          </w:tcPr>
+          <w:p>
+            <w:pPr>
+              <w:spacing w:after="20" w:line="250"/>
+            </w:pPr>
+            <w:r>
+              <w:rPr>
+                <w:b w:val="false"/>
+                <w:bCs w:val="false"/>
+                <w:sz w:val="19"/>
+                <w:szCs w:val="19"/>
+              </w:rPr>
+              <w:t xml:space="preserve">Strategy</w:t>
+            </w:r>
+          </w:p>
+        </w:tc>
+        <w:tc>
+          <w:tcPr>
+            <w:tcW w:type="dxa" w:w="3300"/>
+            <w:tcMar>
+              <w:top w:type="dxa" w:w="60"/>
+              <w:left w:type="dxa" w:w="100"/>
+              <w:bottom w:type="dxa" w:w="60"/>
+              <w:right w:type="dxa" w:w="100"/>
+            </w:tcMar>
+          </w:tcPr>
+          <w:p>
+            <w:pPr>
+              <w:spacing w:after="20" w:line="250"/>
+            </w:pPr>
+            <w:r>
+              <w:rPr>
+                <w:b w:val="false"/>
+                <w:bCs w:val="false"/>
+                <w:sz w:val="19"/>
+                <w:szCs w:val="19"/>
+              </w:rPr>
+              <w:t xml:space="preserve">PricingPolicy implementations</w:t>
+            </w:r>
+          </w:p>
+        </w:tc>
+        <w:tc>
+          <w:tcPr>
+            <w:tcW w:type="dxa" w:w="3460"/>
+            <w:tcMar>
+              <w:top w:type="dxa" w:w="60"/>
+              <w:left w:type="dxa" w:w="100"/>
+              <w:bottom w:type="dxa" w:w="60"/>
+              <w:right w:type="dxa" w:w="100"/>
+            </w:tcMar>
+          </w:tcPr>
+          <w:p>
+            <w:pPr>
+              <w:spacing w:after="20" w:line="250"/>
+            </w:pPr>
+            <w:r>
+              <w:rPr>
+                <w:b w:val="false"/>
+                <w:bCs w:val="false"/>
+                <w:sz w:val="19"/>
+                <w:szCs w:val="19"/>
+              </w:rPr>
+              <w:t xml:space="preserve">Interchangeable pricing rules</w:t>
+            </w:r>
+          </w:p>
+        </w:tc>
+      </w:tr>
+      <w:tr>
+        <w:tc>
+          <w:tcPr>
+            <w:tcW w:type="dxa" w:w="500"/>
+            <w:tcMar>
+              <w:top w:type="dxa" w:w="60"/>
+              <w:left w:type="dxa" w:w="100"/>
+              <w:bottom w:type="dxa" w:w="60"/>
+              <w:right w:type="dxa" w:w="100"/>
+            </w:tcMar>
+          </w:tcPr>
+          <w:p>
+            <w:pPr>
+              <w:spacing w:after="20" w:line="250"/>
+            </w:pPr>
+            <w:r>
+              <w:rPr>
+                <w:b w:val="false"/>
+                <w:bCs w:val="false"/>
+                <w:sz w:val="19"/>
+                <w:szCs w:val="19"/>
+              </w:rPr>
+              <w:t xml:space="preserve">2</w:t>
+            </w:r>
+          </w:p>
+        </w:tc>
+        <w:tc>
+          <w:tcPr>
+            <w:tcW w:type="dxa" w:w="2100"/>
+            <w:tcMar>
+              <w:top w:type="dxa" w:w="60"/>
+              <w:left w:type="dxa" w:w="100"/>
+              <w:bottom w:type="dxa" w:w="60"/>
+              <w:right w:type="dxa" w:w="100"/>
+            </w:tcMar>
+          </w:tcPr>
+          <w:p>
+            <w:pPr>
+              <w:spacing w:after="20" w:line="250"/>
+            </w:pPr>
+            <w:r>
+              <w:rPr>
+                <w:b w:val="false"/>
+                <w:bCs w:val="false"/>
+                <w:sz w:val="19"/>
+                <w:szCs w:val="19"/>
+              </w:rPr>
+              <w:t xml:space="preserve">Chain of Responsibility</w:t>
+            </w:r>
+          </w:p>
+        </w:tc>
+        <w:tc>
+          <w:tcPr>
+            <w:tcW w:type="dxa" w:w="3300"/>
+            <w:tcMar>
+              <w:top w:type="dxa" w:w="60"/>
+              <w:left w:type="dxa" w:w="100"/>
+              <w:bottom w:type="dxa" w:w="60"/>
+              <w:right w:type="dxa" w:w="100"/>
+            </w:tcMar>
+          </w:tcPr>
+          <w:p>
+            <w:pPr>
+              <w:spacing w:after="20" w:line="250"/>
+            </w:pPr>
+            <w:r>
+              <w:rPr>
+                <w:b w:val="false"/>
+                <w:bCs w:val="false"/>
+                <w:sz w:val="19"/>
+                <w:szCs w:val="19"/>
+              </w:rPr>
+              <w:t xml:space="preserve">PricingEngine</w:t>
+            </w:r>
+          </w:p>
+        </w:tc>
+        <w:tc>
+          <w:tcPr>
+            <w:tcW w:type="dxa" w:w="3460"/>
+            <w:tcMar>
+              <w:top w:type="dxa" w:w="60"/>
+              <w:left w:type="dxa" w:w="100"/>
+              <w:bottom w:type="dxa" w:w="60"/>
+              <w:right w:type="dxa" w:w="100"/>
+            </w:tcMar>
+          </w:tcPr>
+          <w:p>
+            <w:pPr>
+              <w:spacing w:after="20" w:line="250"/>
+            </w:pPr>
+            <w:r>
+              <w:rPr>
+                <w:b w:val="false"/>
+                <w:bCs w:val="false"/>
+                <w:sz w:val="19"/>
+                <w:szCs w:val="19"/>
+              </w:rPr>
+              <w:t xml:space="preserve">Priority-ordered policy pipeline</w:t>
+            </w:r>
+          </w:p>
+        </w:tc>
+      </w:tr>
+      <w:tr>
+        <w:tc>
+          <w:tcPr>
+            <w:tcW w:type="dxa" w:w="500"/>
+            <w:tcMar>
+              <w:top w:type="dxa" w:w="60"/>
+              <w:left w:type="dxa" w:w="100"/>
+              <w:bottom w:type="dxa" w:w="60"/>
+              <w:right w:type="dxa" w:w="100"/>
+            </w:tcMar>
+          </w:tcPr>
+          <w:p>
+            <w:pPr>
+              <w:spacing w:after="20" w:line="250"/>
+            </w:pPr>
+            <w:r>
+              <w:rPr>
+                <w:b w:val="false"/>
+                <w:bCs w:val="false"/>
+                <w:sz w:val="19"/>
+                <w:szCs w:val="19"/>
+              </w:rPr>
+              <w:t xml:space="preserve">3</w:t>
+            </w:r>
+          </w:p>
+        </w:tc>
+        <w:tc>
+          <w:tcPr>
+            <w:tcW w:type="dxa" w:w="2100"/>
+            <w:tcMar>
+              <w:top w:type="dxa" w:w="60"/>
+              <w:left w:type="dxa" w:w="100"/>
+              <w:bottom w:type="dxa" w:w="60"/>
+              <w:right w:type="dxa" w:w="100"/>
+            </w:tcMar>
+          </w:tcPr>
+          <w:p>
+            <w:pPr>
+              <w:spacing w:after="20" w:line="250"/>
+            </w:pPr>
+            <w:r>
+              <w:rPr>
+                <w:b w:val="false"/>
+                <w:bCs w:val="false"/>
+                <w:sz w:val="19"/>
+                <w:szCs w:val="19"/>
+              </w:rPr>
+              <w:t xml:space="preserve">Repository</w:t>
+            </w:r>
+          </w:p>
+        </w:tc>
+        <w:tc>
+          <w:tcPr>
+            <w:tcW w:type="dxa" w:w="3300"/>
+            <w:tcMar>
+              <w:top w:type="dxa" w:w="60"/>
+              <w:left w:type="dxa" w:w="100"/>
+              <w:bottom w:type="dxa" w:w="60"/>
+              <w:right w:type="dxa" w:w="100"/>
+            </w:tcMar>
+          </w:tcPr>
+          <w:p>
+            <w:pPr>
+              <w:spacing w:after="20" w:line="250"/>
+            </w:pPr>
+            <w:r>
+              <w:rPr>
+                <w:b w:val="false"/>
+                <w:bCs w:val="false"/>
+                <w:sz w:val="19"/>
+                <w:szCs w:val="19"/>
+              </w:rPr>
+              <w:t xml:space="preserve">Spring Data interfaces</w:t>
+            </w:r>
+          </w:p>
+        </w:tc>
+        <w:tc>
+          <w:tcPr>
+            <w:tcW w:type="dxa" w:w="3460"/>
+            <w:tcMar>
+              <w:top w:type="dxa" w:w="60"/>
+              <w:left w:type="dxa" w:w="100"/>
+              <w:bottom w:type="dxa" w:w="60"/>
+              <w:right w:type="dxa" w:w="100"/>
+            </w:tcMar>
+          </w:tcPr>
+          <w:p>
+            <w:pPr>
+              <w:spacing w:after="20" w:line="250"/>
+            </w:pPr>
+            <w:r>
+              <w:rPr>
+                <w:b w:val="false"/>
+                <w:bCs w:val="false"/>
+                <w:sz w:val="19"/>
+                <w:szCs w:val="19"/>
+              </w:rPr>
+              <w:t xml:space="preserve">Persistence abstraction</w:t>
+            </w:r>
+          </w:p>
+        </w:tc>
+      </w:tr>
+      <w:tr>
+        <w:tc>
+          <w:tcPr>
+            <w:tcW w:type="dxa" w:w="500"/>
+            <w:tcMar>
+              <w:top w:type="dxa" w:w="60"/>
+              <w:left w:type="dxa" w:w="100"/>
+              <w:bottom w:type="dxa" w:w="60"/>
+              <w:right w:type="dxa" w:w="100"/>
+            </w:tcMar>
+          </w:tcPr>
+          <w:p>
+            <w:pPr>
+              <w:spacing w:after="20" w:line="250"/>
+            </w:pPr>
+            <w:r>
+              <w:rPr>
+                <w:b w:val="false"/>
+                <w:bCs w:val="false"/>
+                <w:sz w:val="19"/>
+                <w:szCs w:val="19"/>
+              </w:rPr>
+              <w:t xml:space="preserve">4</w:t>
+            </w:r>
+          </w:p>
+        </w:tc>
+        <w:tc>
+          <w:tcPr>
+            <w:tcW w:type="dxa" w:w="2100"/>
+            <w:tcMar>
+              <w:top w:type="dxa" w:w="60"/>
+              <w:left w:type="dxa" w:w="100"/>
+              <w:bottom w:type="dxa" w:w="60"/>
+              <w:right w:type="dxa" w:w="100"/>
+            </w:tcMar>
+          </w:tcPr>
+          <w:p>
+            <w:pPr>
+              <w:spacing w:after="20" w:line="250"/>
+            </w:pPr>
+            <w:r>
+              <w:rPr>
+                <w:b w:val="false"/>
+                <w:bCs w:val="false"/>
+                <w:sz w:val="19"/>
+                <w:szCs w:val="19"/>
+              </w:rPr>
+              <w:t xml:space="preserve">MVC</w:t>
+            </w:r>
+          </w:p>
+        </w:tc>
+        <w:tc>
+          <w:tcPr>
+            <w:tcW w:type="dxa" w:w="3300"/>
+            <w:tcMar>
+              <w:top w:type="dxa" w:w="60"/>
+              <w:left w:type="dxa" w:w="100"/>
+              <w:bottom w:type="dxa" w:w="60"/>
+              <w:right w:type="dxa" w:w="100"/>
+            </w:tcMar>
+          </w:tcPr>
+          <w:p>
+            <w:pPr>
+              <w:spacing w:after="20" w:line="250"/>
+            </w:pPr>
+            <w:r>
+              <w:rPr>
+                <w:b w:val="false"/>
+                <w:bCs w:val="false"/>
+                <w:sz w:val="19"/>
+                <w:szCs w:val="19"/>
+              </w:rPr>
+              <w:t xml:space="preserve">SPA / Controllers / Model</w:t>
+            </w:r>
+          </w:p>
+        </w:tc>
+        <w:tc>
+          <w:tcPr>
+            <w:tcW w:type="dxa" w:w="3460"/>
+            <w:tcMar>
+              <w:top w:type="dxa" w:w="60"/>
+              <w:left w:type="dxa" w:w="100"/>
+              <w:bottom w:type="dxa" w:w="60"/>
+              <w:right w:type="dxa" w:w="100"/>
+            </w:tcMar>
+          </w:tcPr>
+          <w:p>
+            <w:pPr>
+              <w:spacing w:after="20" w:line="250"/>
+            </w:pPr>
+            <w:r>
+              <w:rPr>
+                <w:b w:val="false"/>
+                <w:bCs w:val="false"/>
+                <w:sz w:val="19"/>
+                <w:szCs w:val="19"/>
+              </w:rPr>
+              <w:t xml:space="preserve">Web-layer separation</w:t>
+            </w:r>
+          </w:p>
+        </w:tc>
+      </w:tr>
+      <w:tr>
+        <w:tc>
+          <w:tcPr>
+            <w:tcW w:type="dxa" w:w="500"/>
+            <w:tcMar>
+              <w:top w:type="dxa" w:w="60"/>
+              <w:left w:type="dxa" w:w="100"/>
+              <w:bottom w:type="dxa" w:w="60"/>
+              <w:right w:type="dxa" w:w="100"/>
+            </w:tcMar>
+          </w:tcPr>
+          <w:p>
+            <w:pPr>
+              <w:spacing w:after="20" w:line="250"/>
+            </w:pPr>
+            <w:r>
+              <w:rPr>
+                <w:b w:val="false"/>
+                <w:bCs w:val="false"/>
+                <w:sz w:val="19"/>
+                <w:szCs w:val="19"/>
+              </w:rPr>
+              <w:t xml:space="preserve">5</w:t>
+            </w:r>
+          </w:p>
+        </w:tc>
+        <w:tc>
+          <w:tcPr>
+            <w:tcW w:type="dxa" w:w="2100"/>
+            <w:tcMar>
+              <w:top w:type="dxa" w:w="60"/>
+              <w:left w:type="dxa" w:w="100"/>
+              <w:bottom w:type="dxa" w:w="60"/>
+              <w:right w:type="dxa" w:w="100"/>
+            </w:tcMar>
+          </w:tcPr>
+          <w:p>
+            <w:pPr>
+              <w:spacing w:after="20" w:line="250"/>
+            </w:pPr>
+            <w:r>
+              <w:rPr>
+                <w:b w:val="false"/>
+                <w:bCs w:val="false"/>
+                <w:sz w:val="19"/>
+                <w:szCs w:val="19"/>
+              </w:rPr>
+              <w:t xml:space="preserve">Dependency Injection</w:t>
+            </w:r>
+          </w:p>
+        </w:tc>
+        <w:tc>
+          <w:tcPr>
+            <w:tcW w:type="dxa" w:w="3300"/>
+            <w:tcMar>
+              <w:top w:type="dxa" w:w="60"/>
+              <w:left w:type="dxa" w:w="100"/>
+              <w:bottom w:type="dxa" w:w="60"/>
+              <w:right w:type="dxa" w:w="100"/>
+            </w:tcMar>
+          </w:tcPr>
+          <w:p>
+            <w:pPr>
+              <w:spacing w:after="20" w:line="250"/>
+            </w:pPr>
+            <w:r>
+              <w:rPr>
+                <w:b w:val="false"/>
+                <w:bCs w:val="false"/>
+                <w:sz w:val="19"/>
+                <w:szCs w:val="19"/>
+              </w:rPr>
+              <w:t xml:space="preserve">Spring IoC everywhere</w:t>
+            </w:r>
+          </w:p>
+        </w:tc>
+        <w:tc>
+          <w:tcPr>
+            <w:tcW w:type="dxa" w:w="3460"/>
+            <w:tcMar>
+              <w:top w:type="dxa" w:w="60"/>
+              <w:left w:type="dxa" w:w="100"/>
+              <w:bottom w:type="dxa" w:w="60"/>
+              <w:right w:type="dxa" w:w="100"/>
+            </w:tcMar>
+          </w:tcPr>
+          <w:p>
+            <w:pPr>
+              <w:spacing w:after="20" w:line="250"/>
+            </w:pPr>
+            <w:r>
+              <w:rPr>
+                <w:b w:val="false"/>
+                <w:bCs w:val="false"/>
+                <w:sz w:val="19"/>
+                <w:szCs w:val="19"/>
+              </w:rPr>
+              <w:t xml:space="preserve">Loose coupling, testability</w:t>
+            </w:r>
+          </w:p>
+        </w:tc>
+      </w:tr>
+      <w:tr>
+        <w:tc>
+          <w:tcPr>
+            <w:tcW w:type="dxa" w:w="500"/>
+            <w:tcMar>
+              <w:top w:type="dxa" w:w="60"/>
+              <w:left w:type="dxa" w:w="100"/>
+              <w:bottom w:type="dxa" w:w="60"/>
+              <w:right w:type="dxa" w:w="100"/>
+            </w:tcMar>
+          </w:tcPr>
+          <w:p>
+            <w:pPr>
+              <w:spacing w:after="20" w:line="250"/>
+            </w:pPr>
+            <w:r>
+              <w:rPr>
+                <w:b w:val="false"/>
+                <w:bCs w:val="false"/>
+                <w:sz w:val="19"/>
+                <w:szCs w:val="19"/>
+              </w:rPr>
+              <w:t xml:space="preserve">6</w:t>
+            </w:r>
+          </w:p>
+        </w:tc>
+        <w:tc>
+          <w:tcPr>
+            <w:tcW w:type="dxa" w:w="2100"/>
+            <w:tcMar>
+              <w:top w:type="dxa" w:w="60"/>
+              <w:left w:type="dxa" w:w="100"/>
+              <w:bottom w:type="dxa" w:w="60"/>
+              <w:right w:type="dxa" w:w="100"/>
+            </w:tcMar>
+          </w:tcPr>
+          <w:p>
+            <w:pPr>
+              <w:spacing w:after="20" w:line="250"/>
+            </w:pPr>
+            <w:r>
+              <w:rPr>
+                <w:b w:val="false"/>
+                <w:bCs w:val="false"/>
+                <w:sz w:val="19"/>
+                <w:szCs w:val="19"/>
+              </w:rPr>
+              <w:t xml:space="preserve">DTO</w:t>
+            </w:r>
+          </w:p>
+        </w:tc>
+        <w:tc>
+          <w:tcPr>
+            <w:tcW w:type="dxa" w:w="3300"/>
+            <w:tcMar>
+              <w:top w:type="dxa" w:w="60"/>
+              <w:left w:type="dxa" w:w="100"/>
+              <w:bottom w:type="dxa" w:w="60"/>
+              <w:right w:type="dxa" w:w="100"/>
+            </w:tcMar>
+          </w:tcPr>
+          <w:p>
+            <w:pPr>
+              <w:spacing w:after="20" w:line="250"/>
+            </w:pPr>
+            <w:r>
+              <w:rPr>
+                <w:b w:val="false"/>
+                <w:bCs w:val="false"/>
+                <w:sz w:val="19"/>
+                <w:szCs w:val="19"/>
+              </w:rPr>
+              <w:t xml:space="preserve">PricingResult, StopSequenceResult</w:t>
+            </w:r>
+          </w:p>
+        </w:tc>
+        <w:tc>
+          <w:tcPr>
+            <w:tcW w:type="dxa" w:w="3460"/>
+            <w:tcMar>
+              <w:top w:type="dxa" w:w="60"/>
+              <w:left w:type="dxa" w:w="100"/>
+              <w:bottom w:type="dxa" w:w="60"/>
+              <w:right w:type="dxa" w:w="100"/>
+            </w:tcMar>
+          </w:tcPr>
+          <w:p>
+            <w:pPr>
+              <w:spacing w:after="20" w:line="250"/>
+            </w:pPr>
+            <w:r>
+              <w:rPr>
+                <w:b w:val="false"/>
+                <w:bCs w:val="false"/>
+                <w:sz w:val="19"/>
+                <w:szCs w:val="19"/>
+              </w:rPr>
+              <w:t xml:space="preserve">Decouple API shapes from entities</w:t>
+            </w:r>
+          </w:p>
+        </w:tc>
+      </w:tr>
+      <w:tr>
+        <w:tc>
+          <w:tcPr>
+            <w:tcW w:type="dxa" w:w="500"/>
+            <w:tcMar>
+              <w:top w:type="dxa" w:w="60"/>
+              <w:left w:type="dxa" w:w="100"/>
+              <w:bottom w:type="dxa" w:w="60"/>
+              <w:right w:type="dxa" w:w="100"/>
+            </w:tcMar>
+          </w:tcPr>
+          <w:p>
+            <w:pPr>
+              <w:spacing w:after="20" w:line="250"/>
+            </w:pPr>
+            <w:r>
+              <w:rPr>
+                <w:b w:val="false"/>
+                <w:bCs w:val="false"/>
+                <w:sz w:val="19"/>
+                <w:szCs w:val="19"/>
+              </w:rPr>
+              <w:t xml:space="preserve">7</w:t>
+            </w:r>
+          </w:p>
+        </w:tc>
+        <w:tc>
+          <w:tcPr>
+            <w:tcW w:type="dxa" w:w="2100"/>
+            <w:tcMar>
+              <w:top w:type="dxa" w:w="60"/>
+              <w:left w:type="dxa" w:w="100"/>
+              <w:bottom w:type="dxa" w:w="60"/>
+              <w:right w:type="dxa" w:w="100"/>
+            </w:tcMar>
+          </w:tcPr>
+          <w:p>
+            <w:pPr>
+              <w:spacing w:after="20" w:line="250"/>
+            </w:pPr>
+            <w:r>
+              <w:rPr>
+                <w:b w:val="false"/>
+                <w:bCs w:val="false"/>
+                <w:sz w:val="19"/>
+                <w:szCs w:val="19"/>
+              </w:rPr>
+              <w:t xml:space="preserve">Factory</w:t>
+            </w:r>
+          </w:p>
+        </w:tc>
+        <w:tc>
+          <w:tcPr>
+            <w:tcW w:type="dxa" w:w="3300"/>
+            <w:tcMar>
+              <w:top w:type="dxa" w:w="60"/>
+              <w:left w:type="dxa" w:w="100"/>
+              <w:bottom w:type="dxa" w:w="60"/>
+              <w:right w:type="dxa" w:w="100"/>
+            </w:tcMar>
+          </w:tcPr>
+          <w:p>
+            <w:pPr>
+              <w:spacing w:after="20" w:line="250"/>
+            </w:pPr>
+            <w:r>
+              <w:rPr>
+                <w:b w:val="false"/>
+                <w:bCs w:val="false"/>
+                <w:sz w:val="19"/>
+                <w:szCs w:val="19"/>
+              </w:rPr>
+              <w:t xml:space="preserve">User creation flows</w:t>
+            </w:r>
+          </w:p>
+        </w:tc>
+        <w:tc>
+          <w:tcPr>
+            <w:tcW w:type="dxa" w:w="3460"/>
+            <w:tcMar>
+              <w:top w:type="dxa" w:w="60"/>
+              <w:left w:type="dxa" w:w="100"/>
+              <w:bottom w:type="dxa" w:w="60"/>
+              <w:right w:type="dxa" w:w="100"/>
+            </w:tcMar>
+          </w:tcPr>
+          <w:p>
+            <w:pPr>
+              <w:spacing w:after="20" w:line="250"/>
+            </w:pPr>
+            <w:r>
+              <w:rPr>
+                <w:b w:val="false"/>
+                <w:bCs w:val="false"/>
+                <w:sz w:val="19"/>
+                <w:szCs w:val="19"/>
+              </w:rPr>
+              <w:t xml:space="preserve">Role-specific construction</w:t>
+            </w:r>
+          </w:p>
+        </w:tc>
+      </w:tr>
+      <w:tr>
+        <w:tc>
+          <w:tcPr>
+            <w:tcW w:type="dxa" w:w="500"/>
+            <w:tcMar>
+              <w:top w:type="dxa" w:w="60"/>
+              <w:left w:type="dxa" w:w="100"/>
+              <w:bottom w:type="dxa" w:w="60"/>
+              <w:right w:type="dxa" w:w="100"/>
+            </w:tcMar>
+          </w:tcPr>
+          <w:p>
+            <w:pPr>
+              <w:spacing w:after="20" w:line="250"/>
+            </w:pPr>
+            <w:r>
+              <w:rPr>
+                <w:b w:val="false"/>
+                <w:bCs w:val="false"/>
+                <w:sz w:val="19"/>
+                <w:szCs w:val="19"/>
+              </w:rPr>
+              <w:t xml:space="preserve">8</w:t>
+            </w:r>
+          </w:p>
+        </w:tc>
+        <w:tc>
+          <w:tcPr>
+            <w:tcW w:type="dxa" w:w="2100"/>
+            <w:tcMar>
+              <w:top w:type="dxa" w:w="60"/>
+              <w:left w:type="dxa" w:w="100"/>
+              <w:bottom w:type="dxa" w:w="60"/>
+              <w:right w:type="dxa" w:w="100"/>
+            </w:tcMar>
+          </w:tcPr>
+          <w:p>
+            <w:pPr>
+              <w:spacing w:after="20" w:line="250"/>
+            </w:pPr>
+            <w:r>
+              <w:rPr>
+                <w:b w:val="false"/>
+                <w:bCs w:val="false"/>
+                <w:sz w:val="19"/>
+                <w:szCs w:val="19"/>
+              </w:rPr>
+              <w:t xml:space="preserve">Singleton</w:t>
+            </w:r>
+          </w:p>
+        </w:tc>
+        <w:tc>
+          <w:tcPr>
+            <w:tcW w:type="dxa" w:w="3300"/>
+            <w:tcMar>
+              <w:top w:type="dxa" w:w="60"/>
+              <w:left w:type="dxa" w:w="100"/>
+              <w:bottom w:type="dxa" w:w="60"/>
+              <w:right w:type="dxa" w:w="100"/>
+            </w:tcMar>
+          </w:tcPr>
+          <w:p>
+            <w:pPr>
+              <w:spacing w:after="20" w:line="250"/>
+            </w:pPr>
+            <w:r>
+              <w:rPr>
+                <w:b w:val="false"/>
+                <w:bCs w:val="false"/>
+                <w:sz w:val="19"/>
+                <w:szCs w:val="19"/>
+              </w:rPr>
+              <w:t xml:space="preserve">GoogleMapsMappingService</w:t>
+            </w:r>
+          </w:p>
+        </w:tc>
+        <w:tc>
+          <w:tcPr>
+            <w:tcW w:type="dxa" w:w="3460"/>
+            <w:tcMar>
+              <w:top w:type="dxa" w:w="60"/>
+              <w:left w:type="dxa" w:w="100"/>
+              <w:bottom w:type="dxa" w:w="60"/>
+              <w:right w:type="dxa" w:w="100"/>
+            </w:tcMar>
+          </w:tcPr>
+          <w:p>
+            <w:pPr>
+              <w:spacing w:after="20" w:line="250"/>
+            </w:pPr>
+            <w:r>
+              <w:rPr>
+                <w:b w:val="false"/>
+                <w:bCs w:val="false"/>
+                <w:sz w:val="19"/>
+                <w:szCs w:val="19"/>
+              </w:rPr>
+              <w:t xml:space="preserve">Single stateful API client</w:t>
+            </w:r>
+          </w:p>
+        </w:tc>
+      </w:tr>
+      <w:tr>
+        <w:tc>
+          <w:tcPr>
+            <w:tcW w:type="dxa" w:w="500"/>
+            <w:tcMar>
+              <w:top w:type="dxa" w:w="60"/>
+              <w:left w:type="dxa" w:w="100"/>
+              <w:bottom w:type="dxa" w:w="60"/>
+              <w:right w:type="dxa" w:w="100"/>
+            </w:tcMar>
+          </w:tcPr>
+          <w:p>
+            <w:pPr>
+              <w:spacing w:after="20" w:line="250"/>
+            </w:pPr>
+            <w:r>
+              <w:rPr>
+                <w:b w:val="false"/>
+                <w:bCs w:val="false"/>
+                <w:sz w:val="19"/>
+                <w:szCs w:val="19"/>
+              </w:rPr>
+              <w:t xml:space="preserve">9</w:t>
+            </w:r>
+          </w:p>
+        </w:tc>
+        <w:tc>
+          <w:tcPr>
+            <w:tcW w:type="dxa" w:w="2100"/>
+            <w:tcMar>
+              <w:top w:type="dxa" w:w="60"/>
+              <w:left w:type="dxa" w:w="100"/>
+              <w:bottom w:type="dxa" w:w="60"/>
+              <w:right w:type="dxa" w:w="100"/>
+            </w:tcMar>
+          </w:tcPr>
+          <w:p>
+            <w:pPr>
+              <w:spacing w:after="20" w:line="250"/>
+            </w:pPr>
+            <w:r>
+              <w:rPr>
+                <w:b w:val="false"/>
+                <w:bCs w:val="false"/>
+                <w:sz w:val="19"/>
+                <w:szCs w:val="19"/>
+              </w:rPr>
+              <w:t xml:space="preserve">State</w:t>
+            </w:r>
+          </w:p>
+        </w:tc>
+        <w:tc>
+          <w:tcPr>
+            <w:tcW w:type="dxa" w:w="3300"/>
+            <w:tcMar>
+              <w:top w:type="dxa" w:w="60"/>
+              <w:left w:type="dxa" w:w="100"/>
+              <w:bottom w:type="dxa" w:w="60"/>
+              <w:right w:type="dxa" w:w="100"/>
+            </w:tcMar>
+          </w:tcPr>
+          <w:p>
+            <w:pPr>
+              <w:spacing w:after="20" w:line="250"/>
+            </w:pPr>
+            <w:r>
+              <w:rPr>
+                <w:b w:val="false"/>
+                <w:bCs w:val="false"/>
+                <w:sz w:val="19"/>
+                <w:szCs w:val="19"/>
+              </w:rPr>
+              <w:t xml:space="preserve">BookingLifecycleService guard table</w:t>
+            </w:r>
+          </w:p>
+        </w:tc>
+        <w:tc>
+          <w:tcPr>
+            <w:tcW w:type="dxa" w:w="3460"/>
+            <w:tcMar>
+              <w:top w:type="dxa" w:w="60"/>
+              <w:left w:type="dxa" w:w="100"/>
+              <w:bottom w:type="dxa" w:w="60"/>
+              <w:right w:type="dxa" w:w="100"/>
+            </w:tcMar>
+          </w:tcPr>
+          <w:p>
+            <w:pPr>
+              <w:spacing w:after="20" w:line="250"/>
+            </w:pPr>
+            <w:r>
+              <w:rPr>
+                <w:b w:val="false"/>
+                <w:bCs w:val="false"/>
+                <w:sz w:val="19"/>
+                <w:szCs w:val="19"/>
+              </w:rPr>
+              <w:t xml:space="preserve">Formal booking FSM (FR-12)</w:t>
+            </w:r>
+          </w:p>
+        </w:tc>
+      </w:tr>
+      <w:tr>
+        <w:tc>
+          <w:tcPr>
+            <w:tcW w:type="dxa" w:w="500"/>
+            <w:tcMar>
+              <w:top w:type="dxa" w:w="60"/>
+              <w:left w:type="dxa" w:w="100"/>
+              <w:bottom w:type="dxa" w:w="60"/>
+              <w:right w:type="dxa" w:w="100"/>
+            </w:tcMar>
+          </w:tcPr>
+          <w:p>
+            <w:pPr>
+              <w:spacing w:after="20" w:line="250"/>
+            </w:pPr>
+            <w:r>
+              <w:rPr>
+                <w:b w:val="false"/>
+                <w:bCs w:val="false"/>
+                <w:sz w:val="19"/>
+                <w:szCs w:val="19"/>
+              </w:rPr>
+              <w:t xml:space="preserve">10</w:t>
+            </w:r>
+          </w:p>
+        </w:tc>
+        <w:tc>
+          <w:tcPr>
+            <w:tcW w:type="dxa" w:w="2100"/>
+            <w:tcMar>
+              <w:top w:type="dxa" w:w="60"/>
+              <w:left w:type="dxa" w:w="100"/>
+              <w:bottom w:type="dxa" w:w="60"/>
+              <w:right w:type="dxa" w:w="100"/>
+            </w:tcMar>
+          </w:tcPr>
+          <w:p>
+            <w:pPr>
+              <w:spacing w:after="20" w:line="250"/>
+            </w:pPr>
+            <w:r>
+              <w:rPr>
+                <w:b w:val="false"/>
+                <w:bCs w:val="false"/>
+                <w:sz w:val="19"/>
+                <w:szCs w:val="19"/>
+              </w:rPr>
+              <w:t xml:space="preserve">Observer</w:t>
+            </w:r>
+          </w:p>
+        </w:tc>
+        <w:tc>
+          <w:tcPr>
+            <w:tcW w:type="dxa" w:w="3300"/>
+            <w:tcMar>
+              <w:top w:type="dxa" w:w="60"/>
+              <w:left w:type="dxa" w:w="100"/>
+              <w:bottom w:type="dxa" w:w="60"/>
+              <w:right w:type="dxa" w:w="100"/>
+            </w:tcMar>
+          </w:tcPr>
+          <w:p>
+            <w:pPr>
+              <w:spacing w:after="20" w:line="250"/>
+            </w:pPr>
+            <w:r>
+              <w:rPr>
+                <w:b w:val="false"/>
+                <w:bCs w:val="false"/>
+                <w:sz w:val="19"/>
+                <w:szCs w:val="19"/>
+              </w:rPr>
+              <w:t xml:space="preserve">NotificationService hooks; rating→reputation propagation</w:t>
+            </w:r>
+          </w:p>
+        </w:tc>
+        <w:tc>
+          <w:tcPr>
+            <w:tcW w:type="dxa" w:w="3460"/>
+            <w:tcMar>
+              <w:top w:type="dxa" w:w="60"/>
+              <w:left w:type="dxa" w:w="100"/>
+              <w:bottom w:type="dxa" w:w="60"/>
+              <w:right w:type="dxa" w:w="100"/>
+            </w:tcMar>
+          </w:tcPr>
+          <w:p>
+            <w:pPr>
+              <w:spacing w:after="20" w:line="250"/>
+            </w:pPr>
+            <w:r>
+              <w:rPr>
+                <w:b w:val="false"/>
+                <w:bCs w:val="false"/>
+                <w:sz w:val="19"/>
+                <w:szCs w:val="19"/>
+              </w:rPr>
+              <w:t xml:space="preserve">Event-driven decoupling (FR-10/11/13)</w:t>
+            </w:r>
+          </w:p>
+        </w:tc>
+      </w:tr>
+      <w:tr>
+        <w:tc>
+          <w:tcPr>
+            <w:tcW w:type="dxa" w:w="500"/>
+            <w:tcMar>
+              <w:top w:type="dxa" w:w="60"/>
+              <w:left w:type="dxa" w:w="100"/>
+              <w:bottom w:type="dxa" w:w="60"/>
+              <w:right w:type="dxa" w:w="100"/>
+            </w:tcMar>
+          </w:tcPr>
+          <w:p>
+            <w:pPr>
+              <w:spacing w:after="20" w:line="250"/>
+            </w:pPr>
+            <w:r>
+              <w:rPr>
+                <w:b w:val="false"/>
+                <w:bCs w:val="false"/>
+                <w:sz w:val="19"/>
+                <w:szCs w:val="19"/>
+              </w:rPr>
+              <w:t xml:space="preserve">11</w:t>
+            </w:r>
+          </w:p>
+        </w:tc>
+        <w:tc>
+          <w:tcPr>
+            <w:tcW w:type="dxa" w:w="2100"/>
+            <w:tcMar>
+              <w:top w:type="dxa" w:w="60"/>
+              <w:left w:type="dxa" w:w="100"/>
+              <w:bottom w:type="dxa" w:w="60"/>
+              <w:right w:type="dxa" w:w="100"/>
+            </w:tcMar>
+          </w:tcPr>
+          <w:p>
+            <w:pPr>
+              <w:spacing w:after="20" w:line="250"/>
+            </w:pPr>
+            <w:r>
+              <w:rPr>
+                <w:b w:val="false"/>
+                <w:bCs w:val="false"/>
+                <w:sz w:val="19"/>
+                <w:szCs w:val="19"/>
+              </w:rPr>
+              <w:t xml:space="preserve">Specification</w:t>
+            </w:r>
+          </w:p>
+        </w:tc>
+        <w:tc>
+          <w:tcPr>
+            <w:tcW w:type="dxa" w:w="3300"/>
+            <w:tcMar>
+              <w:top w:type="dxa" w:w="60"/>
+              <w:left w:type="dxa" w:w="100"/>
+              <w:bottom w:type="dxa" w:w="60"/>
+              <w:right w:type="dxa" w:w="100"/>
+            </w:tcMar>
+          </w:tcPr>
+          <w:p>
+            <w:pPr>
+              <w:spacing w:after="20" w:line="250"/>
+            </w:pPr>
+            <w:r>
+              <w:rPr>
+                <w:b w:val="false"/>
+                <w:bCs w:val="false"/>
+                <w:sz w:val="19"/>
+                <w:szCs w:val="19"/>
+              </w:rPr>
+              <w:t xml:space="preserve">DriverTravelRule set interpreted by TravelPolicyService</w:t>
+            </w:r>
+          </w:p>
+        </w:tc>
+        <w:tc>
+          <w:tcPr>
+            <w:tcW w:type="dxa" w:w="3460"/>
+            <w:tcMar>
+              <w:top w:type="dxa" w:w="60"/>
+              <w:left w:type="dxa" w:w="100"/>
+              <w:bottom w:type="dxa" w:w="60"/>
+              <w:right w:type="dxa" w:w="100"/>
+            </w:tcMar>
+          </w:tcPr>
+          <w:p>
+            <w:pPr>
+              <w:spacing w:after="20" w:line="250"/>
+            </w:pPr>
+            <w:r>
+              <w:rPr>
+                <w:b w:val="false"/>
+                <w:bCs w:val="false"/>
+                <w:sz w:val="19"/>
+                <w:szCs w:val="19"/>
+              </w:rPr>
+              <w:t xml:space="preserve">Driver-owned composable predicates (FR-15)</w:t>
+            </w:r>
+          </w:p>
+        </w:tc>
+      </w:tr>
+    </w:tbl>
+    <w:p>
+      <w:pPr>
+        <w:pStyle w:val="Heading2"/>
+        <w:spacing w:after="130" w:before="260"/>
+      </w:pPr>
+      <w:r>
+        <w:t xml:space="preserve">7.3 Deployment view</w:t>
+      </w:r>
+    </w:p>
+    <w:p>
+      <w:pPr>
+        <w:spacing w:after="120" w:line="300"/>
+      </w:pPr>
+      <w:r>
+        <w:rPr>
+          <w:b w:val="false"/>
+          <w:bCs w:val="false"/>
+          <w:i w:val="false"/>
+          <w:iCs w:val="false"/>
+          <w:sz w:val="22"/>
+          <w:szCs w:val="22"/>
+        </w:rPr>
+        <w:t xml:space="preserve">Two deployment configurations exist. Development: Spring Boot embedded server + local MySQL (XAMPP). Production-like: two containers orchestrated by docker compose — the application image (built by the multi-stage Dockerfile, running as a non-root user on a JRE-only base) and mysql:8.0 with a named volume and a health check that gates application startup. Configuration enters exclusively through environment variables (12-factor); the same image runs unchanged in both configurations (NFR-6).</w:t>
+      </w:r>
+    </w:p>
+    <w:p>
+      <w:r>
+        <w:br w:type="page"/>
+      </w:r>
+    </w:p>
+    <w:p>
+      <w:pPr>
+        <w:pStyle w:val="Heading1"/>
+        <w:spacing w:after="160" w:before="320"/>
+      </w:pPr>
+      <w:r>
+        <w:t xml:space="preserve">8. Verification and Validation</w:t>
+      </w:r>
+    </w:p>
+    <w:p>
+      <w:pPr>
+        <w:pStyle w:val="Heading2"/>
+        <w:spacing w:after="130" w:before="260"/>
+      </w:pPr>
+      <w:r>
+        <w:t xml:space="preserve">8.1 Test strategy</w:t>
+      </w:r>
+    </w:p>
+    <w:p>
+      <w:pPr>
+        <w:spacing w:after="120" w:line="300"/>
+      </w:pPr>
+      <w:r>
+        <w:rPr>
+          <w:b w:val="false"/>
+          <w:bCs w:val="false"/>
+          <w:i w:val="false"/>
+          <w:iCs w:val="false"/>
+          <w:sz w:val="22"/>
+          <w:szCs w:val="22"/>
+        </w:rPr>
+        <w:t xml:space="preserve">Three complementary levels, all executed by mvn test and by CI on every push: unit tests of the algorithmic services with mocked collaborators (matching, pricing, reputation — 15 tests); an ordered end-to-end integration suite driving the real HTTP stack against the H2 profile (60 tests covering every endpoint's happy and error branches, including fault injection of Maps API failures via a Mockito spy); the Sprint 7 lifecycle/notification/eligibility suite (22 tests) verifying the full state machine — every legal transition, every illegal-transition class as HTTP 409, trip completion semantics, and Observer propagation into the inbox — and the Sprint 9 policy-engine suite (20 tests) covering rule CRUD, all veto paths, ranking, driver pricing with the loyalty audit, the overbooking regression, action-authorization 403s and the monitoring endpoint. One context smoke test completes the 118.</w:t>
+      </w:r>
+    </w:p>
+    <w:p>
+      <w:pPr>
+        <w:pStyle w:val="Heading2"/>
+        <w:spacing w:after="130" w:before="260"/>
+      </w:pPr>
+      <w:r>
+        <w:t xml:space="preserve">8.2 Results and coverage</w:t>
+      </w:r>
+    </w:p>
+    <w:p>
+      <w:pPr>
+        <w:pStyle w:val="ListParagraph"/>
+        <w:numPr>
+          <w:ilvl w:val="0"/>
+          <w:numId w:val="2"/>
+        </w:numPr>
+        <w:spacing w:after="70" w:line="290"/>
+      </w:pPr>
+      <w:r>
+        <w:rPr>
+          <w:b w:val="false"/>
+          <w:bCs w:val="false"/>
+          <w:sz w:val="22"/>
+          <w:szCs w:val="22"/>
+        </w:rPr>
+        <w:t xml:space="preserve">118 automated tests, all green (local and CI); JaCoCo line coverage ≈ 84 %, above the ≥ 80 % target of NFR-4;</w:t>
+      </w:r>
+    </w:p>
+    <w:p>
+      <w:pPr>
+        <w:pStyle w:val="ListParagraph"/>
+        <w:numPr>
+          <w:ilvl w:val="0"/>
+          <w:numId w:val="2"/>
+        </w:numPr>
+        <w:spacing w:after="70" w:line="290"/>
+      </w:pPr>
+      <w:r>
+        <w:rPr>
+          <w:b w:val="false"/>
+          <w:bCs w:val="false"/>
+          <w:sz w:val="22"/>
+          <w:szCs w:val="22"/>
+        </w:rPr>
+        <w:t xml:space="preserve">requirement coverage: every FR is exercised by at least one named test scenario; the FSM guard table of FR-12 is additionally verified exhaustively at unit level;</w:t>
+      </w:r>
+    </w:p>
+    <w:p>
+      <w:pPr>
+        <w:pStyle w:val="ListParagraph"/>
+        <w:numPr>
+          <w:ilvl w:val="0"/>
+          <w:numId w:val="2"/>
+        </w:numPr>
+        <w:spacing w:after="70" w:line="290"/>
+      </w:pPr>
+      <w:r>
+        <w:rPr>
+          <w:b w:val="false"/>
+          <w:bCs w:val="false"/>
+          <w:sz w:val="22"/>
+          <w:szCs w:val="22"/>
+        </w:rPr>
+        <w:t xml:space="preserve">defects found by verification during Sprints 7–9 hardening: (D1) dashboard CSS silently unparsed due to a UTF-16-encoded file tail — fixed and visually re-verified; (D2) integration fixtures with hardcoded June 2026 dates began violating @FutureOrPresent at persistence after 20 June — replaced by now-relative dates (standing rule adopted); (D3) BCrypt password hashes serialized by user-listing endpoints — fixed with a write-only JSON property and re-tested; (D4) bookings routed in isolation allowed overbooking beyond vehicle capacity — fixed by planning with all active bookings, regression-tested on a 1-seat vehicle; (D5) lifecycle transitions accepted any caller — fixed with actor authorization (HTTP 403), regression-tested.</w:t>
+      </w:r>
+    </w:p>
+    <w:p>
+      <w:pPr>
+        <w:pStyle w:val="Heading2"/>
+        <w:spacing w:after="130" w:before="260"/>
+      </w:pPr>
+      <w:r>
+        <w:t xml:space="preserve">8.3 Validation against user needs</w:t>
+      </w:r>
+    </w:p>
+    <w:p>
+      <w:pPr>
+        <w:spacing w:after="120" w:line="300"/>
+      </w:pPr>
+      <w:r>
+        <w:rPr>
+          <w:b w:val="false"/>
+          <w:bCs w:val="false"/>
+          <w:i w:val="false"/>
+          <w:iCs w:val="false"/>
+          <w:sz w:val="22"/>
+          <w:szCs w:val="22"/>
+        </w:rPr>
+        <w:t xml:space="preserve">Each sprint review demonstrated the increment against its sprint goal from the user's perspective (Section 6). Final validation walked the complete passenger and driver journeys: register → search (only feasible trips shown) → book (fare with audit trail, payment simulation) → driver confirm → trip completion → rating → reputation/tier update → notifications at every step.</w:t>
+      </w:r>
+    </w:p>
+    <w:p>
+      <w:r>
+        <w:br w:type="page"/>
+      </w:r>
+    </w:p>
+    <w:p>
+      <w:pPr>
+        <w:pStyle w:val="Heading1"/>
+        <w:spacing w:after="160" w:before="320"/>
+      </w:pPr>
+      <w:r>
+        <w:t xml:space="preserve">9. Project Closure</w:t>
+      </w:r>
+    </w:p>
+    <w:p>
+      <w:pPr>
+        <w:pStyle w:val="Heading2"/>
+        <w:spacing w:after="130" w:before="260"/>
+      </w:pPr>
+      <w:r>
+        <w:t xml:space="preserve">9.1 Velocity and delivery</w:t>
+      </w:r>
+    </w:p>
+    <w:p>
+      <w:pPr>
+        <w:spacing w:after="120" w:line="300"/>
+      </w:pPr>
+      <w:r>
+        <w:rPr>
+          <w:b w:val="false"/>
+          <w:bCs w:val="false"/>
+          <w:i w:val="false"/>
+          <w:iCs w:val="false"/>
+          <w:sz w:val="22"/>
+          <w:szCs w:val="22"/>
+        </w:rPr>
+        <w:t xml:space="preserve">164 story points were delivered over nine sprints (average velocity ≈ 18.2 SP/sprint, ranging from 10 to 26). Velocity was deliberately not smoothed: Sprint 1 paid the framework learning curve, Sprint 2 was the heaviest cycle, and Sprint 4 — colliding with the examination period — is the one sprint whose goal was missed (2 SP carried into Sprint 5 and delivered there). The two scope adjustments (Sprints 2 and 7) were absorbed within their sprints. Total effort tracked ≈ 100 hours, matching the course's individual budget.</w:t>
+      </w:r>
+    </w:p>
+    <w:p>
+      <w:pPr>
+        <w:spacing w:after="40" w:before="140"/>
+        <w:jc w:val="center"/>
+      </w:pPr>
+      <w:r>
+        <w:drawing>
+          <wp:inline distT="0" distB="0" distL="0" distR="0">
+            <wp:extent cx="4572000" cy="2286000"/>
+            <wp:effectExtent t="0" r="0" b="0" l="0"/>
+            <wp:docPr id="1" name="" descr="" title=""/>
+            <wp:cNvGraphicFramePr>
+              <a:graphicFrameLocks xmlns:a="http://schemas.openxmlformats.org/drawingml/2006/main" noChangeAspect="1"/>
+            </wp:cNvGraphicFramePr>
+            <a:graphic xmlns:a="http://schemas.openxmlformats.org/drawingml/2006/main">
+              <a:graphicData uri="http://schemas.openxmlformats.org/drawingml/2006/picture">
+                <pic:pic xmlns:pic="http://schemas.openxmlformats.org/drawingml/2006/picture">
+                  <pic:nvPicPr>
+                    <pic:cNvPr id="0" name="" descr=""/>
+                    <pic:cNvPicPr>
+                      <a:picLocks noChangeAspect="1" noChangeArrowheads="1"/>
+                    </pic:cNvPicPr>
+                  </pic:nvPicPr>
+                  <pic:blipFill>
+                    <a:blip r:embed="rId46" cstate="none"/>
+                    <a:srcRect/>
+                    <a:stretch>
+                      <a:fillRect/>
+                    </a:stretch>
+                  </pic:blipFill>
+                  <pic:spPr bwMode="auto">
+                    <a:xfrm>
+                      <a:off x="0" y="0"/>
+                      <a:ext cx="4572000" cy="2286000"/>
+                    </a:xfrm>
+                    <a:prstGeom prst="rect">
+                      <a:avLst/>
+                    </a:prstGeom>
+                  </pic:spPr>
+                </pic:pic>
+              </a:graphicData>
+            </a:graphic>
+          </wp:inline>
+        </w:drawing>
+      </w:r>
+    </w:p>
+    <w:p>
+      <w:pPr>
+        <w:spacing w:after="160"/>
+        <w:jc w:val="center"/>
+      </w:pPr>
+      <w:r>
+        <w:rPr>
+          <w:i/>
+          <w:iCs/>
+          <w:color w:val="555555"/>
+          <w:sz w:val="19"/>
+          <w:szCs w:val="19"/>
+        </w:rPr>
+        <w:t xml:space="preserve">Figure 39 — Velocity per sprint — committed vs delivered story points</w:t>
       </w:r>
     </w:p>
     <w:p>
@@ -17000,7 +19467,7 @@
           <w:sz w:val="22"/>
           <w:szCs w:val="22"/>
         </w:rPr>
-        <w:t xml:space="preserve">RideNDrive delivers its vision — constraint-aware commuter carpooling with explainable pricing and a working trust loop — through a disciplined Scrum process augmented with DevOps automation: 8 documented sprints, 17 delivered backlog items, 14 uniquely identified functional requirements traced from user story to test, 10 design patterns, 98 automated tests at 84 % coverage, and a one-command containerized deployment. The process, not only the product, is the deliverable of this course — and this report documents both.</w:t>
+        <w:t xml:space="preserve">RideNDrive delivers its vision — constraint-aware commuter carpooling with explainable pricing and a working trust loop — through a disciplined Scrum process augmented with DevOps automation: 9 documented sprints, 20 delivered backlog items, 16 uniquely identified functional requirements traced from user story to test, 11 design patterns, 118 automated tests at ≈ 84 % coverage, and a one-command containerized deployment. The process, not only the product, is the deliverable of this course — and this report documents both.</w:t>
       </w:r>
     </w:p>
     <w:p>
@@ -17590,7 +20057,55 @@
           <w:sz w:val="20"/>
           <w:szCs w:val="20"/>
         </w:rPr>
-        <w:t xml:space="preserve">Figure 36 — Velocity per sprint — committed vs delivered story points</w:t>
+        <w:t xml:space="preserve">Figure 36 — Activity diagram — travel-policy rule interpretation, veto resolution and candidate ranking (FR-15)</w:t>
+      </w:r>
+    </w:p>
+    <w:p>
+      <w:pPr>
+        <w:spacing w:after="60" w:line="300"/>
+      </w:pPr>
+      <w:r>
+        <w:rPr>
+          <w:b w:val="false"/>
+          <w:bCs w:val="false"/>
+          <w:i w:val="false"/>
+          <w:iCs w:val="false"/>
+          <w:sz w:val="20"/>
+          <w:szCs w:val="20"/>
+        </w:rPr>
+        <w:t xml:space="preserve">Figure 37 — Sprint 9 burndown chart</w:t>
+      </w:r>
+    </w:p>
+    <w:p>
+      <w:pPr>
+        <w:spacing w:after="60" w:line="300"/>
+      </w:pPr>
+      <w:r>
+        <w:rPr>
+          <w:b w:val="false"/>
+          <w:bCs w:val="false"/>
+          <w:i w:val="false"/>
+          <w:iCs w:val="false"/>
+          <w:sz w:val="20"/>
+          <w:szCs w:val="20"/>
+        </w:rPr>
+        <w:t xml:space="preserve">Figure 38 — Sprint 9 burnup chart</w:t>
+      </w:r>
+    </w:p>
+    <w:p>
+      <w:pPr>
+        <w:spacing w:after="60" w:line="300"/>
+      </w:pPr>
+      <w:r>
+        <w:rPr>
+          <w:b w:val="false"/>
+          <w:bCs w:val="false"/>
+          <w:i w:val="false"/>
+          <w:iCs w:val="false"/>
+          <w:sz w:val="20"/>
+          <w:szCs w:val="20"/>
+        </w:rPr>
+        <w:t xml:space="preserve">Figure 39 — Velocity per sprint — committed vs delivered story points</w:t>
       </w:r>
     </w:p>
     <w:sectPr>
